--- a/00-首页/题组Word/习题书/学生版/5-元素推断.docx
+++ b/00-首页/题组Word/习题书/学生版/5-元素推断.docx
@@ -2,7 +2,7 @@
 <file path=word/document.xml><?xml version="1.0" encoding="utf-8"?>
 <w:document xmlns:w="http://schemas.openxmlformats.org/wordprocessingml/2006/main" xmlns:m="http://schemas.openxmlformats.org/officeDocument/2006/math" xmlns:r="http://schemas.openxmlformats.org/officeDocument/2006/relationships" xmlns:o="urn:schemas-microsoft-com:office:office" xmlns:v="urn:schemas-microsoft-com:vml" xmlns:w10="urn:schemas-microsoft-com:office:word" xmlns:a="http://schemas.openxmlformats.org/drawingml/2006/main" xmlns:pic="http://schemas.openxmlformats.org/drawingml/2006/picture" xmlns:wp="http://schemas.openxmlformats.org/drawingml/2006/wordprocessingDrawing">
   <w:body>
-    <w:bookmarkStart w:id="79" w:name="第-5-章-元素推断"/>
+    <w:bookmarkStart w:id="78" w:name="第-5-章-元素推断"/>
     <w:p>
       <w:pPr>
         <w:spacing w:after="1800" w:before="1200" w:line="276" w:lineRule="auto"/>
@@ -138,7 +138,7 @@
           <w:color w:val="5B6975"/>
           <w:sz w:val="24"/>
         </w:rPr>
-        <w:t>：28</w:t>
+        <w:t>：27</w:t>
       </w:r>
     </w:p>
     <w:p>
@@ -11515,7 +11515,7 @@
       </w:r>
     </w:p>
     <w:bookmarkEnd w:id="48"/>
-    <w:bookmarkStart w:id="49" w:name="习题6.13-d4"/>
+    <w:bookmarkStart w:id="49" w:name="习题6.24-d4"/>
     <w:p>
       <w:pPr>
         <w:pStyle w:val="Heading2"/>
@@ -11526,1842 +11526,6 @@
           <w:rFonts w:ascii="Times New Roman" w:hAnsi="Times New Roman" w:eastAsia="Times New Roman" w:cs="Times New Roman"/>
         </w:rPr>
         <w:t xml:space="preserve">5.13 </w:t>
-      </w:r>
-      <w:r>
-        <w:rPr>
-          <w:rFonts w:hint="eastAsia" w:ascii="Times New Roman" w:hAnsi="Times New Roman" w:eastAsia="SimHei" w:cs="Times New Roman"/>
-        </w:rPr>
-        <w:t>习题</w:t>
-      </w:r>
-      <w:r>
-        <w:rPr>
-          <w:rFonts w:hint="eastAsia" w:ascii="Times New Roman" w:hAnsi="Times New Roman" w:eastAsia="Times New Roman" w:cs="Times New Roman"/>
-        </w:rPr>
-        <w:t>6.13</w:t>
-      </w:r>
-      <w:r>
-        <w:rPr>
-          <w:rFonts w:ascii="Times New Roman" w:hAnsi="Times New Roman" w:eastAsia="Times New Roman" w:cs="Times New Roman"/>
-        </w:rPr>
-        <w:t xml:space="preserve"> 〔🟢 d4〕</w:t>
-      </w:r>
-    </w:p>
-    <w:p>
-      <w:pPr>
-        <w:pStyle w:val="FirstParagraph"/>
-      </w:pPr>
-      <w:r>
-        <w:rPr>
-          <w:rFonts w:hint="eastAsia" w:ascii="Times New Roman" w:hAnsi="Times New Roman" w:eastAsia="FangSong" w:cs="Times New Roman"/>
-        </w:rPr>
-        <w:t xml:space="preserve">实验室常用</w:t>
-      </w:r>
-      <w:r>
-        <w:rPr>
-          <w:rFonts w:ascii="Times New Roman" w:hAnsi="Times New Roman" w:eastAsia="Times New Roman" w:cs="Times New Roman"/>
-        </w:rPr>
-        <w:t xml:space="preserve"> </w:t>
-      </w:r>
-      <m:oMath>
-        <m:sSubSup>
-          <m:e>
-            <m:r>
-              <m:rPr>
-                <m:sty m:val="p"/>
-              </m:rPr>
-              <m:t>H</m:t>
-            </m:r>
-            <m:r>
-              <m:rPr>
-                <m:sty m:val="p"/>
-              </m:rPr>
-              <m:t>S</m:t>
-            </m:r>
-            <m:r>
-              <m:rPr>
-                <m:sty m:val="p"/>
-              </m:rPr>
-              <m:t>O</m:t>
-            </m:r>
-          </m:e>
-          <m:sub>
-            <m:r>
-              <m:t>3</m:t>
-            </m:r>
-          </m:sub>
-          <m:sup>
-            <m:r>
-              <m:rPr>
-                <m:sty m:val="p"/>
-              </m:rPr>
-              <m:t>−</m:t>
-            </m:r>
-          </m:sup>
-        </m:sSubSup>
-      </m:oMath>
-      <w:r>
-        <w:rPr>
-          <w:rFonts w:ascii="Times New Roman" w:hAnsi="Times New Roman" w:eastAsia="Times New Roman" w:cs="Times New Roman"/>
-        </w:rPr>
-        <w:t xml:space="preserve"> </w:t>
-      </w:r>
-      <w:r>
-        <w:rPr>
-          <w:rFonts w:hint="eastAsia" w:ascii="Times New Roman" w:hAnsi="Times New Roman" w:eastAsia="FangSong" w:cs="Times New Roman"/>
-        </w:rPr>
-        <w:t xml:space="preserve">多步还原</w:t>
-      </w:r>
-      <w:r>
-        <w:rPr>
-          <w:rFonts w:ascii="Times New Roman" w:hAnsi="Times New Roman" w:eastAsia="Times New Roman" w:cs="Times New Roman"/>
-        </w:rPr>
-        <w:t xml:space="preserve"> </w:t>
-      </w:r>
-      <m:oMath>
-        <m:sSub>
-          <m:e>
-            <m:r>
-              <m:rPr>
-                <m:sty m:val="p"/>
-              </m:rPr>
-              <m:t>H</m:t>
-            </m:r>
-            <m:r>
-              <m:rPr>
-                <m:sty m:val="p"/>
-              </m:rPr>
-              <m:t>N</m:t>
-            </m:r>
-            <m:r>
-              <m:rPr>
-                <m:sty m:val="p"/>
-              </m:rPr>
-              <m:t>O</m:t>
-            </m:r>
-          </m:e>
-          <m:sub>
-            <m:r>
-              <m:t>2</m:t>
-            </m:r>
-          </m:sub>
-        </m:sSub>
-      </m:oMath>
-      <w:r>
-        <w:rPr>
-          <w:rFonts w:ascii="Times New Roman" w:hAnsi="Times New Roman" w:eastAsia="Times New Roman" w:cs="Times New Roman"/>
-        </w:rPr>
-        <w:t xml:space="preserve"> </w:t>
-      </w:r>
-      <w:r>
-        <w:rPr>
-          <w:rFonts w:hint="eastAsia" w:ascii="Times New Roman" w:hAnsi="Times New Roman" w:eastAsia="FangSong" w:cs="Times New Roman"/>
-        </w:rPr>
-        <w:t xml:space="preserve">来制备含有</w:t>
-      </w:r>
-      <w:r>
-        <w:rPr>
-          <w:rFonts w:ascii="Times New Roman" w:hAnsi="Times New Roman" w:eastAsia="Times New Roman" w:cs="Times New Roman"/>
-        </w:rPr>
-        <w:t xml:space="preserve"> </w:t>
-      </w:r>
-      <m:oMath>
-        <m:oMathPr>
-          <m:ctrlPr>
-            <w:rPr>
-              <w:sz w:val="28"/>
-              <w:szCs w:val="28"/>
-            </w:rPr>
-          </m:ctrlPr>
-        </m:oMathPr>
-        <m:sSub>
-          <m:e>
-            <m:r>
-              <m:rPr>
-                <m:sty m:val="p"/>
-              </m:rPr>
-              <m:t>Y</m:t>
-            </m:r>
-            <m:r>
-              <m:rPr>
-                <m:sty m:val="p"/>
-              </m:rPr>
-              <m:t>N</m:t>
-            </m:r>
-            <m:r>
-              <m:rPr>
-                <m:sty m:val="p"/>
-              </m:rPr>
-              <m:t>X</m:t>
-            </m:r>
-          </m:e>
-          <m:sub>
-            <m:r>
-              <m:t>3</m:t>
-            </m:r>
-          </m:sub>
-        </m:sSub>
-        <m:r>
-          <m:rPr>
-            <m:sty m:val="p"/>
-          </m:rPr>
-          <m:t>(</m:t>
-        </m:r>
-        <m:r>
-          <m:t>ω</m:t>
-        </m:r>
-        <m:r>
-          <m:rPr>
-            <m:sty m:val="p"/>
-          </m:rPr>
-          <m:t>(</m:t>
-        </m:r>
-        <m:r>
-          <m:t>N</m:t>
-        </m:r>
-        <m:r>
-          <m:rPr>
-            <m:sty m:val="p"/>
-          </m:rPr>
-          <m:t>)</m:t>
-        </m:r>
-        <m:r>
-          <m:rPr>
-            <m:sty m:val="p"/>
-          </m:rPr>
-          <m:t>=</m:t>
-        </m:r>
-        <m:r>
-          <m:t>42.42</m:t>
-        </m:r>
-        <m:r>
-          <m:rPr>
-            <m:sty m:val="p"/>
-          </m:rPr>
-          <m:t>%</m:t>
-        </m:r>
-        <m:r>
-          <m:rPr>
-            <m:sty m:val="p"/>
-          </m:rPr>
-          <m:t>)</m:t>
-        </m:r>
-      </m:oMath>
-      <w:r>
-        <w:rPr>
-          <w:rFonts w:ascii="Times New Roman" w:hAnsi="Times New Roman" w:eastAsia="Times New Roman" w:cs="Times New Roman"/>
-        </w:rPr>
-        <w:t xml:space="preserve"> </w:t>
-      </w:r>
-      <w:r>
-        <w:rPr>
-          <w:rFonts w:hint="eastAsia" w:ascii="Times New Roman" w:hAnsi="Times New Roman" w:eastAsia="FangSong" w:cs="Times New Roman"/>
-        </w:rPr>
-        <w:t>的溶液</w:t>
-      </w:r>
-      <w:r>
-        <w:rPr>
-          <w:rFonts w:hint="eastAsia" w:ascii="Times New Roman" w:hAnsi="Times New Roman" w:eastAsia="Times New Roman" w:cs="Times New Roman"/>
-        </w:rPr>
-        <w:t>。</w:t>
-      </w:r>
-    </w:p>
-    <w:p>
-      <w:pPr>
-        <w:pStyle w:val="BodyText"/>
-      </w:pPr>
-      <w:r>
-        <w:rPr>
-          <w:rFonts w:ascii="Times New Roman" w:hAnsi="Times New Roman" w:eastAsia="Times New Roman" w:cs="Times New Roman"/>
-        </w:rPr>
-        <w:t>YNX</w:t>
-      </w:r>
-      <w:r>
-        <w:rPr>
-          <w:rFonts w:ascii="Times New Roman" w:hAnsi="Times New Roman" w:eastAsia="Times New Roman" w:cs="Times New Roman"/>
-          <w:vertAlign w:val="subscript"/>
-        </w:rPr>
-        <w:t>3</w:t>
-      </w:r>
-      <w:r>
-        <w:rPr>
-          <w:rFonts w:ascii="Times New Roman" w:hAnsi="Times New Roman" w:eastAsia="Times New Roman" w:cs="Times New Roman"/>
-        </w:rPr>
-        <w:t xml:space="preserve"> </w:t>
-      </w:r>
-      <w:r>
-        <w:rPr>
-          <w:rFonts w:hint="eastAsia" w:ascii="Times New Roman" w:hAnsi="Times New Roman" w:eastAsia="FangSong" w:cs="Times New Roman"/>
-        </w:rPr>
-        <w:t>以其在酸性溶液中可形成阳离子</w:t>
-      </w:r>
-      <w:r>
-        <w:rPr>
-          <w:rFonts w:hint="eastAsia" w:ascii="Times New Roman" w:hAnsi="Times New Roman" w:eastAsia="Times New Roman" w:cs="Times New Roman"/>
-        </w:rPr>
-        <w:t>Z</w:t>
-      </w:r>
-      <w:r>
-        <w:rPr>
-          <w:rFonts w:hint="eastAsia" w:ascii="Times New Roman" w:hAnsi="Times New Roman" w:eastAsia="Times New Roman" w:cs="Times New Roman"/>
-          <w:vertAlign w:val="superscript"/>
-        </w:rPr>
-        <w:t>+</w:t>
-      </w:r>
-      <w:r>
-        <w:rPr>
-          <w:rFonts w:ascii="Times New Roman" w:hAnsi="Times New Roman" w:eastAsia="Times New Roman" w:cs="Times New Roman"/>
-        </w:rPr>
-        <w:t xml:space="preserve"> </w:t>
-      </w:r>
-      <w:r>
-        <w:rPr>
-          <w:rFonts w:hint="eastAsia" w:ascii="Times New Roman" w:hAnsi="Times New Roman" w:eastAsia="FangSong" w:cs="Times New Roman"/>
-        </w:rPr>
-        <w:t>为特征</w:t>
-      </w:r>
-      <w:r>
-        <w:rPr>
-          <w:rFonts w:hint="eastAsia" w:ascii="Times New Roman" w:hAnsi="Times New Roman" w:eastAsia="Times New Roman" w:cs="Times New Roman"/>
-        </w:rPr>
-        <w:t>。</w:t>
-      </w:r>
-    </w:p>
-    <w:p>
-      <w:pPr>
-        <w:pStyle w:val="Compact"/>
-        <w:numPr>
-          <w:ilvl w:val="0"/>
-          <w:numId w:val="1005"/>
-        </w:numPr>
-      </w:pPr>
-      <w:r>
-        <w:rPr>
-          <w:rFonts w:hint="eastAsia" w:ascii="Times New Roman" w:hAnsi="Times New Roman" w:eastAsia="FangSong" w:cs="Times New Roman"/>
-        </w:rPr>
-        <w:t xml:space="preserve">试确定</w:t>
-      </w:r>
-      <w:r>
-        <w:rPr>
-          <w:rFonts w:ascii="Times New Roman" w:hAnsi="Times New Roman" w:eastAsia="Times New Roman" w:cs="Times New Roman"/>
-        </w:rPr>
-        <w:t xml:space="preserve"> pH=3 </w:t>
-      </w:r>
-      <w:r>
-        <w:rPr>
-          <w:rFonts w:hint="eastAsia" w:ascii="Times New Roman" w:hAnsi="Times New Roman" w:eastAsia="FangSong" w:cs="Times New Roman"/>
-        </w:rPr>
-        <w:t xml:space="preserve">的</w:t>
-      </w:r>
-      <w:r>
-        <w:rPr>
-          <w:rFonts w:ascii="Times New Roman" w:hAnsi="Times New Roman" w:eastAsia="Times New Roman" w:cs="Times New Roman"/>
-        </w:rPr>
-        <w:t xml:space="preserve"> 0.01mol/L YNX</w:t>
-      </w:r>
-      <w:r>
-        <w:rPr>
-          <w:rFonts w:ascii="Times New Roman" w:hAnsi="Times New Roman" w:eastAsia="Times New Roman" w:cs="Times New Roman"/>
-          <w:vertAlign w:val="subscript"/>
-        </w:rPr>
-        <w:t>3</w:t>
-      </w:r>
-      <w:r>
-        <w:rPr>
-          <w:rFonts w:ascii="Times New Roman" w:hAnsi="Times New Roman" w:eastAsia="Times New Roman" w:cs="Times New Roman"/>
-        </w:rPr>
-        <w:t xml:space="preserve"> </w:t>
-      </w:r>
-      <w:r>
-        <w:rPr>
-          <w:rFonts w:hint="eastAsia" w:ascii="Times New Roman" w:hAnsi="Times New Roman" w:eastAsia="FangSong" w:cs="Times New Roman"/>
-        </w:rPr>
-        <w:t>溶液中阳离子的浓度</w:t>
-      </w:r>
-      <w:r>
-        <w:rPr>
-          <w:rFonts w:hint="eastAsia" w:ascii="Times New Roman" w:hAnsi="Times New Roman" w:eastAsia="Times New Roman" w:cs="Times New Roman"/>
-        </w:rPr>
-        <w:t>，</w:t>
-      </w:r>
-      <w:r>
-        <w:rPr>
-          <w:rFonts w:hint="eastAsia" w:ascii="Times New Roman" w:hAnsi="Times New Roman" w:eastAsia="FangSong" w:cs="Times New Roman"/>
-        </w:rPr>
-        <w:t>已知</w:t>
-      </w:r>
-      <w:r>
-        <w:rPr>
-          <w:rFonts w:ascii="Times New Roman" w:hAnsi="Times New Roman" w:eastAsia="Times New Roman" w:cs="Times New Roman"/>
-        </w:rPr>
-        <w:t xml:space="preserve"> </w:t>
-      </w:r>
-      <m:oMath>
-        <m:oMathPr>
-          <m:ctrlPr>
-            <w:rPr>
-              <w:sz w:val="28"/>
-              <w:szCs w:val="28"/>
-            </w:rPr>
-          </m:ctrlPr>
-        </m:oMathPr>
-        <m:sSub>
-          <m:e>
-            <m:r>
-              <m:t>K</m:t>
-            </m:r>
-          </m:e>
-          <m:sub>
-            <m:r>
-              <m:t>b</m:t>
-            </m:r>
-          </m:sub>
-        </m:sSub>
-        <m:r>
-          <m:rPr>
-            <m:sty m:val="p"/>
-          </m:rPr>
-          <m:t>=</m:t>
-        </m:r>
-        <m:r>
-          <m:t>6.6</m:t>
-        </m:r>
-        <m:r>
-          <m:rPr>
-            <m:sty m:val="p"/>
-          </m:rPr>
-          <m:t>×</m:t>
-        </m:r>
-        <m:sSup>
-          <m:e>
-            <m:r>
-              <m:t>10</m:t>
-            </m:r>
-          </m:e>
-          <m:sup>
-            <m:r>
-              <m:rPr>
-                <m:sty m:val="p"/>
-              </m:rPr>
-              <m:t>−</m:t>
-            </m:r>
-            <m:r>
-              <m:t>9</m:t>
-            </m:r>
-          </m:sup>
-        </m:sSup>
-      </m:oMath>
-      <w:r>
-        <w:rPr>
-          <w:rFonts w:ascii="Times New Roman" w:hAnsi="Times New Roman" w:eastAsia="Times New Roman" w:cs="Times New Roman"/>
-        </w:rPr>
-        <w:t xml:space="preserve"> </w:t>
-      </w:r>
-      <w:r>
-        <w:rPr>
-          <w:rFonts w:ascii="Times New Roman" w:hAnsi="Times New Roman" w:eastAsia="Times New Roman" w:cs="Times New Roman"/>
-        </w:rPr>
-        <w:t xml:space="preserve">。</w:t>
-      </w:r>
-    </w:p>
-    <w:p>
-      <w:pPr>
-        <w:pStyle w:val="FirstParagraph"/>
-      </w:pPr>
-      <w:r>
-        <w:rPr>
-          <w:rFonts w:hint="eastAsia" w:ascii="Times New Roman" w:hAnsi="Times New Roman" w:eastAsia="FangSong" w:cs="Times New Roman"/>
-        </w:rPr>
-        <w:t xml:space="preserve">现在考察合成</w:t>
-      </w:r>
-      <w:r>
-        <w:rPr>
-          <w:rFonts w:ascii="Times New Roman" w:hAnsi="Times New Roman" w:eastAsia="Times New Roman" w:cs="Times New Roman"/>
-        </w:rPr>
-        <w:t xml:space="preserve"> YNX</w:t>
-      </w:r>
-      <w:r>
-        <w:rPr>
-          <w:rFonts w:ascii="Times New Roman" w:hAnsi="Times New Roman" w:eastAsia="Times New Roman" w:cs="Times New Roman"/>
-          <w:vertAlign w:val="subscript"/>
-        </w:rPr>
-        <w:t>3</w:t>
-      </w:r>
-      <w:r>
-        <w:rPr>
-          <w:rFonts w:ascii="Times New Roman" w:hAnsi="Times New Roman" w:eastAsia="Times New Roman" w:cs="Times New Roman"/>
-        </w:rPr>
-        <w:t xml:space="preserve"> </w:t>
-      </w:r>
-      <w:r>
-        <w:rPr>
-          <w:rFonts w:hint="eastAsia" w:ascii="Times New Roman" w:hAnsi="Times New Roman" w:eastAsia="FangSong" w:cs="Times New Roman"/>
-        </w:rPr>
-        <w:t>过程中发生的反应</w:t>
-      </w:r>
-      <w:r>
-        <w:rPr>
-          <w:rFonts w:hint="eastAsia" w:ascii="Times New Roman" w:hAnsi="Times New Roman" w:eastAsia="Times New Roman" w:cs="Times New Roman"/>
-        </w:rPr>
-        <w:t>。</w:t>
-      </w:r>
-      <w:r>
-        <w:rPr>
-          <w:rFonts w:hint="eastAsia" w:ascii="Times New Roman" w:hAnsi="Times New Roman" w:eastAsia="FangSong" w:cs="Times New Roman"/>
-        </w:rPr>
-        <w:t>此过程中</w:t>
-      </w:r>
-      <w:r>
-        <w:rPr>
-          <w:rFonts w:hint="eastAsia" w:ascii="Times New Roman" w:hAnsi="Times New Roman" w:eastAsia="Times New Roman" w:cs="Times New Roman"/>
-        </w:rPr>
-        <w:t>，</w:t>
-      </w:r>
-      <w:r>
-        <w:rPr>
-          <w:rFonts w:hint="eastAsia" w:ascii="Times New Roman" w:hAnsi="Times New Roman" w:eastAsia="FangSong" w:cs="Times New Roman"/>
-        </w:rPr>
-        <w:t>两种在酸性溶液中不稳定且无法分离的磺酸衍生物</w:t>
-      </w:r>
-      <w:r>
-        <w:rPr>
-          <w:rFonts w:ascii="Times New Roman" w:hAnsi="Times New Roman" w:eastAsia="Times New Roman" w:cs="Times New Roman"/>
-        </w:rPr>
-        <w:t xml:space="preserve"> A、B </w:t>
-      </w:r>
-      <w:r>
-        <w:rPr>
-          <w:rFonts w:hint="eastAsia" w:ascii="Times New Roman" w:hAnsi="Times New Roman" w:eastAsia="FangSong" w:cs="Times New Roman"/>
-        </w:rPr>
-        <w:t>很快生成</w:t>
-      </w:r>
-      <w:r>
-        <w:rPr>
-          <w:rFonts w:hint="eastAsia" w:ascii="Times New Roman" w:hAnsi="Times New Roman" w:eastAsia="Times New Roman" w:cs="Times New Roman"/>
-        </w:rPr>
-        <w:t>。</w:t>
-      </w:r>
-      <w:r>
-        <w:rPr>
-          <w:rFonts w:hint="eastAsia" w:ascii="Times New Roman" w:hAnsi="Times New Roman" w:eastAsia="FangSong" w:cs="Times New Roman"/>
-        </w:rPr>
-        <w:t>这二者能在碱性溶液中制备与分离</w:t>
-      </w:r>
-      <w:r>
-        <w:rPr>
-          <w:rFonts w:hint="eastAsia" w:ascii="Times New Roman" w:hAnsi="Times New Roman" w:eastAsia="Times New Roman" w:cs="Times New Roman"/>
-        </w:rPr>
-        <w:t>，</w:t>
-      </w:r>
-      <w:r>
-        <w:rPr>
-          <w:rFonts w:hint="eastAsia" w:ascii="Times New Roman" w:hAnsi="Times New Roman" w:eastAsia="FangSong" w:cs="Times New Roman"/>
-        </w:rPr>
-        <w:t>方法如下</w:t>
-      </w:r>
-      <w:r>
-        <w:rPr>
-          <w:rFonts w:hint="eastAsia" w:ascii="Times New Roman" w:hAnsi="Times New Roman" w:eastAsia="Times New Roman" w:cs="Times New Roman"/>
-        </w:rPr>
-        <w:t>：</w:t>
-      </w:r>
-      <w:r>
-        <w:rPr>
-          <w:rFonts w:hint="eastAsia" w:ascii="Times New Roman" w:hAnsi="Times New Roman" w:eastAsia="FangSong" w:cs="Times New Roman"/>
-        </w:rPr>
-        <w:t>在</w:t>
-      </w:r>
-      <w:r>
-        <w:rPr>
-          <w:rFonts w:ascii="Times New Roman" w:hAnsi="Times New Roman" w:eastAsia="Times New Roman" w:cs="Times New Roman"/>
-        </w:rPr>
-        <w:t xml:space="preserve"> </w:t>
-      </w:r>
-      <m:oMath>
-        <m:sSup>
-          <m:e>
-            <m:r>
-              <m:t>0</m:t>
-            </m:r>
-          </m:e>
-          <m:sup>
-            <m:r>
-              <m:rPr>
-                <m:sty m:val="p"/>
-              </m:rPr>
-              <m:t>∘</m:t>
-            </m:r>
-          </m:sup>
-        </m:sSup>
-        <m:r>
-          <m:t>C</m:t>
-        </m:r>
-      </m:oMath>
-      <w:r>
-        <w:rPr>
-          <w:rFonts w:ascii="Times New Roman" w:hAnsi="Times New Roman" w:eastAsia="Times New Roman" w:cs="Times New Roman"/>
-        </w:rPr>
-        <w:t xml:space="preserve"> </w:t>
-      </w:r>
-      <w:r>
-        <w:rPr>
-          <w:rFonts w:hint="eastAsia" w:ascii="Times New Roman" w:hAnsi="Times New Roman" w:eastAsia="FangSong" w:cs="Times New Roman"/>
-        </w:rPr>
-        <w:t xml:space="preserve">下和</w:t>
-      </w:r>
-      <w:r>
-        <w:rPr>
-          <w:rFonts w:ascii="Times New Roman" w:hAnsi="Times New Roman" w:eastAsia="Times New Roman" w:cs="Times New Roman"/>
-        </w:rPr>
-        <w:t xml:space="preserve"> 1atm </w:t>
-      </w:r>
-      <w:r>
-        <w:rPr>
-          <w:rFonts w:hint="eastAsia" w:ascii="Times New Roman" w:hAnsi="Times New Roman" w:eastAsia="FangSong" w:cs="Times New Roman"/>
-        </w:rPr>
-        <w:t xml:space="preserve">下将</w:t>
-      </w:r>
-      <w:r>
-        <w:rPr>
-          <w:rFonts w:ascii="Times New Roman" w:hAnsi="Times New Roman" w:eastAsia="Times New Roman" w:cs="Times New Roman"/>
-        </w:rPr>
-        <w:t xml:space="preserve"> 22.40mL SO</w:t>
-      </w:r>
-      <w:r>
-        <w:rPr>
-          <w:rFonts w:ascii="Times New Roman" w:hAnsi="Times New Roman" w:eastAsia="Times New Roman" w:cs="Times New Roman"/>
-          <w:vertAlign w:val="subscript"/>
-        </w:rPr>
-        <w:t>2</w:t>
-      </w:r>
-      <w:r>
-        <w:rPr>
-          <w:rFonts w:ascii="Times New Roman" w:hAnsi="Times New Roman" w:eastAsia="Times New Roman" w:cs="Times New Roman"/>
-        </w:rPr>
-        <w:t xml:space="preserve"> </w:t>
-      </w:r>
-      <w:r>
-        <w:rPr>
-          <w:rFonts w:hint="eastAsia" w:ascii="Times New Roman" w:hAnsi="Times New Roman" w:eastAsia="FangSong" w:cs="Times New Roman"/>
-        </w:rPr>
-        <w:t xml:space="preserve">和</w:t>
-      </w:r>
-      <w:r>
-        <w:rPr>
-          <w:rFonts w:ascii="Times New Roman" w:hAnsi="Times New Roman" w:eastAsia="Times New Roman" w:cs="Times New Roman"/>
-        </w:rPr>
-        <w:t xml:space="preserve"> 85mg KNO</w:t>
-      </w:r>
-      <w:r>
-        <w:rPr>
-          <w:rFonts w:ascii="Times New Roman" w:hAnsi="Times New Roman" w:eastAsia="Times New Roman" w:cs="Times New Roman"/>
-          <w:vertAlign w:val="subscript"/>
-        </w:rPr>
-        <w:t>2</w:t>
-      </w:r>
-      <w:r>
-        <w:rPr>
-          <w:rFonts w:ascii="Times New Roman" w:hAnsi="Times New Roman" w:eastAsia="Times New Roman" w:cs="Times New Roman"/>
-        </w:rPr>
-        <w:t xml:space="preserve"> </w:t>
-      </w:r>
-      <w:r>
-        <w:rPr>
-          <w:rFonts w:hint="eastAsia" w:ascii="Times New Roman" w:hAnsi="Times New Roman" w:eastAsia="FangSong" w:cs="Times New Roman"/>
-        </w:rPr>
-        <w:t xml:space="preserve">溶解在</w:t>
-      </w:r>
-      <w:r>
-        <w:rPr>
-          <w:rFonts w:ascii="Times New Roman" w:hAnsi="Times New Roman" w:eastAsia="Times New Roman" w:cs="Times New Roman"/>
-        </w:rPr>
-        <w:t xml:space="preserve"> 100mL 0.01mol/L KOH </w:t>
-      </w:r>
-      <w:r>
-        <w:rPr>
-          <w:rFonts w:hint="eastAsia" w:ascii="Times New Roman" w:hAnsi="Times New Roman" w:eastAsia="FangSong" w:cs="Times New Roman"/>
-        </w:rPr>
-        <w:t>中</w:t>
-      </w:r>
-      <w:r>
-        <w:rPr>
-          <w:rFonts w:hint="eastAsia" w:ascii="Times New Roman" w:hAnsi="Times New Roman" w:eastAsia="Times New Roman" w:cs="Times New Roman"/>
-        </w:rPr>
-        <w:t>，</w:t>
-      </w:r>
-      <w:r>
-        <w:rPr>
-          <w:rFonts w:hint="eastAsia" w:ascii="Times New Roman" w:hAnsi="Times New Roman" w:eastAsia="FangSong" w:cs="Times New Roman"/>
-        </w:rPr>
-        <w:t>然后再通入</w:t>
-      </w:r>
-      <w:r>
-        <w:rPr>
-          <w:rFonts w:ascii="Times New Roman" w:hAnsi="Times New Roman" w:eastAsia="Times New Roman" w:cs="Times New Roman"/>
-        </w:rPr>
-        <w:t xml:space="preserve"> 22.40mL SO</w:t>
-      </w:r>
-      <w:r>
-        <w:rPr>
-          <w:rFonts w:ascii="Times New Roman" w:hAnsi="Times New Roman" w:eastAsia="Times New Roman" w:cs="Times New Roman"/>
-          <w:vertAlign w:val="subscript"/>
-        </w:rPr>
-        <w:t>2</w:t>
-      </w:r>
-      <w:r>
-        <w:rPr>
-          <w:rFonts w:ascii="Times New Roman" w:hAnsi="Times New Roman" w:eastAsia="Times New Roman" w:cs="Times New Roman"/>
-        </w:rPr>
-        <w:t xml:space="preserve"> </w:t>
-      </w:r>
-      <w:r>
-        <w:rPr>
-          <w:rFonts w:hint="eastAsia" w:ascii="Times New Roman" w:hAnsi="Times New Roman" w:eastAsia="Times New Roman" w:cs="Times New Roman"/>
-        </w:rPr>
-        <w:t>，</w:t>
-      </w:r>
-      <w:r>
-        <w:rPr>
-          <w:rFonts w:hint="eastAsia" w:ascii="Times New Roman" w:hAnsi="Times New Roman" w:eastAsia="FangSong" w:cs="Times New Roman"/>
-        </w:rPr>
-        <w:t>以</w:t>
-      </w:r>
-      <w:r>
-        <w:rPr>
-          <w:rFonts w:ascii="Times New Roman" w:hAnsi="Times New Roman" w:eastAsia="Times New Roman" w:cs="Times New Roman"/>
-        </w:rPr>
-        <w:t xml:space="preserve"> 48.0% </w:t>
-      </w:r>
-      <w:r>
-        <w:rPr>
-          <w:rFonts w:hint="eastAsia" w:ascii="Times New Roman" w:hAnsi="Times New Roman" w:eastAsia="FangSong" w:cs="Times New Roman"/>
-        </w:rPr>
-        <w:t xml:space="preserve">收率得到</w:t>
-      </w:r>
-      <w:r>
-        <w:rPr>
-          <w:rFonts w:ascii="Times New Roman" w:hAnsi="Times New Roman" w:eastAsia="Times New Roman" w:cs="Times New Roman"/>
-        </w:rPr>
-        <w:t xml:space="preserve"> 0.1292g </w:t>
-      </w:r>
-      <w:r>
-        <w:rPr>
-          <w:rFonts w:hint="eastAsia" w:ascii="Times New Roman" w:hAnsi="Times New Roman" w:eastAsia="FangSong" w:cs="Times New Roman"/>
-        </w:rPr>
-        <w:t xml:space="preserve">盐</w:t>
-      </w:r>
-      <w:r>
-        <w:rPr>
-          <w:rFonts w:ascii="Times New Roman" w:hAnsi="Times New Roman" w:eastAsia="Times New Roman" w:cs="Times New Roman"/>
-        </w:rPr>
-        <w:t xml:space="preserve"> </w:t>
-      </w:r>
-      <w:r>
-        <w:rPr>
-          <w:rFonts w:hint="eastAsia" w:ascii="Times New Roman" w:hAnsi="Times New Roman" w:eastAsia="Times New Roman" w:cs="Times New Roman"/>
-        </w:rPr>
-        <w:t>A。</w:t>
-      </w:r>
-      <w:r>
-        <w:rPr>
-          <w:rFonts w:hint="eastAsia" w:ascii="Times New Roman" w:hAnsi="Times New Roman" w:eastAsia="FangSong" w:cs="Times New Roman"/>
-        </w:rPr>
-        <w:t>仔细地水解</w:t>
-      </w:r>
-      <w:r>
-        <w:rPr>
-          <w:rFonts w:ascii="Times New Roman" w:hAnsi="Times New Roman" w:eastAsia="Times New Roman" w:cs="Times New Roman"/>
-        </w:rPr>
-        <w:t xml:space="preserve"> A </w:t>
-      </w:r>
-      <w:r>
-        <w:rPr>
-          <w:rFonts w:hint="eastAsia" w:ascii="Times New Roman" w:hAnsi="Times New Roman" w:eastAsia="FangSong" w:cs="Times New Roman"/>
-        </w:rPr>
-        <w:t xml:space="preserve">得到</w:t>
-      </w:r>
-      <w:r>
-        <w:rPr>
-          <w:rFonts w:ascii="Times New Roman" w:hAnsi="Times New Roman" w:eastAsia="Times New Roman" w:cs="Times New Roman"/>
-        </w:rPr>
-        <w:t xml:space="preserve"> </w:t>
-      </w:r>
-      <w:r>
-        <w:rPr>
-          <w:rFonts w:hint="eastAsia" w:ascii="Times New Roman" w:hAnsi="Times New Roman" w:eastAsia="Times New Roman" w:cs="Times New Roman"/>
-        </w:rPr>
-        <w:t>2，</w:t>
-      </w:r>
-      <w:r>
-        <w:rPr>
-          <w:rFonts w:hint="eastAsia" w:ascii="Times New Roman" w:hAnsi="Times New Roman" w:eastAsia="FangSong" w:cs="Times New Roman"/>
-        </w:rPr>
-        <w:t>然后</w:t>
-      </w:r>
-    </w:p>
-    <w:p>
-      <w:pPr>
-        <w:numPr>
-          <w:ilvl w:val="0"/>
-          <w:numId w:val="1006"/>
-        </w:numPr>
-      </w:pPr>
-      <w:r>
-        <w:rPr>
-          <w:rFonts w:hint="eastAsia" w:ascii="Times New Roman" w:hAnsi="Times New Roman" w:eastAsia="FangSong" w:cs="Times New Roman"/>
-        </w:rPr>
-        <w:t>请推理</w:t>
-      </w:r>
-      <w:r>
-        <w:rPr>
-          <w:rFonts w:hint="eastAsia" w:ascii="Times New Roman" w:hAnsi="Times New Roman" w:eastAsia="Times New Roman" w:cs="Times New Roman"/>
-        </w:rPr>
-        <w:t>:</w:t>
-      </w:r>
-      <w:r>
-        <w:rPr>
-          <w:rFonts w:hint="eastAsia" w:ascii="Times New Roman" w:hAnsi="Times New Roman" w:eastAsia="FangSong" w:cs="Times New Roman"/>
-        </w:rPr>
-        <w:t>上述碱性溶液中可能形成什么物质</w:t>
-      </w:r>
-      <w:r>
-        <w:rPr>
-          <w:rFonts w:hint="eastAsia" w:ascii="Times New Roman" w:hAnsi="Times New Roman" w:eastAsia="Times New Roman" w:cs="Times New Roman"/>
-        </w:rPr>
-        <w:t>。</w:t>
-      </w:r>
-      <w:r>
-        <w:rPr>
-          <w:rFonts w:hint="eastAsia" w:ascii="Times New Roman" w:hAnsi="Times New Roman" w:eastAsia="FangSong" w:cs="Times New Roman"/>
-        </w:rPr>
-        <w:t>量只相差</w:t>
-      </w:r>
-      <w:r>
-        <w:rPr>
-          <w:rFonts w:ascii="Times New Roman" w:hAnsi="Times New Roman" w:eastAsia="Times New Roman" w:cs="Times New Roman"/>
-        </w:rPr>
-        <w:t xml:space="preserve"> </w:t>
-      </w:r>
-      <m:oMath>
-        <m:oMathPr>
-          <m:ctrlPr>
-            <w:rPr>
-              <w:sz w:val="28"/>
-              <w:szCs w:val="28"/>
-            </w:rPr>
-          </m:ctrlPr>
-        </m:oMathPr>
-        <m:r>
-          <m:t>1</m:t>
-        </m:r>
-        <m:r>
-          <m:rPr>
-            <m:sty m:val="p"/>
-          </m:rPr>
-          <m:t> </m:t>
-        </m:r>
-        <m:r>
-          <m:rPr>
-            <m:sty m:val="p"/>
-          </m:rPr>
-          <m:t>g</m:t>
-        </m:r>
-        <m:r>
-          <m:rPr>
-            <m:sty m:val="p"/>
-          </m:rPr>
-          <m:t>/</m:t>
-        </m:r>
-        <m:r>
-          <m:rPr>
-            <m:sty m:val="p"/>
-          </m:rPr>
-          <m:t>m</m:t>
-        </m:r>
-        <m:r>
-          <m:rPr>
-            <m:sty m:val="p"/>
-          </m:rPr>
-          <m:t>o</m:t>
-        </m:r>
-        <m:r>
-          <m:rPr>
-            <m:sty m:val="p"/>
-          </m:rPr>
-          <m:t>l</m:t>
-        </m:r>
-      </m:oMath>
-      <w:r>
-        <w:rPr>
-          <w:rFonts w:ascii="Times New Roman" w:hAnsi="Times New Roman" w:eastAsia="Times New Roman" w:cs="Times New Roman"/>
-        </w:rPr>
-        <w:t xml:space="preserve"> </w:t>
-      </w:r>
-      <w:r>
-        <w:rPr>
-          <w:rFonts w:ascii="Times New Roman" w:hAnsi="Times New Roman" w:eastAsia="Times New Roman" w:cs="Times New Roman"/>
-        </w:rPr>
-        <w:t xml:space="preserve">, </w:t>
-      </w:r>
-      <w:r>
-        <w:rPr>
-          <w:rFonts w:hint="eastAsia" w:ascii="Times New Roman" w:hAnsi="Times New Roman" w:eastAsia="FangSong" w:cs="Times New Roman"/>
-        </w:rPr>
-        <w:t xml:space="preserve">且有一种没有</w:t>
-      </w:r>
-      <w:r>
-        <w:rPr>
-          <w:rFonts w:ascii="Times New Roman" w:hAnsi="Times New Roman" w:eastAsia="Times New Roman" w:cs="Times New Roman"/>
-        </w:rPr>
-        <w:t xml:space="preserve"> </w:t>
-      </w:r>
-      <m:oMath>
-        <m:r>
-          <m:rPr>
-            <m:sty m:val="bi"/>
-          </m:rPr>
-          <m:t>Y</m:t>
-        </m:r>
-        <m:r>
-          <m:rPr>
-            <m:sty m:val="p"/>
-          </m:rPr>
-          <m:t>−</m:t>
-        </m:r>
-        <m:r>
-          <m:rPr>
-            <m:sty m:val="bi"/>
-          </m:rPr>
-          <m:t>X</m:t>
-        </m:r>
-      </m:oMath>
-      <w:r>
-        <w:rPr>
-          <w:rFonts w:ascii="Times New Roman" w:hAnsi="Times New Roman" w:eastAsia="Times New Roman" w:cs="Times New Roman"/>
-        </w:rPr>
-        <w:t xml:space="preserve"> </w:t>
-      </w:r>
-      <w:r>
-        <w:rPr>
-          <w:rFonts w:hint="eastAsia" w:ascii="Times New Roman" w:hAnsi="Times New Roman" w:eastAsia="FangSong" w:cs="Times New Roman"/>
-        </w:rPr>
-        <w:t>键</w:t>
-      </w:r>
-      <w:r>
-        <w:rPr>
-          <w:rFonts w:hint="eastAsia" w:ascii="Times New Roman" w:hAnsi="Times New Roman" w:eastAsia="Times New Roman" w:cs="Times New Roman"/>
-        </w:rPr>
-        <w:t>。</w:t>
-      </w:r>
-      <w:r>
-        <w:rPr>
-          <w:rFonts w:hint="eastAsia" w:ascii="Times New Roman" w:hAnsi="Times New Roman" w:eastAsia="FangSong" w:cs="Times New Roman"/>
-        </w:rPr>
-        <w:t>据此确定</w:t>
-      </w:r>
-      <w:r>
-        <w:rPr>
-          <w:rFonts w:ascii="Times New Roman" w:hAnsi="Times New Roman" w:eastAsia="Times New Roman" w:cs="Times New Roman"/>
-        </w:rPr>
-        <w:t xml:space="preserve"> </w:t>
-      </w:r>
-      <m:oMath>
-        <m:r>
-          <m:rPr>
-            <m:sty m:val="bi"/>
-          </m:rPr>
-          <m:t>A</m:t>
-        </m:r>
-        <m:r>
-          <m:rPr>
-            <m:sty m:val="p"/>
-          </m:rPr>
-          <m:t>,</m:t>
-        </m:r>
-        <m:r>
-          <m:rPr>
-            <m:sty m:val="bi"/>
-          </m:rPr>
-          <m:t>B</m:t>
-        </m:r>
-      </m:oMath>
-      <w:r>
-        <w:rPr>
-          <w:rFonts w:ascii="Times New Roman" w:hAnsi="Times New Roman" w:eastAsia="Times New Roman" w:cs="Times New Roman"/>
-        </w:rPr>
-        <w:t xml:space="preserve"> </w:t>
-      </w:r>
-      <w:r>
-        <w:rPr>
-          <w:rFonts w:ascii="Times New Roman" w:hAnsi="Times New Roman" w:eastAsia="Times New Roman" w:cs="Times New Roman"/>
-        </w:rPr>
-        <w:t xml:space="preserve">。</w:t>
-      </w:r>
-    </w:p>
-    <w:p>
-      <w:pPr>
-        <w:numPr>
-          <w:ilvl w:val="0"/>
-          <w:numId w:val="1006"/>
-        </w:numPr>
-      </w:pPr>
-      <w:r>
-        <w:rPr>
-          <w:rFonts w:ascii="Times New Roman" w:hAnsi="Times New Roman" w:eastAsia="Times New Roman" w:cs="Times New Roman"/>
-        </w:rPr>
-        <w:t xml:space="preserve">A、B </w:t>
-      </w:r>
-      <w:r>
-        <w:rPr>
-          <w:rFonts w:hint="eastAsia" w:ascii="Times New Roman" w:hAnsi="Times New Roman" w:eastAsia="FangSong" w:cs="Times New Roman"/>
-        </w:rPr>
-        <w:t>生成后</w:t>
-      </w:r>
-      <w:r>
-        <w:rPr>
-          <w:rFonts w:hint="eastAsia" w:ascii="Times New Roman" w:hAnsi="Times New Roman" w:eastAsia="Times New Roman" w:cs="Times New Roman"/>
-        </w:rPr>
-        <w:t>,</w:t>
-      </w:r>
-      <w:r>
-        <w:rPr>
-          <w:rFonts w:ascii="Times New Roman" w:hAnsi="Times New Roman" w:eastAsia="Times New Roman" w:cs="Times New Roman"/>
-        </w:rPr>
-        <w:t xml:space="preserve"> </w:t>
-      </w:r>
-      <w:r>
-        <w:rPr>
-          <w:rFonts w:hint="eastAsia" w:ascii="Times New Roman" w:hAnsi="Times New Roman" w:eastAsia="FangSong" w:cs="Times New Roman"/>
-        </w:rPr>
-        <w:t xml:space="preserve">若在</w:t>
-      </w:r>
-      <w:r>
-        <w:rPr>
-          <w:rFonts w:ascii="Times New Roman" w:hAnsi="Times New Roman" w:eastAsia="Times New Roman" w:cs="Times New Roman"/>
-        </w:rPr>
-        <w:t xml:space="preserve"> </w:t>
-      </w:r>
-      <m:oMath>
-        <m:sSup>
-          <m:e>
-            <m:r>
-              <m:t>100</m:t>
-            </m:r>
-          </m:e>
-          <m:sup>
-            <m:r>
-              <m:rPr>
-                <m:sty m:val="p"/>
-              </m:rPr>
-              <m:t>∘</m:t>
-            </m:r>
-          </m:sup>
-        </m:sSup>
-        <m:r>
-          <m:rPr>
-            <m:sty m:val="p"/>
-          </m:rPr>
-          <m:t>C</m:t>
-        </m:r>
-      </m:oMath>
-      <w:r>
-        <w:rPr>
-          <w:rFonts w:ascii="Times New Roman" w:hAnsi="Times New Roman" w:eastAsia="Times New Roman" w:cs="Times New Roman"/>
-        </w:rPr>
-        <w:t xml:space="preserve"> </w:t>
-      </w:r>
-      <w:r>
-        <w:rPr>
-          <w:rFonts w:hint="eastAsia" w:ascii="Times New Roman" w:hAnsi="Times New Roman" w:eastAsia="FangSong" w:cs="Times New Roman"/>
-        </w:rPr>
-        <w:t>下用盐酸处理它们</w:t>
-      </w:r>
-      <w:r>
-        <w:rPr>
-          <w:rFonts w:hint="eastAsia" w:ascii="Times New Roman" w:hAnsi="Times New Roman" w:eastAsia="Times New Roman" w:cs="Times New Roman"/>
-        </w:rPr>
-        <w:t>,</w:t>
-      </w:r>
-      <w:r>
-        <w:rPr>
-          <w:rFonts w:ascii="Times New Roman" w:hAnsi="Times New Roman" w:eastAsia="Times New Roman" w:cs="Times New Roman"/>
-        </w:rPr>
-        <w:t xml:space="preserve"> </w:t>
-      </w:r>
-      <w:r>
-        <w:rPr>
-          <w:rFonts w:hint="eastAsia" w:ascii="Times New Roman" w:hAnsi="Times New Roman" w:eastAsia="FangSong" w:cs="Times New Roman"/>
-        </w:rPr>
-        <w:t xml:space="preserve">就得式和</w:t>
-      </w:r>
-      <w:r>
-        <w:rPr>
-          <w:rFonts w:ascii="Times New Roman" w:hAnsi="Times New Roman" w:eastAsia="Times New Roman" w:cs="Times New Roman"/>
-        </w:rPr>
-        <w:t xml:space="preserve"> </w:t>
-      </w:r>
-      <m:oMath>
-        <m:sSup>
-          <m:e>
-            <m:r>
-              <m:t>100</m:t>
-            </m:r>
-          </m:e>
-          <m:sup>
-            <m:r>
-              <m:rPr>
-                <m:sty m:val="p"/>
-              </m:rPr>
-              <m:t>∘</m:t>
-            </m:r>
-          </m:sup>
-        </m:sSup>
-        <m:r>
-          <m:rPr>
-            <m:sty m:val="p"/>
-          </m:rPr>
-          <m:t>C</m:t>
-        </m:r>
-      </m:oMath>
-      <w:r>
-        <w:rPr>
-          <w:rFonts w:ascii="Times New Roman" w:hAnsi="Times New Roman" w:eastAsia="Times New Roman" w:cs="Times New Roman"/>
-        </w:rPr>
-        <w:t xml:space="preserve"> </w:t>
-      </w:r>
-      <w:r>
-        <w:rPr>
-          <w:rFonts w:hint="eastAsia" w:ascii="Times New Roman" w:hAnsi="Times New Roman" w:eastAsia="FangSong" w:cs="Times New Roman"/>
-        </w:rPr>
-        <w:t xml:space="preserve">的水解得到</w:t>
-      </w:r>
-      <w:r>
-        <w:rPr>
-          <w:rFonts w:ascii="Times New Roman" w:hAnsi="Times New Roman" w:eastAsia="Times New Roman" w:cs="Times New Roman"/>
-        </w:rPr>
-        <w:t xml:space="preserve"> </w:t>
-      </w:r>
-      <m:oMath>
-        <m:r>
-          <m:rPr>
-            <m:sty m:val="p"/>
-          </m:rPr>
-          <m:t>N</m:t>
-        </m:r>
-        <m:r>
-          <m:rPr>
-            <m:sty m:val="p"/>
-          </m:rPr>
-          <m:t>a</m:t>
-        </m:r>
-        <m:r>
-          <m:rPr>
-            <m:sty m:val="p"/>
-          </m:rPr>
-          <m:t>C</m:t>
-        </m:r>
-        <m:r>
-          <m:rPr>
-            <m:sty m:val="p"/>
-          </m:rPr>
-          <m:t>l</m:t>
-        </m:r>
-      </m:oMath>
-      <w:r>
-        <w:rPr>
-          <w:rFonts w:ascii="Times New Roman" w:hAnsi="Times New Roman" w:eastAsia="Times New Roman" w:cs="Times New Roman"/>
-        </w:rPr>
-        <w:t xml:space="preserve"> </w:t>
-      </w:r>
-      <w:r>
-        <w:rPr>
-          <w:rFonts w:hint="eastAsia" w:ascii="Times New Roman" w:hAnsi="Times New Roman" w:eastAsia="FangSong" w:cs="Times New Roman"/>
-        </w:rPr>
-        <w:t xml:space="preserve">和</w:t>
-      </w:r>
-      <w:r>
-        <w:rPr>
-          <w:rFonts w:ascii="Times New Roman" w:hAnsi="Times New Roman" w:eastAsia="Times New Roman" w:cs="Times New Roman"/>
-        </w:rPr>
-        <w:t xml:space="preserve"> </w:t>
-      </w:r>
-      <m:oMath>
-        <m:sSub>
-          <m:e>
-            <m:r>
-              <m:rPr>
-                <m:sty m:val="p"/>
-              </m:rPr>
-              <m:t>Y</m:t>
-            </m:r>
-            <m:r>
-              <m:rPr>
-                <m:sty m:val="p"/>
-              </m:rPr>
-              <m:t>N</m:t>
-            </m:r>
-            <m:r>
-              <m:rPr>
-                <m:sty m:val="p"/>
-              </m:rPr>
-              <m:t>X</m:t>
-            </m:r>
-          </m:e>
-          <m:sub>
-            <m:r>
-              <m:t>3</m:t>
-            </m:r>
-          </m:sub>
-        </m:sSub>
-      </m:oMath>
-      <w:r>
-        <w:rPr>
-          <w:rFonts w:ascii="Times New Roman" w:hAnsi="Times New Roman" w:eastAsia="Times New Roman" w:cs="Times New Roman"/>
-        </w:rPr>
-        <w:t xml:space="preserve"> </w:t>
-      </w:r>
-      <w:r>
-        <w:rPr>
-          <w:rFonts w:hint="eastAsia" w:ascii="Times New Roman" w:hAnsi="Times New Roman" w:eastAsia="Times New Roman" w:cs="Times New Roman"/>
-        </w:rPr>
-        <w:t>。</w:t>
-      </w:r>
-      <w:r>
-        <w:rPr>
-          <w:rFonts w:hint="eastAsia" w:ascii="Times New Roman" w:hAnsi="Times New Roman" w:eastAsia="FangSong" w:cs="Times New Roman"/>
-        </w:rPr>
-        <w:t>试给出整个合成过程的机理</w:t>
-      </w:r>
-      <w:r>
-        <w:rPr>
-          <w:rFonts w:ascii="Times New Roman" w:hAnsi="Times New Roman" w:eastAsia="Times New Roman" w:cs="Times New Roman"/>
-        </w:rPr>
-        <w:t xml:space="preserve"> </w:t>
-      </w:r>
-      <w:r>
-        <w:rPr>
-          <w:rFonts w:hint="eastAsia" w:ascii="Times New Roman" w:hAnsi="Times New Roman" w:eastAsia="Times New Roman" w:cs="Times New Roman"/>
-        </w:rPr>
-        <w:t>(</w:t>
-      </w:r>
-      <w:r>
-        <w:rPr>
-          <w:rFonts w:hint="eastAsia" w:ascii="Times New Roman" w:hAnsi="Times New Roman" w:eastAsia="FangSong" w:cs="Times New Roman"/>
-        </w:rPr>
-        <w:t>用反应式表示</w:t>
-      </w:r>
-      <w:r>
-        <w:rPr>
-          <w:rFonts w:hint="eastAsia" w:ascii="Times New Roman" w:hAnsi="Times New Roman" w:eastAsia="Times New Roman" w:cs="Times New Roman"/>
-        </w:rPr>
-        <w:t>)。</w:t>
-      </w:r>
-    </w:p>
-    <w:p>
-      <w:pPr>
-        <w:pStyle w:val="FirstParagraph"/>
-        <w:spacing w:after="80"/>
-      </w:pPr>
-      <w:r>
-        <w:rPr>
-          <w:rFonts w:hint="eastAsia" w:ascii="Times New Roman" w:hAnsi="Times New Roman" w:eastAsia="FangSong" w:cs="Times New Roman"/>
-        </w:rPr>
-        <w:t>阴离子不含</w:t>
-      </w:r>
-      <w:r>
-        <w:rPr>
-          <w:rFonts w:hint="eastAsia" w:ascii="Times New Roman" w:hAnsi="Times New Roman" w:eastAsia="Times New Roman" w:cs="Times New Roman"/>
-        </w:rPr>
-        <w:t>X，</w:t>
-      </w:r>
-      <w:r>
-        <w:rPr>
-          <w:rFonts w:hint="eastAsia" w:ascii="Times New Roman" w:hAnsi="Times New Roman" w:eastAsia="FangSong" w:cs="Times New Roman"/>
-        </w:rPr>
-        <w:t>但全部键长都接近</w:t>
-      </w:r>
-      <w:r>
-        <w:rPr>
-          <w:rFonts w:hint="eastAsia" w:ascii="Times New Roman" w:hAnsi="Times New Roman" w:eastAsia="Times New Roman" w:cs="Times New Roman"/>
-        </w:rPr>
-        <w:t>A</w:t>
-      </w:r>
-      <w:r>
-        <w:rPr>
-          <w:rFonts w:hint="eastAsia" w:ascii="Times New Roman" w:hAnsi="Times New Roman" w:eastAsia="FangSong" w:cs="Times New Roman"/>
-        </w:rPr>
-        <w:t>的铷盘</w:t>
-      </w:r>
-      <w:r>
-        <w:rPr>
-          <w:rFonts w:hint="eastAsia" w:ascii="Times New Roman" w:hAnsi="Times New Roman" w:eastAsia="Times New Roman" w:cs="Times New Roman"/>
-        </w:rPr>
-        <w:t>E</w:t>
-      </w:r>
-      <w:r>
-        <w:rPr>
-          <w:rFonts w:hint="eastAsia" w:ascii="Times New Roman" w:hAnsi="Times New Roman" w:eastAsia="FangSong" w:cs="Times New Roman"/>
-        </w:rPr>
-        <w:t>可在</w:t>
-      </w:r>
-      <w:r>
-        <w:rPr>
-          <w:rFonts w:hint="eastAsia" w:ascii="Times New Roman" w:hAnsi="Times New Roman" w:eastAsia="Times New Roman" w:cs="Times New Roman"/>
-        </w:rPr>
-        <w:t>H</w:t>
-      </w:r>
-      <w:r>
-        <w:rPr>
-          <w:rFonts w:hint="eastAsia" w:ascii="Times New Roman" w:hAnsi="Times New Roman" w:eastAsia="FangSong" w:cs="Times New Roman"/>
-        </w:rPr>
-        <w:t>的弧弧位置</w:t>
-      </w:r>
-      <w:r>
-        <w:rPr>
-          <w:rFonts w:hint="eastAsia" w:ascii="Times New Roman" w:hAnsi="Times New Roman" w:eastAsia="Times New Roman" w:cs="Times New Roman"/>
-        </w:rPr>
-        <w:t>。A、1、2</w:t>
-      </w:r>
-      <w:r>
-        <w:rPr>
-          <w:rFonts w:hint="eastAsia" w:ascii="Times New Roman" w:hAnsi="Times New Roman" w:eastAsia="FangSong" w:cs="Times New Roman"/>
-        </w:rPr>
-        <w:t>的混合溶液中获得</w:t>
-      </w:r>
-      <w:r>
-        <w:rPr>
-          <w:rFonts w:hint="eastAsia" w:ascii="Times New Roman" w:hAnsi="Times New Roman" w:eastAsia="Times New Roman" w:cs="Times New Roman"/>
-        </w:rPr>
-        <w:t>。</w:t>
-      </w:r>
-      <w:r>
-        <w:rPr>
-          <w:rFonts w:hint="eastAsia" w:ascii="Times New Roman" w:hAnsi="Times New Roman" w:eastAsia="FangSong" w:cs="Times New Roman"/>
-        </w:rPr>
-        <w:t>它们的分析数据如下表所示</w:t>
-      </w:r>
-      <w:r>
-        <w:rPr>
-          <w:rFonts w:hint="eastAsia" w:ascii="Times New Roman" w:hAnsi="Times New Roman" w:eastAsia="Times New Roman" w:cs="Times New Roman"/>
-        </w:rPr>
-        <w:t>：</w:t>
-      </w:r>
-    </w:p>
-    <w:tbl>
-      <w:tblPr>
-        <w:tblStyle w:val="Table"/>
-        <w:tblW w:type="auto" w:w="0"/>
-        <w:tblLook w:firstRow="1" w:lastRow="0" w:firstColumn="0" w:lastColumn="0" w:noHBand="0" w:noVBand="0" w:val="0020"/>
-      </w:tblPr>
-      <w:tblGrid>
-        <w:gridCol w:w="880"/>
-        <w:gridCol w:w="880"/>
-        <w:gridCol w:w="880"/>
-        <w:gridCol w:w="880"/>
-        <w:gridCol w:w="880"/>
-        <w:gridCol w:w="880"/>
-        <w:gridCol w:w="880"/>
-        <w:gridCol w:w="880"/>
-        <w:gridCol w:w="880"/>
-      </w:tblGrid>
-      <w:tr>
-        <w:trPr>
-          <w:tblHeader w:val="on"/>
-        </w:trPr>
-        <w:tc>
-          <w:tcPr/>
-          <w:p>
-            <w:pPr>
-              <w:pStyle w:val="Compact"/>
-              <w:jc w:val="center"/>
-            </w:pPr>
-            <w:r>
-              <w:rPr>
-                <w:rFonts w:hint="eastAsia" w:ascii="Times New Roman" w:hAnsi="Times New Roman" w:eastAsia="SimHei" w:cs="Times New Roman"/>
-                <w:b/>
-              </w:rPr>
-              <w:t xml:space="preserve">物种</w:t>
-            </w:r>
-          </w:p>
-        </w:tc>
-        <w:tc>
-          <w:tcPr/>
-          <w:p>
-            <w:pPr>
-              <w:pStyle w:val="Compact"/>
-              <w:jc w:val="center"/>
-            </w:pPr>
-            <w:r>
-              <w:rPr>
-                <w:rFonts w:ascii="Times New Roman" w:hAnsi="Times New Roman" w:eastAsia="Times New Roman" w:cs="Times New Roman"/>
-                <w:b/>
-              </w:rPr>
-              <w:t xml:space="preserve">N</w:t>
-            </w:r>
-          </w:p>
-        </w:tc>
-        <w:tc>
-          <w:tcPr/>
-          <w:p>
-            <w:pPr>
-              <w:pStyle w:val="Compact"/>
-              <w:jc w:val="center"/>
-            </w:pPr>
-            <w:r>
-              <w:rPr>
-                <w:rFonts w:ascii="Times New Roman" w:hAnsi="Times New Roman" w:eastAsia="Times New Roman" w:cs="Times New Roman"/>
-                <w:b/>
-              </w:rPr>
-              <w:t xml:space="preserve">S</w:t>
-            </w:r>
-          </w:p>
-        </w:tc>
-        <w:tc>
-          <w:tcPr/>
-          <w:p>
-            <w:pPr>
-              <w:pStyle w:val="Compact"/>
-              <w:jc w:val="center"/>
-            </w:pPr>
-            <w:r>
-              <w:rPr>
-                <w:rFonts w:ascii="Times New Roman" w:hAnsi="Times New Roman" w:eastAsia="Times New Roman" w:cs="Times New Roman"/>
-                <w:b/>
-              </w:rPr>
-              <w:t xml:space="preserve">X</w:t>
-            </w:r>
-          </w:p>
-        </w:tc>
-        <w:tc>
-          <w:tcPr/>
-          <w:p>
-            <w:pPr>
-              <w:pStyle w:val="Compact"/>
-              <w:jc w:val="center"/>
-            </w:pPr>
-            <w:r>
-              <w:rPr>
-                <w:rFonts w:ascii="Times New Roman" w:hAnsi="Times New Roman" w:eastAsia="Times New Roman" w:cs="Times New Roman"/>
-                <w:b/>
-              </w:rPr>
-              <w:t xml:space="preserve">Rb</w:t>
-            </w:r>
-          </w:p>
-        </w:tc>
-        <w:tc>
-          <w:tcPr/>
-          <w:p>
-            <w:pPr>
-              <w:pStyle w:val="Compact"/>
-              <w:jc w:val="center"/>
-            </w:pPr>
-            <w:r>
-              <w:rPr>
-                <w:rFonts w:ascii="Times New Roman" w:hAnsi="Times New Roman" w:eastAsia="Times New Roman" w:cs="Times New Roman"/>
-                <w:b/>
-              </w:rPr>
-              <w:t xml:space="preserve">N—Y</w:t>
-            </w:r>
-          </w:p>
-        </w:tc>
-        <w:tc>
-          <w:tcPr/>
-          <w:p>
-            <w:pPr>
-              <w:pStyle w:val="Compact"/>
-              <w:jc w:val="center"/>
-            </w:pPr>
-            <w:r>
-              <w:rPr>
-                <w:rFonts w:ascii="Times New Roman" w:hAnsi="Times New Roman" w:eastAsia="Times New Roman" w:cs="Times New Roman"/>
-                <w:b/>
-              </w:rPr>
-              <w:t xml:space="preserve">S—Y</w:t>
-            </w:r>
-          </w:p>
-        </w:tc>
-        <w:tc>
-          <w:tcPr/>
-          <w:p>
-            <w:pPr>
-              <w:pStyle w:val="Compact"/>
-              <w:jc w:val="center"/>
-            </w:pPr>
-            <w:r>
-              <w:rPr>
-                <w:rFonts w:ascii="Times New Roman" w:hAnsi="Times New Roman" w:eastAsia="Times New Roman" w:cs="Times New Roman"/>
-                <w:b/>
-              </w:rPr>
-              <w:t xml:space="preserve">Y—X—Y</w:t>
-            </w:r>
-          </w:p>
-        </w:tc>
-        <w:tc>
-          <w:tcPr/>
-          <w:p>
-            <w:pPr>
-              <w:pStyle w:val="Compact"/>
-              <w:jc w:val="center"/>
-            </w:pPr>
-            <w:r>
-              <w:rPr>
-                <w:rFonts w:ascii="Times New Roman" w:hAnsi="Times New Roman" w:eastAsia="Times New Roman" w:cs="Times New Roman"/>
-                <w:b/>
-              </w:rPr>
-              <w:t xml:space="preserve">N—S</w:t>
-            </w:r>
-          </w:p>
-        </w:tc>
-      </w:tr>
-      <w:tr>
-        <w:tc>
-          <w:tcPr/>
-          <w:p>
-            <w:pPr>
-              <w:pStyle w:val="Compact"/>
-              <w:jc w:val="center"/>
-            </w:pPr>
-            <w:r>
-              <w:rPr>
-                <w:rFonts w:ascii="Times New Roman" w:hAnsi="Times New Roman" w:eastAsia="Times New Roman" w:cs="Times New Roman"/>
-              </w:rPr>
-              <w:t xml:space="preserve">E</w:t>
-            </w:r>
-          </w:p>
-        </w:tc>
-        <w:tc>
-          <w:tcPr/>
-          <w:p>
-            <w:pPr>
-              <w:pStyle w:val="Compact"/>
-              <w:jc w:val="center"/>
-            </w:pPr>
-            <w:r>
-              <w:rPr>
-                <w:rFonts w:ascii="Times New Roman" w:hAnsi="Times New Roman" w:eastAsia="Times New Roman" w:cs="Times New Roman"/>
-              </w:rPr>
-              <w:t xml:space="preserve">2.80%</w:t>
-            </w:r>
-          </w:p>
-        </w:tc>
-        <w:tc>
-          <w:tcPr/>
-          <w:p>
-            <w:pPr>
-              <w:pStyle w:val="Compact"/>
-              <w:jc w:val="center"/>
-            </w:pPr>
-            <w:r>
-              <w:rPr>
-                <w:rFonts w:ascii="Times New Roman" w:hAnsi="Times New Roman" w:eastAsia="Times New Roman" w:cs="Times New Roman"/>
-              </w:rPr>
-              <w:t xml:space="preserve">12.79%</w:t>
-            </w:r>
-          </w:p>
-        </w:tc>
-        <w:tc>
-          <w:tcPr/>
-          <w:p>
-            <w:pPr>
-              <w:pStyle w:val="Compact"/>
-              <w:jc w:val="center"/>
-            </w:pPr>
-            <w:r>
-              <w:rPr>
-                <w:rFonts w:ascii="Times New Roman" w:hAnsi="Times New Roman" w:eastAsia="Times New Roman" w:cs="Times New Roman"/>
-              </w:rPr>
-              <w:t xml:space="preserve">1.20%</w:t>
-            </w:r>
-          </w:p>
-        </w:tc>
-        <w:tc>
-          <w:tcPr/>
-          <w:p>
-            <w:pPr>
-              <w:pStyle w:val="Compact"/>
-              <w:jc w:val="center"/>
-            </w:pPr>
-          </w:p>
-        </w:tc>
-        <w:tc>
-          <w:tcPr/>
-          <w:p>
-            <w:pPr>
-              <w:pStyle w:val="Compact"/>
-              <w:jc w:val="center"/>
-            </w:pPr>
-            <w:r>
-              <w:rPr>
-                <w:rFonts w:ascii="Times New Roman" w:hAnsi="Times New Roman" w:eastAsia="Times New Roman" w:cs="Times New Roman"/>
-              </w:rPr>
-              <w:t xml:space="preserve">0.143</w:t>
-            </w:r>
-          </w:p>
-        </w:tc>
-        <w:tc>
-          <w:tcPr/>
-          <w:p>
-            <w:pPr>
-              <w:pStyle w:val="Compact"/>
-              <w:jc w:val="center"/>
-            </w:pPr>
-            <w:r>
-              <w:rPr>
-                <w:rFonts w:ascii="Times New Roman" w:hAnsi="Times New Roman" w:eastAsia="Times New Roman" w:cs="Times New Roman"/>
-              </w:rPr>
-              <w:t xml:space="preserve">0.145</w:t>
-            </w:r>
-          </w:p>
-        </w:tc>
-        <w:tc>
-          <w:tcPr/>
-          <w:p>
-            <w:pPr>
-              <w:pStyle w:val="Compact"/>
-              <w:jc w:val="center"/>
-            </w:pPr>
-            <w:r>
-              <w:rPr>
-                <w:rFonts w:ascii="Times New Roman" w:hAnsi="Times New Roman" w:eastAsia="Times New Roman" w:cs="Times New Roman"/>
-              </w:rPr>
-              <w:t xml:space="preserve">N/A</w:t>
-            </w:r>
-          </w:p>
-        </w:tc>
-        <w:tc>
-          <w:tcPr/>
-          <w:p>
-            <w:pPr>
-              <w:pStyle w:val="Compact"/>
-              <w:jc w:val="center"/>
-            </w:pPr>
-            <w:r>
-              <w:rPr>
-                <w:rFonts w:ascii="Times New Roman" w:hAnsi="Times New Roman" w:eastAsia="Times New Roman" w:cs="Times New Roman"/>
-              </w:rPr>
-              <w:t xml:space="preserve">0.175</w:t>
-            </w:r>
-          </w:p>
-        </w:tc>
-      </w:tr>
-      <w:tr>
-        <w:tc>
-          <w:tcPr/>
-          <w:p>
-            <w:pPr>
-              <w:pStyle w:val="Compact"/>
-              <w:jc w:val="center"/>
-            </w:pPr>
-            <w:r>
-              <w:rPr>
-                <w:rFonts w:ascii="Times New Roman" w:hAnsi="Times New Roman" w:eastAsia="Times New Roman" w:cs="Times New Roman"/>
-              </w:rPr>
-              <w:t xml:space="preserve">I</w:t>
-            </w:r>
-          </w:p>
-        </w:tc>
-        <w:tc>
-          <w:tcPr/>
-          <w:p>
-            <w:pPr>
-              <w:pStyle w:val="Compact"/>
-              <w:jc w:val="center"/>
-            </w:pPr>
-            <w:r>
-              <w:rPr>
-                <w:rFonts w:ascii="Times New Roman" w:hAnsi="Times New Roman" w:eastAsia="Times New Roman" w:cs="Times New Roman"/>
-              </w:rPr>
-              <w:t xml:space="preserve">3.25%</w:t>
-            </w:r>
-          </w:p>
-        </w:tc>
-        <w:tc>
-          <w:tcPr/>
-          <w:p>
-            <w:pPr>
-              <w:pStyle w:val="Compact"/>
-              <w:jc w:val="center"/>
-            </w:pPr>
-          </w:p>
-        </w:tc>
-        <w:tc>
-          <w:tcPr/>
-          <w:p>
-            <w:pPr>
-              <w:pStyle w:val="Compact"/>
-              <w:jc w:val="center"/>
-            </w:pPr>
-            <w:r>
-              <w:rPr>
-                <w:rFonts w:ascii="Times New Roman" w:hAnsi="Times New Roman" w:eastAsia="Times New Roman" w:cs="Times New Roman"/>
-              </w:rPr>
-              <w:t xml:space="preserve">0.81%</w:t>
-            </w:r>
-          </w:p>
-        </w:tc>
-        <w:tc>
-          <w:tcPr/>
-          <w:p>
-            <w:pPr>
-              <w:pStyle w:val="Compact"/>
-              <w:jc w:val="center"/>
-            </w:pPr>
-            <w:r>
-              <w:rPr>
-                <w:rFonts w:ascii="Times New Roman" w:hAnsi="Times New Roman" w:eastAsia="Times New Roman" w:cs="Times New Roman"/>
-              </w:rPr>
-              <w:t xml:space="preserve">49.57%</w:t>
-            </w:r>
-          </w:p>
-        </w:tc>
-        <w:tc>
-          <w:tcPr/>
-          <w:p>
-            <w:pPr>
-              <w:pStyle w:val="Compact"/>
-              <w:jc w:val="center"/>
-            </w:pPr>
-            <w:r>
-              <w:rPr>
-                <w:rFonts w:ascii="Times New Roman" w:hAnsi="Times New Roman" w:eastAsia="Times New Roman" w:cs="Times New Roman"/>
-              </w:rPr>
-              <w:t xml:space="preserve">0.142</w:t>
-            </w:r>
-          </w:p>
-        </w:tc>
-        <w:tc>
-          <w:tcPr/>
-          <w:p>
-            <w:pPr>
-              <w:pStyle w:val="Compact"/>
-              <w:jc w:val="center"/>
-            </w:pPr>
-            <w:r>
-              <w:rPr>
-                <w:rFonts w:ascii="Times New Roman" w:hAnsi="Times New Roman" w:eastAsia="Times New Roman" w:cs="Times New Roman"/>
-              </w:rPr>
-              <w:t xml:space="preserve">0.144</w:t>
-            </w:r>
-          </w:p>
-        </w:tc>
-        <w:tc>
-          <w:tcPr/>
-          <w:p>
-            <w:pPr>
-              <w:pStyle w:val="Compact"/>
-              <w:jc w:val="center"/>
-            </w:pPr>
-            <w:r>
-              <w:rPr>
-                <w:rFonts w:ascii="Times New Roman" w:hAnsi="Times New Roman" w:eastAsia="Times New Roman" w:cs="Times New Roman"/>
-              </w:rPr>
-              <w:t xml:space="preserve">0.241</w:t>
-            </w:r>
-          </w:p>
-        </w:tc>
-        <w:tc>
-          <w:tcPr/>
-          <w:p>
-            <w:pPr>
-              <w:pStyle w:val="Compact"/>
-              <w:jc w:val="center"/>
-            </w:pPr>
-            <w:r>
-              <w:rPr>
-                <w:rFonts w:ascii="Times New Roman" w:hAnsi="Times New Roman" w:eastAsia="Times New Roman" w:cs="Times New Roman"/>
-              </w:rPr>
-              <w:t xml:space="preserve">0.172</w:t>
-            </w:r>
-          </w:p>
-        </w:tc>
-      </w:tr>
-    </w:tbl>
-    <w:p>
-      <w:pPr>
-        <w:numPr>
-          <w:ilvl w:val="0"/>
-          <w:numId w:val="1007"/>
-        </w:numPr>
-        <w:spacing w:before="120"/>
-      </w:pPr>
-      <w:r>
-        <w:rPr>
-          <w:rFonts w:hint="eastAsia" w:ascii="Times New Roman" w:hAnsi="Times New Roman" w:eastAsia="FangSong" w:cs="Times New Roman"/>
-        </w:rPr>
-        <w:t xml:space="preserve">确定</w:t>
-      </w:r>
-      <w:r>
-        <w:rPr>
-          <w:rFonts w:ascii="Times New Roman" w:hAnsi="Times New Roman" w:eastAsia="Times New Roman" w:cs="Times New Roman"/>
-        </w:rPr>
-        <w:t xml:space="preserve"> E、I </w:t>
-      </w:r>
-      <w:r>
-        <w:rPr>
-          <w:rFonts w:hint="eastAsia" w:ascii="Times New Roman" w:hAnsi="Times New Roman" w:eastAsia="FangSong" w:cs="Times New Roman"/>
-        </w:rPr>
-        <w:t>的化学式</w:t>
-      </w:r>
-      <w:r>
-        <w:rPr>
-          <w:rFonts w:hint="eastAsia" w:ascii="Times New Roman" w:hAnsi="Times New Roman" w:eastAsia="Times New Roman" w:cs="Times New Roman"/>
-        </w:rPr>
-        <w:t>。</w:t>
-      </w:r>
-    </w:p>
-    <w:p>
-      <w:pPr>
-        <w:numPr>
-          <w:ilvl w:val="0"/>
-          <w:numId w:val="1007"/>
-        </w:numPr>
-      </w:pPr>
-      <w:r>
-        <w:rPr>
-          <w:rFonts w:hint="eastAsia" w:ascii="Times New Roman" w:hAnsi="Times New Roman" w:eastAsia="FangSong" w:cs="Times New Roman"/>
-        </w:rPr>
-        <w:t xml:space="preserve">给出</w:t>
-      </w:r>
-      <w:r>
-        <w:rPr>
-          <w:rFonts w:ascii="Times New Roman" w:hAnsi="Times New Roman" w:eastAsia="Times New Roman" w:cs="Times New Roman"/>
-        </w:rPr>
-        <w:t xml:space="preserve"> A、B、E、I </w:t>
-      </w:r>
-      <w:r>
-        <w:rPr>
-          <w:rFonts w:hint="eastAsia" w:ascii="Times New Roman" w:hAnsi="Times New Roman" w:eastAsia="FangSong" w:cs="Times New Roman"/>
-        </w:rPr>
-        <w:t>的结构</w:t>
-      </w:r>
-      <w:r>
-        <w:rPr>
-          <w:rFonts w:hint="eastAsia" w:ascii="Times New Roman" w:hAnsi="Times New Roman" w:eastAsia="Times New Roman" w:cs="Times New Roman"/>
-        </w:rPr>
-        <w:t>。</w:t>
-      </w:r>
-    </w:p>
-    <w:p>
-      <w:pPr>
-        <w:spacing w:before="160" w:after="80"/>
-      </w:pPr>
-      <w:r>
-        <w:pict>
-          <v:rect style="width:0;height:1.5pt" o:hralign="center" o:hrstd="t" o:hr="t"/>
-        </w:pict>
-      </w:r>
-    </w:p>
-    <w:bookmarkEnd w:id="49"/>
-    <w:bookmarkStart w:id="50" w:name="习题6.24-d4"/>
-    <w:p>
-      <w:pPr>
-        <w:pStyle w:val="Heading2"/>
-        <w:spacing w:before="280" w:after="120"/>
-      </w:pPr>
-      <w:r>
-        <w:rPr>
-          <w:rFonts w:ascii="Times New Roman" w:hAnsi="Times New Roman" w:eastAsia="Times New Roman" w:cs="Times New Roman"/>
-        </w:rPr>
-        <w:t xml:space="preserve">5.14 </w:t>
       </w:r>
       <w:r>
         <w:rPr>
@@ -14439,7 +12603,7 @@
         <w:pStyle w:val="Compact"/>
         <w:numPr>
           <w:ilvl w:val="0"/>
-          <w:numId w:val="1008"/>
+          <w:numId w:val="1005"/>
         </w:numPr>
       </w:pPr>
       <w:r>
@@ -14472,7 +12636,7 @@
         <w:pStyle w:val="Compact"/>
         <w:numPr>
           <w:ilvl w:val="0"/>
-          <w:numId w:val="1008"/>
+          <w:numId w:val="1005"/>
         </w:numPr>
       </w:pPr>
       <w:r>
@@ -14505,7 +12669,7 @@
         <w:pStyle w:val="Compact"/>
         <w:numPr>
           <w:ilvl w:val="0"/>
-          <w:numId w:val="1008"/>
+          <w:numId w:val="1005"/>
         </w:numPr>
       </w:pPr>
       <w:r>
@@ -14538,7 +12702,7 @@
         <w:pStyle w:val="Compact"/>
         <w:numPr>
           <w:ilvl w:val="0"/>
-          <w:numId w:val="1008"/>
+          <w:numId w:val="1005"/>
         </w:numPr>
       </w:pPr>
       <w:r>
@@ -14576,8 +12740,8 @@
         </w:pict>
       </w:r>
     </w:p>
-    <w:bookmarkEnd w:id="50"/>
-    <w:bookmarkStart w:id="51" w:name="习题6.25-d4"/>
+    <w:bookmarkEnd w:id="49"/>
+    <w:bookmarkStart w:id="50" w:name="习题6.25-d4"/>
     <w:p>
       <w:pPr>
         <w:pStyle w:val="Heading2"/>
@@ -14587,7 +12751,7 @@
         <w:rPr>
           <w:rFonts w:ascii="Times New Roman" w:hAnsi="Times New Roman" w:eastAsia="Times New Roman" w:cs="Times New Roman"/>
         </w:rPr>
-        <w:t xml:space="preserve">5.15 </w:t>
+        <w:t xml:space="preserve">5.14 </w:t>
       </w:r>
       <w:r>
         <w:rPr>
@@ -15081,7 +13245,7 @@
       <w:pPr>
         <w:numPr>
           <w:ilvl w:val="0"/>
-          <w:numId w:val="1009"/>
+          <w:numId w:val="1006"/>
         </w:numPr>
       </w:pPr>
       <w:r>
@@ -15125,7 +13289,7 @@
       <w:pPr>
         <w:numPr>
           <w:ilvl w:val="0"/>
-          <w:numId w:val="1009"/>
+          <w:numId w:val="1006"/>
         </w:numPr>
       </w:pPr>
       <w:r>
@@ -15254,7 +13418,7 @@
       <w:pPr>
         <w:numPr>
           <w:ilvl w:val="0"/>
-          <w:numId w:val="1009"/>
+          <w:numId w:val="1006"/>
         </w:numPr>
       </w:pPr>
       <w:r>
@@ -15482,7 +13646,7 @@
       <w:pPr>
         <w:numPr>
           <w:ilvl w:val="0"/>
-          <w:numId w:val="1009"/>
+          <w:numId w:val="1006"/>
         </w:numPr>
       </w:pPr>
       <w:r>
@@ -15773,8 +13937,8 @@
         </w:pict>
       </w:r>
     </w:p>
-    <w:bookmarkEnd w:id="51"/>
-    <w:bookmarkStart w:id="52" w:name="习题6.32-d4"/>
+    <w:bookmarkEnd w:id="50"/>
+    <w:bookmarkStart w:id="51" w:name="习题6.32-d4"/>
     <w:p>
       <w:pPr>
         <w:pStyle w:val="Heading2"/>
@@ -15784,7 +13948,7 @@
         <w:rPr>
           <w:rFonts w:ascii="Times New Roman" w:hAnsi="Times New Roman" w:eastAsia="Times New Roman" w:cs="Times New Roman"/>
         </w:rPr>
-        <w:t xml:space="preserve">5.16 </w:t>
+        <w:t xml:space="preserve">5.15 </w:t>
       </w:r>
       <w:r>
         <w:rPr>
@@ -16082,7 +14246,7 @@
       <w:pPr>
         <w:numPr>
           <w:ilvl w:val="0"/>
-          <w:numId w:val="1010"/>
+          <w:numId w:val="1007"/>
         </w:numPr>
       </w:pPr>
       <w:r>
@@ -16114,7 +14278,7 @@
       <w:pPr>
         <w:numPr>
           <w:ilvl w:val="0"/>
-          <w:numId w:val="1010"/>
+          <w:numId w:val="1007"/>
         </w:numPr>
       </w:pPr>
       <w:r>
@@ -16216,8 +14380,8 @@
         </w:pict>
       </w:r>
     </w:p>
-    <w:bookmarkEnd w:id="52"/>
-    <w:bookmarkStart w:id="53" w:name="习题6.35-d4"/>
+    <w:bookmarkEnd w:id="51"/>
+    <w:bookmarkStart w:id="52" w:name="习题6.35-d4"/>
     <w:p>
       <w:pPr>
         <w:pStyle w:val="Heading2"/>
@@ -16227,7 +14391,7 @@
         <w:rPr>
           <w:rFonts w:ascii="Times New Roman" w:hAnsi="Times New Roman" w:eastAsia="Times New Roman" w:cs="Times New Roman"/>
         </w:rPr>
-        <w:t xml:space="preserve">5.17 </w:t>
+        <w:t xml:space="preserve">5.16 </w:t>
       </w:r>
       <w:r>
         <w:rPr>
@@ -16528,8 +14692,8 @@
         </w:pict>
       </w:r>
     </w:p>
-    <w:bookmarkEnd w:id="53"/>
-    <w:bookmarkStart w:id="54" w:name="习题6.36-d4"/>
+    <w:bookmarkEnd w:id="52"/>
+    <w:bookmarkStart w:id="53" w:name="习题6.36-d4"/>
     <w:p>
       <w:pPr>
         <w:pStyle w:val="Heading2"/>
@@ -16539,7 +14703,7 @@
         <w:rPr>
           <w:rFonts w:ascii="Times New Roman" w:hAnsi="Times New Roman" w:eastAsia="Times New Roman" w:cs="Times New Roman"/>
         </w:rPr>
-        <w:t xml:space="preserve">5.18 </w:t>
+        <w:t xml:space="preserve">5.17 </w:t>
       </w:r>
       <w:r>
         <w:rPr>
@@ -16989,6 +15153,2059 @@
           <w:rFonts w:hint="eastAsia" w:ascii="Times New Roman" w:hAnsi="Times New Roman" w:eastAsia="Times New Roman" w:cs="Times New Roman"/>
         </w:rPr>
         <w:t>。</w:t>
+      </w:r>
+    </w:p>
+    <w:p>
+      <w:pPr>
+        <w:pStyle w:val="Compact"/>
+        <w:numPr>
+          <w:ilvl w:val="0"/>
+          <w:numId w:val="1008"/>
+        </w:numPr>
+      </w:pPr>
+      <w:r>
+        <w:rPr>
+          <w:rFonts w:hint="eastAsia" w:ascii="Times New Roman" w:hAnsi="Times New Roman" w:eastAsia="FangSong" w:cs="Times New Roman"/>
+        </w:rPr>
+        <w:t xml:space="preserve">写出</w:t>
+      </w:r>
+      <w:r>
+        <w:rPr>
+          <w:rFonts w:ascii="Times New Roman" w:hAnsi="Times New Roman" w:eastAsia="Times New Roman" w:cs="Times New Roman"/>
+        </w:rPr>
+        <w:t xml:space="preserve"> L </w:t>
+      </w:r>
+      <w:r>
+        <w:rPr>
+          <w:rFonts w:hint="eastAsia" w:ascii="Times New Roman" w:hAnsi="Times New Roman" w:eastAsia="FangSong" w:cs="Times New Roman"/>
+        </w:rPr>
+        <w:t>的化学式</w:t>
+      </w:r>
+      <w:r>
+        <w:rPr>
+          <w:rFonts w:hint="eastAsia" w:ascii="Times New Roman" w:hAnsi="Times New Roman" w:eastAsia="Times New Roman" w:cs="Times New Roman"/>
+        </w:rPr>
+        <w:t>(</w:t>
+      </w:r>
+      <w:r>
+        <w:rPr>
+          <w:rFonts w:hint="eastAsia" w:ascii="Times New Roman" w:hAnsi="Times New Roman" w:eastAsia="FangSong" w:cs="Times New Roman"/>
+        </w:rPr>
+        <w:t>要求能表明其结构</w:t>
+      </w:r>
+      <w:r>
+        <w:rPr>
+          <w:rFonts w:hint="eastAsia" w:ascii="Times New Roman" w:hAnsi="Times New Roman" w:eastAsia="Times New Roman" w:cs="Times New Roman"/>
+        </w:rPr>
+        <w:t>)</w:t>
+      </w:r>
+      <w:r>
+        <w:rPr>
+          <w:rFonts w:hint="eastAsia" w:ascii="Times New Roman" w:hAnsi="Times New Roman" w:eastAsia="FangSong" w:cs="Times New Roman"/>
+        </w:rPr>
+        <w:t>和生成</w:t>
+      </w:r>
+      <w:r>
+        <w:rPr>
+          <w:rFonts w:ascii="Times New Roman" w:hAnsi="Times New Roman" w:eastAsia="Times New Roman" w:cs="Times New Roman"/>
+        </w:rPr>
+        <w:t xml:space="preserve"> L </w:t>
+      </w:r>
+      <w:r>
+        <w:rPr>
+          <w:rFonts w:hint="eastAsia" w:ascii="Times New Roman" w:hAnsi="Times New Roman" w:eastAsia="FangSong" w:cs="Times New Roman"/>
+        </w:rPr>
+        <w:t>的方程式</w:t>
+      </w:r>
+      <w:r>
+        <w:rPr>
+          <w:rFonts w:hint="eastAsia" w:ascii="Times New Roman" w:hAnsi="Times New Roman" w:eastAsia="Times New Roman" w:cs="Times New Roman"/>
+        </w:rPr>
+        <w:t>。</w:t>
+      </w:r>
+    </w:p>
+    <w:p>
+      <w:pPr>
+        <w:pStyle w:val="Compact"/>
+        <w:numPr>
+          <w:ilvl w:val="0"/>
+          <w:numId w:val="1008"/>
+        </w:numPr>
+      </w:pPr>
+      <w:r>
+        <w:rPr>
+          <w:rFonts w:hint="eastAsia" w:ascii="Times New Roman" w:hAnsi="Times New Roman" w:eastAsia="FangSong" w:cs="Times New Roman"/>
+        </w:rPr>
+        <w:t xml:space="preserve">写出</w:t>
+      </w:r>
+      <w:r>
+        <w:rPr>
+          <w:rFonts w:ascii="Times New Roman" w:hAnsi="Times New Roman" w:eastAsia="Times New Roman" w:cs="Times New Roman"/>
+        </w:rPr>
+        <w:t xml:space="preserve"> J </w:t>
+      </w:r>
+      <w:r>
+        <w:rPr>
+          <w:rFonts w:hint="eastAsia" w:ascii="Times New Roman" w:hAnsi="Times New Roman" w:eastAsia="FangSong" w:cs="Times New Roman"/>
+        </w:rPr>
+        <w:t xml:space="preserve">的化学式和</w:t>
+      </w:r>
+      <w:r>
+        <w:rPr>
+          <w:rFonts w:ascii="Times New Roman" w:hAnsi="Times New Roman" w:eastAsia="Times New Roman" w:cs="Times New Roman"/>
+        </w:rPr>
+        <w:t xml:space="preserve"> n mol L </w:t>
+      </w:r>
+      <w:r>
+        <w:rPr>
+          <w:rFonts w:hint="eastAsia" w:ascii="Times New Roman" w:hAnsi="Times New Roman" w:eastAsia="FangSong" w:cs="Times New Roman"/>
+        </w:rPr>
+        <w:t xml:space="preserve">生成</w:t>
+      </w:r>
+      <w:r>
+        <w:rPr>
+          <w:rFonts w:ascii="Times New Roman" w:hAnsi="Times New Roman" w:eastAsia="Times New Roman" w:cs="Times New Roman"/>
+        </w:rPr>
+        <w:t xml:space="preserve"> J </w:t>
+      </w:r>
+      <w:r>
+        <w:rPr>
+          <w:rFonts w:hint="eastAsia" w:ascii="Times New Roman" w:hAnsi="Times New Roman" w:eastAsia="FangSong" w:cs="Times New Roman"/>
+        </w:rPr>
+        <w:t>的普遍离子方程式</w:t>
+      </w:r>
+      <w:r>
+        <w:rPr>
+          <w:rFonts w:hint="eastAsia" w:ascii="Times New Roman" w:hAnsi="Times New Roman" w:eastAsia="Times New Roman" w:cs="Times New Roman"/>
+        </w:rPr>
+        <w:t>。</w:t>
+      </w:r>
+    </w:p>
+    <w:p>
+      <w:pPr>
+        <w:spacing w:before="160" w:after="80"/>
+      </w:pPr>
+      <w:r>
+        <w:pict>
+          <v:rect style="width:0;height:1.5pt" o:hralign="center" o:hrstd="t" o:hr="t"/>
+        </w:pict>
+      </w:r>
+    </w:p>
+    <w:bookmarkEnd w:id="53"/>
+    <w:bookmarkStart w:id="54" w:name="习题6.37-d4"/>
+    <w:p>
+      <w:pPr>
+        <w:pStyle w:val="Heading2"/>
+        <w:spacing w:before="280" w:after="120"/>
+      </w:pPr>
+      <w:r>
+        <w:rPr>
+          <w:rFonts w:ascii="Times New Roman" w:hAnsi="Times New Roman" w:eastAsia="Times New Roman" w:cs="Times New Roman"/>
+        </w:rPr>
+        <w:t xml:space="preserve">5.18 </w:t>
+      </w:r>
+      <w:r>
+        <w:rPr>
+          <w:rFonts w:hint="eastAsia" w:ascii="Times New Roman" w:hAnsi="Times New Roman" w:eastAsia="SimHei" w:cs="Times New Roman"/>
+        </w:rPr>
+        <w:t>习题</w:t>
+      </w:r>
+      <w:r>
+        <w:rPr>
+          <w:rFonts w:hint="eastAsia" w:ascii="Times New Roman" w:hAnsi="Times New Roman" w:eastAsia="Times New Roman" w:cs="Times New Roman"/>
+        </w:rPr>
+        <w:t>6.37</w:t>
+      </w:r>
+      <w:r>
+        <w:rPr>
+          <w:rFonts w:ascii="Times New Roman" w:hAnsi="Times New Roman" w:eastAsia="Times New Roman" w:cs="Times New Roman"/>
+        </w:rPr>
+        <w:t xml:space="preserve"> 〔🟢 d4〕</w:t>
+      </w:r>
+    </w:p>
+    <w:p>
+      <w:pPr>
+        <w:pStyle w:val="FirstParagraph"/>
+      </w:pPr>
+      <w:r>
+        <w:rPr>
+          <w:rFonts w:hint="eastAsia" w:ascii="Times New Roman" w:hAnsi="Times New Roman" w:eastAsia="FangSong" w:cs="Times New Roman"/>
+        </w:rPr>
+        <w:t xml:space="preserve">一种少见的天然氨基酸</w:t>
+      </w:r>
+      <w:r>
+        <w:rPr>
+          <w:rFonts w:ascii="Times New Roman" w:hAnsi="Times New Roman" w:eastAsia="Times New Roman" w:cs="Times New Roman"/>
+        </w:rPr>
+        <w:t xml:space="preserve"> A </w:t>
+      </w:r>
+      <w:r>
+        <w:rPr>
+          <w:rFonts w:hint="eastAsia" w:ascii="Times New Roman" w:hAnsi="Times New Roman" w:eastAsia="FangSong" w:cs="Times New Roman"/>
+        </w:rPr>
+        <w:t xml:space="preserve">直到</w:t>
+      </w:r>
+      <w:r>
+        <w:rPr>
+          <w:rFonts w:ascii="Times New Roman" w:hAnsi="Times New Roman" w:eastAsia="Times New Roman" w:cs="Times New Roman"/>
+        </w:rPr>
+        <w:t xml:space="preserve"> 20 </w:t>
+      </w:r>
+      <w:r>
+        <w:rPr>
+          <w:rFonts w:hint="eastAsia" w:ascii="Times New Roman" w:hAnsi="Times New Roman" w:eastAsia="FangSong" w:cs="Times New Roman"/>
+        </w:rPr>
+        <w:t>世纪末才被化学家们发现</w:t>
+      </w:r>
+      <w:r>
+        <w:rPr>
+          <w:rFonts w:hint="eastAsia" w:ascii="Times New Roman" w:hAnsi="Times New Roman" w:eastAsia="Times New Roman" w:cs="Times New Roman"/>
+        </w:rPr>
+        <w:t>,</w:t>
+      </w:r>
+      <w:r>
+        <w:rPr>
+          <w:rFonts w:ascii="Times New Roman" w:hAnsi="Times New Roman" w:eastAsia="Times New Roman" w:cs="Times New Roman"/>
+        </w:rPr>
+        <w:t xml:space="preserve"> </w:t>
+      </w:r>
+      <w:r>
+        <w:rPr>
+          <w:rFonts w:hint="eastAsia" w:ascii="Times New Roman" w:hAnsi="Times New Roman" w:eastAsia="FangSong" w:cs="Times New Roman"/>
+        </w:rPr>
+        <w:t>它是一些重要酶的活性中心的一部分</w:t>
+      </w:r>
+      <w:r>
+        <w:rPr>
+          <w:rFonts w:hint="eastAsia" w:ascii="Times New Roman" w:hAnsi="Times New Roman" w:eastAsia="Times New Roman" w:cs="Times New Roman"/>
+        </w:rPr>
+        <w:t>,</w:t>
+      </w:r>
+      <w:r>
+        <w:rPr>
+          <w:rFonts w:ascii="Times New Roman" w:hAnsi="Times New Roman" w:eastAsia="Times New Roman" w:cs="Times New Roman"/>
+        </w:rPr>
+        <w:t xml:space="preserve"> </w:t>
+      </w:r>
+      <w:r>
+        <w:rPr>
+          <w:rFonts w:hint="eastAsia" w:ascii="Times New Roman" w:hAnsi="Times New Roman" w:eastAsia="FangSong" w:cs="Times New Roman"/>
+        </w:rPr>
+        <w:t xml:space="preserve">含有</w:t>
+      </w:r>
+      <w:r>
+        <w:rPr>
+          <w:rFonts w:ascii="Times New Roman" w:hAnsi="Times New Roman" w:eastAsia="Times New Roman" w:cs="Times New Roman"/>
+        </w:rPr>
+        <w:t xml:space="preserve"> 8.33% </w:t>
+      </w:r>
+      <w:r>
+        <w:rPr>
+          <w:rFonts w:hint="eastAsia" w:ascii="Times New Roman" w:hAnsi="Times New Roman" w:eastAsia="FangSong" w:cs="Times New Roman"/>
+        </w:rPr>
+        <w:t xml:space="preserve">质量分数的</w:t>
+      </w:r>
+      <w:r>
+        <w:rPr>
+          <w:rFonts w:ascii="Times New Roman" w:hAnsi="Times New Roman" w:eastAsia="Times New Roman" w:cs="Times New Roman"/>
+        </w:rPr>
+        <w:t xml:space="preserve"> N。A </w:t>
+      </w:r>
+      <w:r>
+        <w:rPr>
+          <w:rFonts w:hint="eastAsia" w:ascii="Times New Roman" w:hAnsi="Times New Roman" w:eastAsia="FangSong" w:cs="Times New Roman"/>
+        </w:rPr>
+        <w:t>的实验室合成可以按如下步骤进行</w:t>
+      </w:r>
+      <w:r>
+        <w:rPr>
+          <w:rFonts w:hint="eastAsia" w:ascii="Times New Roman" w:hAnsi="Times New Roman" w:eastAsia="Times New Roman" w:cs="Times New Roman"/>
+        </w:rPr>
+        <w:t>。</w:t>
+      </w:r>
+    </w:p>
+    <w:p>
+      <w:pPr>
+        <w:pStyle w:val="BodyText"/>
+      </w:pPr>
+      <w:r>
+        <w:rPr>
+          <w:rFonts w:hint="eastAsia" w:ascii="Times New Roman" w:hAnsi="Times New Roman" w:eastAsia="FangSong" w:cs="Times New Roman"/>
+        </w:rPr>
+        <w:t>第一部分</w:t>
+      </w:r>
+      <w:r>
+        <w:rPr>
+          <w:rFonts w:hint="eastAsia" w:ascii="Times New Roman" w:hAnsi="Times New Roman" w:eastAsia="Times New Roman" w:cs="Times New Roman"/>
+        </w:rPr>
+        <w:t>:</w:t>
+      </w:r>
+      <w:r>
+        <w:rPr>
+          <w:rFonts w:hint="eastAsia" w:ascii="Times New Roman" w:hAnsi="Times New Roman" w:eastAsia="FangSong" w:cs="Times New Roman"/>
+        </w:rPr>
+        <w:t>在丝氨酸盐酸盐</w:t>
+      </w:r>
+      <w:r>
+        <w:rPr>
+          <w:rFonts w:hint="eastAsia" w:ascii="Times New Roman" w:hAnsi="Times New Roman" w:eastAsia="Times New Roman" w:cs="Times New Roman"/>
+        </w:rPr>
+        <w:t>(2-</w:t>
+      </w:r>
+      <w:r>
+        <w:rPr>
+          <w:rFonts w:hint="eastAsia" w:ascii="Times New Roman" w:hAnsi="Times New Roman" w:eastAsia="FangSong" w:cs="Times New Roman"/>
+        </w:rPr>
+        <w:t>氨基</w:t>
+      </w:r>
+      <w:r>
+        <w:rPr>
+          <w:rFonts w:hint="eastAsia" w:ascii="Times New Roman" w:hAnsi="Times New Roman" w:eastAsia="Times New Roman" w:cs="Times New Roman"/>
+        </w:rPr>
+        <w:t>-3-</w:t>
+      </w:r>
+      <w:r>
+        <w:rPr>
+          <w:rFonts w:hint="eastAsia" w:ascii="Times New Roman" w:hAnsi="Times New Roman" w:eastAsia="FangSong" w:cs="Times New Roman"/>
+        </w:rPr>
+        <w:t>羟基丙酸盐酸盐</w:t>
+      </w:r>
+      <w:r>
+        <w:rPr>
+          <w:rFonts w:hint="eastAsia" w:ascii="Times New Roman" w:hAnsi="Times New Roman" w:eastAsia="Times New Roman" w:cs="Times New Roman"/>
+        </w:rPr>
+        <w:t>)</w:t>
+      </w:r>
+      <w:r>
+        <w:rPr>
+          <w:rFonts w:hint="eastAsia" w:ascii="Times New Roman" w:hAnsi="Times New Roman" w:eastAsia="FangSong" w:cs="Times New Roman"/>
+        </w:rPr>
+        <w:t>的</w:t>
+      </w:r>
+      <w:r>
+        <w:rPr>
+          <w:rFonts w:ascii="Times New Roman" w:hAnsi="Times New Roman" w:eastAsia="Times New Roman" w:cs="Times New Roman"/>
+        </w:rPr>
+        <w:t xml:space="preserve"> THF </w:t>
+      </w:r>
+      <w:r>
+        <w:rPr>
+          <w:rFonts w:hint="eastAsia" w:ascii="Times New Roman" w:hAnsi="Times New Roman" w:eastAsia="FangSong" w:cs="Times New Roman"/>
+        </w:rPr>
+        <w:t xml:space="preserve">溶液中滴加等摩尔量的</w:t>
+      </w:r>
+      <w:r>
+        <w:rPr>
+          <w:rFonts w:ascii="Times New Roman" w:hAnsi="Times New Roman" w:eastAsia="Times New Roman" w:cs="Times New Roman"/>
+        </w:rPr>
+        <w:t xml:space="preserve"> SOCl</w:t>
+      </w:r>
+      <w:r>
+        <w:rPr>
+          <w:rFonts w:ascii="Times New Roman" w:hAnsi="Times New Roman" w:eastAsia="Times New Roman" w:cs="Times New Roman"/>
+          <w:vertAlign w:val="subscript"/>
+        </w:rPr>
+        <w:t>2</w:t>
+      </w:r>
+      <w:r>
+        <w:rPr>
+          <w:rFonts w:ascii="Times New Roman" w:hAnsi="Times New Roman" w:eastAsia="Times New Roman" w:cs="Times New Roman"/>
+        </w:rPr>
+        <w:t xml:space="preserve"> </w:t>
+      </w:r>
+      <w:r>
+        <w:rPr>
+          <w:rFonts w:hint="eastAsia" w:ascii="Times New Roman" w:hAnsi="Times New Roman" w:eastAsia="Times New Roman" w:cs="Times New Roman"/>
+        </w:rPr>
+        <w:t>，</w:t>
+      </w:r>
+      <w:r>
+        <w:rPr>
+          <w:rFonts w:hint="eastAsia" w:ascii="Times New Roman" w:hAnsi="Times New Roman" w:eastAsia="FangSong" w:cs="Times New Roman"/>
+        </w:rPr>
+        <w:t>然后蒸发得到含</w:t>
+      </w:r>
+      <w:r>
+        <w:rPr>
+          <w:rFonts w:ascii="Times New Roman" w:hAnsi="Times New Roman" w:eastAsia="Times New Roman" w:cs="Times New Roman"/>
+        </w:rPr>
+        <w:t xml:space="preserve"> Cl 44.31% </w:t>
+      </w:r>
+      <w:r>
+        <w:rPr>
+          <w:rFonts w:hint="eastAsia" w:ascii="Times New Roman" w:hAnsi="Times New Roman" w:eastAsia="FangSong" w:cs="Times New Roman"/>
+        </w:rPr>
+        <w:t xml:space="preserve">的离子化合物</w:t>
+      </w:r>
+      <w:r>
+        <w:rPr>
+          <w:rFonts w:ascii="Times New Roman" w:hAnsi="Times New Roman" w:eastAsia="Times New Roman" w:cs="Times New Roman"/>
+        </w:rPr>
+        <w:t xml:space="preserve"> B。</w:t>
+      </w:r>
+    </w:p>
+    <w:p>
+      <w:pPr>
+        <w:pStyle w:val="BodyText"/>
+      </w:pPr>
+      <w:r>
+        <w:rPr>
+          <w:rFonts w:hint="eastAsia" w:ascii="Times New Roman" w:hAnsi="Times New Roman" w:eastAsia="FangSong" w:cs="Times New Roman"/>
+        </w:rPr>
+        <w:t>第二部分</w:t>
+      </w:r>
+      <w:r>
+        <w:rPr>
+          <w:rFonts w:hint="eastAsia" w:ascii="Times New Roman" w:hAnsi="Times New Roman" w:eastAsia="Times New Roman" w:cs="Times New Roman"/>
+        </w:rPr>
+        <w:t>:</w:t>
+      </w:r>
+      <w:r>
+        <w:rPr>
+          <w:rFonts w:ascii="Times New Roman" w:hAnsi="Times New Roman" w:eastAsia="Times New Roman" w:cs="Times New Roman"/>
+        </w:rPr>
+        <w:t xml:space="preserve"> </w:t>
+      </w:r>
+      <w:r>
+        <w:rPr>
+          <w:rFonts w:hint="eastAsia" w:ascii="Times New Roman" w:hAnsi="Times New Roman" w:eastAsia="FangSong" w:cs="Times New Roman"/>
+        </w:rPr>
+        <w:t xml:space="preserve">将</w:t>
+      </w:r>
+      <w:r>
+        <w:rPr>
+          <w:rFonts w:ascii="Times New Roman" w:hAnsi="Times New Roman" w:eastAsia="Times New Roman" w:cs="Times New Roman"/>
+        </w:rPr>
+        <w:t xml:space="preserve"> NaBH</w:t>
+      </w:r>
+      <w:r>
+        <w:rPr>
+          <w:rFonts w:ascii="Times New Roman" w:hAnsi="Times New Roman" w:eastAsia="Times New Roman" w:cs="Times New Roman"/>
+          <w:vertAlign w:val="subscript"/>
+        </w:rPr>
+        <w:t>4</w:t>
+      </w:r>
+      <w:r>
+        <w:rPr>
+          <w:rFonts w:ascii="Times New Roman" w:hAnsi="Times New Roman" w:eastAsia="Times New Roman" w:cs="Times New Roman"/>
+        </w:rPr>
+        <w:t xml:space="preserve"> </w:t>
+      </w:r>
+      <w:r>
+        <w:rPr>
+          <w:rFonts w:hint="eastAsia" w:ascii="Times New Roman" w:hAnsi="Times New Roman" w:eastAsia="FangSong" w:cs="Times New Roman"/>
+        </w:rPr>
+        <w:t xml:space="preserve">与单质</w:t>
+      </w:r>
+      <w:r>
+        <w:rPr>
+          <w:rFonts w:ascii="Times New Roman" w:hAnsi="Times New Roman" w:eastAsia="Times New Roman" w:cs="Times New Roman"/>
+        </w:rPr>
+        <w:t xml:space="preserve"> C </w:t>
+      </w:r>
+      <w:r>
+        <w:rPr>
+          <w:rFonts w:hint="eastAsia" w:ascii="Times New Roman" w:hAnsi="Times New Roman" w:eastAsia="FangSong" w:cs="Times New Roman"/>
+        </w:rPr>
+        <w:t xml:space="preserve">以摩尔比</w:t>
+      </w:r>
+      <w:r>
+        <w:rPr>
+          <w:rFonts w:ascii="Times New Roman" w:hAnsi="Times New Roman" w:eastAsia="Times New Roman" w:cs="Times New Roman"/>
+        </w:rPr>
+        <w:t xml:space="preserve"> 2:3 </w:t>
+      </w:r>
+      <w:r>
+        <w:rPr>
+          <w:rFonts w:hint="eastAsia" w:ascii="Times New Roman" w:hAnsi="Times New Roman" w:eastAsia="FangSong" w:cs="Times New Roman"/>
+        </w:rPr>
+        <w:t xml:space="preserve">在乙醇中反应时得到盐</w:t>
+      </w:r>
+      <w:r>
+        <w:rPr>
+          <w:rFonts w:ascii="Times New Roman" w:hAnsi="Times New Roman" w:eastAsia="Times New Roman" w:cs="Times New Roman"/>
+        </w:rPr>
+        <w:t xml:space="preserve"> </w:t>
+      </w:r>
+      <w:r>
+        <w:rPr>
+          <w:rFonts w:hint="eastAsia" w:ascii="Times New Roman" w:hAnsi="Times New Roman" w:eastAsia="Times New Roman" w:cs="Times New Roman"/>
+        </w:rPr>
+        <w:t>D、</w:t>
+      </w:r>
+      <w:r>
+        <w:rPr>
+          <w:rFonts w:hint="eastAsia" w:ascii="Times New Roman" w:hAnsi="Times New Roman" w:eastAsia="FangSong" w:cs="Times New Roman"/>
+        </w:rPr>
+        <w:t>具有强烈难闻气味的挥发性二元化合物</w:t>
+      </w:r>
+      <w:r>
+        <w:rPr>
+          <w:rFonts w:ascii="Times New Roman" w:hAnsi="Times New Roman" w:eastAsia="Times New Roman" w:cs="Times New Roman"/>
+        </w:rPr>
+        <w:t xml:space="preserve"> </w:t>
+      </w:r>
+      <w:r>
+        <w:rPr>
+          <w:rFonts w:hint="eastAsia" w:ascii="Times New Roman" w:hAnsi="Times New Roman" w:eastAsia="Times New Roman" w:cs="Times New Roman"/>
+        </w:rPr>
+        <w:t>E、</w:t>
+      </w:r>
+      <w:r>
+        <w:rPr>
+          <w:rFonts w:hint="eastAsia" w:ascii="Times New Roman" w:hAnsi="Times New Roman" w:eastAsia="FangSong" w:cs="Times New Roman"/>
+        </w:rPr>
+        <w:t>单质</w:t>
+      </w:r>
+      <w:r>
+        <w:rPr>
+          <w:rFonts w:ascii="Times New Roman" w:hAnsi="Times New Roman" w:eastAsia="Times New Roman" w:cs="Times New Roman"/>
+        </w:rPr>
+        <w:t xml:space="preserve"> F </w:t>
+      </w:r>
+      <w:r>
+        <w:rPr>
+          <w:rFonts w:hint="eastAsia" w:ascii="Times New Roman" w:hAnsi="Times New Roman" w:eastAsia="FangSong" w:cs="Times New Roman"/>
+        </w:rPr>
+        <w:t xml:space="preserve">和化合物</w:t>
+      </w:r>
+      <w:r>
+        <w:rPr>
+          <w:rFonts w:ascii="Times New Roman" w:hAnsi="Times New Roman" w:eastAsia="Times New Roman" w:cs="Times New Roman"/>
+        </w:rPr>
+        <w:t xml:space="preserve"> </w:t>
+      </w:r>
+      <w:r>
+        <w:rPr>
+          <w:rFonts w:hint="eastAsia" w:ascii="Times New Roman" w:hAnsi="Times New Roman" w:eastAsia="Times New Roman" w:cs="Times New Roman"/>
+        </w:rPr>
+        <w:t>G(</w:t>
+      </w:r>
+      <w:r>
+        <w:rPr>
+          <w:rFonts w:hint="eastAsia" w:ascii="Times New Roman" w:hAnsi="Times New Roman" w:eastAsia="FangSong" w:cs="Times New Roman"/>
+        </w:rPr>
+        <w:t>反应</w:t>
+      </w:r>
+      <w:r>
+        <w:rPr>
+          <w:rFonts w:ascii="Times New Roman" w:hAnsi="Times New Roman" w:eastAsia="Times New Roman" w:cs="Times New Roman"/>
+        </w:rPr>
+        <w:t xml:space="preserve"> 1)。G </w:t>
+      </w:r>
+      <w:r>
+        <w:rPr>
+          <w:rFonts w:hint="eastAsia" w:ascii="Times New Roman" w:hAnsi="Times New Roman" w:eastAsia="FangSong" w:cs="Times New Roman"/>
+        </w:rPr>
+        <w:t>燃烧时显现绿色火焰</w:t>
+      </w:r>
+      <w:r>
+        <w:rPr>
+          <w:rFonts w:hint="eastAsia" w:ascii="Times New Roman" w:hAnsi="Times New Roman" w:eastAsia="Times New Roman" w:cs="Times New Roman"/>
+        </w:rPr>
+        <w:t>。</w:t>
+      </w:r>
+    </w:p>
+    <w:p>
+      <w:pPr>
+        <w:pStyle w:val="BodyText"/>
+      </w:pPr>
+      <w:r>
+        <w:rPr>
+          <w:rFonts w:hint="eastAsia" w:ascii="Times New Roman" w:hAnsi="Times New Roman" w:eastAsia="FangSong" w:cs="Times New Roman"/>
+        </w:rPr>
+        <w:t>第三部分</w:t>
+      </w:r>
+      <w:r>
+        <w:rPr>
+          <w:rFonts w:hint="eastAsia" w:ascii="Times New Roman" w:hAnsi="Times New Roman" w:eastAsia="Times New Roman" w:cs="Times New Roman"/>
+        </w:rPr>
+        <w:t>:</w:t>
+      </w:r>
+      <w:r>
+        <w:rPr>
+          <w:rFonts w:ascii="Times New Roman" w:hAnsi="Times New Roman" w:eastAsia="Times New Roman" w:cs="Times New Roman"/>
+        </w:rPr>
+        <w:t xml:space="preserve"> </w:t>
+      </w:r>
+      <w:r>
+        <w:rPr>
+          <w:rFonts w:hint="eastAsia" w:ascii="Times New Roman" w:hAnsi="Times New Roman" w:eastAsia="FangSong" w:cs="Times New Roman"/>
+        </w:rPr>
+        <w:t xml:space="preserve">在</w:t>
+      </w:r>
+      <w:r>
+        <w:rPr>
+          <w:rFonts w:ascii="Times New Roman" w:hAnsi="Times New Roman" w:eastAsia="Times New Roman" w:cs="Times New Roman"/>
+        </w:rPr>
+        <w:t xml:space="preserve"> B </w:t>
+      </w:r>
+      <w:r>
+        <w:rPr>
+          <w:rFonts w:hint="eastAsia" w:ascii="Times New Roman" w:hAnsi="Times New Roman" w:eastAsia="FangSong" w:cs="Times New Roman"/>
+        </w:rPr>
+        <w:t xml:space="preserve">的溶液中添加氨水调</w:t>
+      </w:r>
+      <w:r>
+        <w:rPr>
+          <w:rFonts w:ascii="Times New Roman" w:hAnsi="Times New Roman" w:eastAsia="Times New Roman" w:cs="Times New Roman"/>
+        </w:rPr>
+        <w:t xml:space="preserve"> pH </w:t>
+      </w:r>
+      <w:r>
+        <w:rPr>
+          <w:rFonts w:hint="eastAsia" w:ascii="Times New Roman" w:hAnsi="Times New Roman" w:eastAsia="FangSong" w:cs="Times New Roman"/>
+        </w:rPr>
+        <w:t xml:space="preserve">为</w:t>
+      </w:r>
+      <w:r>
+        <w:rPr>
+          <w:rFonts w:ascii="Times New Roman" w:hAnsi="Times New Roman" w:eastAsia="Times New Roman" w:cs="Times New Roman"/>
+        </w:rPr>
+        <w:t xml:space="preserve"> 9, </w:t>
+      </w:r>
+      <w:r>
+        <w:rPr>
+          <w:rFonts w:hint="eastAsia" w:ascii="Times New Roman" w:hAnsi="Times New Roman" w:eastAsia="FangSong" w:cs="Times New Roman"/>
+        </w:rPr>
+        <w:t xml:space="preserve">然后加入盐</w:t>
+      </w:r>
+      <w:r>
+        <w:rPr>
+          <w:rFonts w:ascii="Times New Roman" w:hAnsi="Times New Roman" w:eastAsia="Times New Roman" w:cs="Times New Roman"/>
+        </w:rPr>
+        <w:t xml:space="preserve"> D </w:t>
+      </w:r>
+      <w:r>
+        <w:rPr>
+          <w:rFonts w:hint="eastAsia" w:ascii="Times New Roman" w:hAnsi="Times New Roman" w:eastAsia="FangSong" w:cs="Times New Roman"/>
+        </w:rPr>
+        <w:t>的醇溶液</w:t>
+      </w:r>
+      <w:r>
+        <w:rPr>
+          <w:rFonts w:hint="eastAsia" w:ascii="Times New Roman" w:hAnsi="Times New Roman" w:eastAsia="Times New Roman" w:cs="Times New Roman"/>
+        </w:rPr>
+        <w:t>,</w:t>
+      </w:r>
+      <w:r>
+        <w:rPr>
+          <w:rFonts w:ascii="Times New Roman" w:hAnsi="Times New Roman" w:eastAsia="Times New Roman" w:cs="Times New Roman"/>
+        </w:rPr>
+        <w:t xml:space="preserve"> </w:t>
+      </w:r>
+      <w:r>
+        <w:rPr>
+          <w:rFonts w:hint="eastAsia" w:ascii="Times New Roman" w:hAnsi="Times New Roman" w:eastAsia="FangSong" w:cs="Times New Roman"/>
+        </w:rPr>
+        <w:t xml:space="preserve">所得溶液酸化至</w:t>
+      </w:r>
+      <w:r>
+        <w:rPr>
+          <w:rFonts w:ascii="Times New Roman" w:hAnsi="Times New Roman" w:eastAsia="Times New Roman" w:cs="Times New Roman"/>
+        </w:rPr>
+        <w:t xml:space="preserve"> pH=2 </w:t>
+      </w:r>
+      <w:r>
+        <w:rPr>
+          <w:rFonts w:hint="eastAsia" w:ascii="Times New Roman" w:hAnsi="Times New Roman" w:eastAsia="FangSong" w:cs="Times New Roman"/>
+        </w:rPr>
+        <w:t>并冷却</w:t>
+      </w:r>
+      <w:r>
+        <w:rPr>
+          <w:rFonts w:hint="eastAsia" w:ascii="Times New Roman" w:hAnsi="Times New Roman" w:eastAsia="Times New Roman" w:cs="Times New Roman"/>
+        </w:rPr>
+        <w:t>,</w:t>
+      </w:r>
+      <w:r>
+        <w:rPr>
+          <w:rFonts w:ascii="Times New Roman" w:hAnsi="Times New Roman" w:eastAsia="Times New Roman" w:cs="Times New Roman"/>
+        </w:rPr>
+        <w:t xml:space="preserve"> </w:t>
+      </w:r>
+      <w:r>
+        <w:rPr>
+          <w:rFonts w:hint="eastAsia" w:ascii="Times New Roman" w:hAnsi="Times New Roman" w:eastAsia="FangSong" w:cs="Times New Roman"/>
+        </w:rPr>
+        <w:t xml:space="preserve">此时沉淀出物质</w:t>
+      </w:r>
+      <w:r>
+        <w:rPr>
+          <w:rFonts w:ascii="Times New Roman" w:hAnsi="Times New Roman" w:eastAsia="Times New Roman" w:cs="Times New Roman"/>
+        </w:rPr>
+        <w:t xml:space="preserve"> H </w:t>
+      </w:r>
+      <w:r>
+        <w:rPr>
+          <w:rFonts w:hint="eastAsia" w:ascii="Times New Roman" w:hAnsi="Times New Roman" w:eastAsia="FangSong" w:cs="Times New Roman"/>
+        </w:rPr>
+        <w:t>的晶体</w:t>
+      </w:r>
+      <w:r>
+        <w:rPr>
+          <w:rFonts w:hint="eastAsia" w:ascii="Times New Roman" w:hAnsi="Times New Roman" w:eastAsia="Times New Roman" w:cs="Times New Roman"/>
+        </w:rPr>
+        <w:t>。</w:t>
+      </w:r>
+      <w:r>
+        <w:rPr>
+          <w:rFonts w:hint="eastAsia" w:ascii="Times New Roman" w:hAnsi="Times New Roman" w:eastAsia="FangSong" w:cs="Times New Roman"/>
+        </w:rPr>
+        <w:t>最后</w:t>
+      </w:r>
+      <w:r>
+        <w:rPr>
+          <w:rFonts w:hint="eastAsia" w:ascii="Times New Roman" w:hAnsi="Times New Roman" w:eastAsia="Times New Roman" w:cs="Times New Roman"/>
+        </w:rPr>
+        <w:t>,</w:t>
+      </w:r>
+      <w:r>
+        <w:rPr>
+          <w:rFonts w:ascii="Times New Roman" w:hAnsi="Times New Roman" w:eastAsia="Times New Roman" w:cs="Times New Roman"/>
+        </w:rPr>
+        <w:t xml:space="preserve"> G </w:t>
+      </w:r>
+      <w:r>
+        <w:rPr>
+          <w:rFonts w:hint="eastAsia" w:ascii="Times New Roman" w:hAnsi="Times New Roman" w:eastAsia="FangSong" w:cs="Times New Roman"/>
+        </w:rPr>
+        <w:t xml:space="preserve">在</w:t>
+      </w:r>
+      <w:r>
+        <w:rPr>
+          <w:rFonts w:ascii="Times New Roman" w:hAnsi="Times New Roman" w:eastAsia="Times New Roman" w:cs="Times New Roman"/>
+        </w:rPr>
+        <w:t xml:space="preserve"> 0.5mol/L NaOH </w:t>
+      </w:r>
+      <w:r>
+        <w:rPr>
+          <w:rFonts w:hint="eastAsia" w:ascii="Times New Roman" w:hAnsi="Times New Roman" w:eastAsia="FangSong" w:cs="Times New Roman"/>
+        </w:rPr>
+        <w:t xml:space="preserve">溶液中被</w:t>
+      </w:r>
+      <w:r>
+        <w:rPr>
+          <w:rFonts w:ascii="Times New Roman" w:hAnsi="Times New Roman" w:eastAsia="Times New Roman" w:cs="Times New Roman"/>
+        </w:rPr>
+        <w:t xml:space="preserve"> NaBH</w:t>
+      </w:r>
+      <w:r>
+        <w:rPr>
+          <w:rFonts w:ascii="Times New Roman" w:hAnsi="Times New Roman" w:eastAsia="Times New Roman" w:cs="Times New Roman"/>
+          <w:vertAlign w:val="subscript"/>
+        </w:rPr>
+        <w:t>4</w:t>
+      </w:r>
+      <w:r>
+        <w:rPr>
+          <w:rFonts w:ascii="Times New Roman" w:hAnsi="Times New Roman" w:eastAsia="Times New Roman" w:cs="Times New Roman"/>
+        </w:rPr>
+        <w:t xml:space="preserve"> </w:t>
+      </w:r>
+      <w:r>
+        <w:rPr>
+          <w:rFonts w:hint="eastAsia" w:ascii="Times New Roman" w:hAnsi="Times New Roman" w:eastAsia="FangSong" w:cs="Times New Roman"/>
+        </w:rPr>
+        <w:t>还原</w:t>
+      </w:r>
+      <w:r>
+        <w:rPr>
+          <w:rFonts w:hint="eastAsia" w:ascii="Times New Roman" w:hAnsi="Times New Roman" w:eastAsia="Times New Roman" w:cs="Times New Roman"/>
+        </w:rPr>
+        <w:t>,</w:t>
+      </w:r>
+      <w:r>
+        <w:rPr>
+          <w:rFonts w:ascii="Times New Roman" w:hAnsi="Times New Roman" w:eastAsia="Times New Roman" w:cs="Times New Roman"/>
+        </w:rPr>
+        <w:t xml:space="preserve"> </w:t>
+      </w:r>
+      <w:r>
+        <w:rPr>
+          <w:rFonts w:hint="eastAsia" w:ascii="Times New Roman" w:hAnsi="Times New Roman" w:eastAsia="FangSong" w:cs="Times New Roman"/>
+        </w:rPr>
+        <w:t xml:space="preserve">酸化至</w:t>
+      </w:r>
+      <w:r>
+        <w:rPr>
+          <w:rFonts w:ascii="Times New Roman" w:hAnsi="Times New Roman" w:eastAsia="Times New Roman" w:cs="Times New Roman"/>
+        </w:rPr>
+        <w:t xml:space="preserve"> pH=5.5 </w:t>
+      </w:r>
+      <w:r>
+        <w:rPr>
+          <w:rFonts w:hint="eastAsia" w:ascii="Times New Roman" w:hAnsi="Times New Roman" w:eastAsia="FangSong" w:cs="Times New Roman"/>
+        </w:rPr>
+        <w:t xml:space="preserve">即得</w:t>
+      </w:r>
+      <w:r>
+        <w:rPr>
+          <w:rFonts w:ascii="Times New Roman" w:hAnsi="Times New Roman" w:eastAsia="Times New Roman" w:cs="Times New Roman"/>
+        </w:rPr>
+        <w:t xml:space="preserve"> A。</w:t>
+      </w:r>
+    </w:p>
+    <w:p>
+      <w:pPr>
+        <w:pStyle w:val="Compact"/>
+        <w:numPr>
+          <w:ilvl w:val="0"/>
+          <w:numId w:val="1009"/>
+        </w:numPr>
+      </w:pPr>
+      <w:r>
+        <w:rPr>
+          <w:rFonts w:hint="eastAsia" w:ascii="Times New Roman" w:hAnsi="Times New Roman" w:eastAsia="FangSong" w:cs="Times New Roman"/>
+        </w:rPr>
+        <w:t xml:space="preserve">确定物质</w:t>
+      </w:r>
+      <w:r>
+        <w:rPr>
+          <w:rFonts w:ascii="Times New Roman" w:hAnsi="Times New Roman" w:eastAsia="Times New Roman" w:cs="Times New Roman"/>
+        </w:rPr>
+        <w:t xml:space="preserve"> </w:t>
+      </w:r>
+      <w:r>
+        <w:rPr>
+          <w:rFonts w:hint="eastAsia" w:ascii="Times New Roman" w:hAnsi="Times New Roman" w:eastAsia="Times New Roman" w:cs="Times New Roman"/>
+        </w:rPr>
+        <w:t>A～H，</w:t>
+      </w:r>
+      <w:r>
+        <w:rPr>
+          <w:rFonts w:hint="eastAsia" w:ascii="Times New Roman" w:hAnsi="Times New Roman" w:eastAsia="FangSong" w:cs="Times New Roman"/>
+        </w:rPr>
+        <w:t>其中有机物要写出结构简式</w:t>
+      </w:r>
+      <w:r>
+        <w:rPr>
+          <w:rFonts w:hint="eastAsia" w:ascii="Times New Roman" w:hAnsi="Times New Roman" w:eastAsia="Times New Roman" w:cs="Times New Roman"/>
+        </w:rPr>
+        <w:t>。</w:t>
+      </w:r>
+    </w:p>
+    <w:p>
+      <w:pPr>
+        <w:pStyle w:val="Compact"/>
+        <w:numPr>
+          <w:ilvl w:val="0"/>
+          <w:numId w:val="1009"/>
+        </w:numPr>
+      </w:pPr>
+      <w:r>
+        <w:rPr>
+          <w:rFonts w:hint="eastAsia" w:ascii="Times New Roman" w:hAnsi="Times New Roman" w:eastAsia="FangSong" w:cs="Times New Roman"/>
+        </w:rPr>
+        <w:t xml:space="preserve">写出反应</w:t>
+      </w:r>
+      <w:r>
+        <w:rPr>
+          <w:rFonts w:ascii="Times New Roman" w:hAnsi="Times New Roman" w:eastAsia="Times New Roman" w:cs="Times New Roman"/>
+        </w:rPr>
+        <w:t xml:space="preserve"> 1 </w:t>
+      </w:r>
+      <w:r>
+        <w:rPr>
+          <w:rFonts w:hint="eastAsia" w:ascii="Times New Roman" w:hAnsi="Times New Roman" w:eastAsia="FangSong" w:cs="Times New Roman"/>
+        </w:rPr>
+        <w:t>的化学方程式</w:t>
+      </w:r>
+      <w:r>
+        <w:rPr>
+          <w:rFonts w:hint="eastAsia" w:ascii="Times New Roman" w:hAnsi="Times New Roman" w:eastAsia="Times New Roman" w:cs="Times New Roman"/>
+        </w:rPr>
+        <w:t>。</w:t>
+      </w:r>
+    </w:p>
+    <w:p>
+      <w:pPr>
+        <w:spacing w:before="160" w:after="80"/>
+      </w:pPr>
+      <w:r>
+        <w:pict>
+          <v:rect style="width:0;height:1.5pt" o:hralign="center" o:hrstd="t" o:hr="t"/>
+        </w:pict>
+      </w:r>
+    </w:p>
+    <w:bookmarkEnd w:id="54"/>
+    <w:bookmarkStart w:id="55" w:name="习题6.39-d4"/>
+    <w:p>
+      <w:pPr>
+        <w:pStyle w:val="Heading2"/>
+        <w:spacing w:before="280" w:after="120"/>
+      </w:pPr>
+      <w:r>
+        <w:rPr>
+          <w:rFonts w:ascii="Times New Roman" w:hAnsi="Times New Roman" w:eastAsia="Times New Roman" w:cs="Times New Roman"/>
+        </w:rPr>
+        <w:t xml:space="preserve">5.19 </w:t>
+      </w:r>
+      <w:r>
+        <w:rPr>
+          <w:rFonts w:hint="eastAsia" w:ascii="Times New Roman" w:hAnsi="Times New Roman" w:eastAsia="SimHei" w:cs="Times New Roman"/>
+        </w:rPr>
+        <w:t>习题</w:t>
+      </w:r>
+      <w:r>
+        <w:rPr>
+          <w:rFonts w:hint="eastAsia" w:ascii="Times New Roman" w:hAnsi="Times New Roman" w:eastAsia="Times New Roman" w:cs="Times New Roman"/>
+        </w:rPr>
+        <w:t>6.39</w:t>
+      </w:r>
+      <w:r>
+        <w:rPr>
+          <w:rFonts w:ascii="Times New Roman" w:hAnsi="Times New Roman" w:eastAsia="Times New Roman" w:cs="Times New Roman"/>
+        </w:rPr>
+        <w:t xml:space="preserve"> 〔🟢 d4〕</w:t>
+      </w:r>
+    </w:p>
+    <w:p>
+      <w:pPr>
+        <w:pStyle w:val="FirstParagraph"/>
+      </w:pPr>
+      <w:r>
+        <w:rPr>
+          <w:rFonts w:hint="eastAsia" w:ascii="Times New Roman" w:hAnsi="Times New Roman" w:eastAsia="FangSong" w:cs="Times New Roman"/>
+        </w:rPr>
+        <w:t xml:space="preserve">酸</w:t>
+      </w:r>
+      <w:r>
+        <w:rPr>
+          <w:rFonts w:ascii="Times New Roman" w:hAnsi="Times New Roman" w:eastAsia="Times New Roman" w:cs="Times New Roman"/>
+        </w:rPr>
+        <w:t xml:space="preserve"> B(pKa=0.77) </w:t>
+      </w:r>
+      <w:r>
+        <w:rPr>
+          <w:rFonts w:hint="eastAsia" w:ascii="Times New Roman" w:hAnsi="Times New Roman" w:eastAsia="FangSong" w:cs="Times New Roman"/>
+        </w:rPr>
+        <w:t xml:space="preserve">在实验室中可以用酸</w:t>
+      </w:r>
+      <w:r>
+        <w:rPr>
+          <w:rFonts w:ascii="Times New Roman" w:hAnsi="Times New Roman" w:eastAsia="Times New Roman" w:cs="Times New Roman"/>
+        </w:rPr>
+        <w:t xml:space="preserve"> X(pKa=-1.74) </w:t>
+      </w:r>
+      <w:r>
+        <w:rPr>
+          <w:rFonts w:hint="eastAsia" w:ascii="Times New Roman" w:hAnsi="Times New Roman" w:eastAsia="FangSong" w:cs="Times New Roman"/>
+        </w:rPr>
+        <w:t xml:space="preserve">或</w:t>
+      </w:r>
+      <w:r>
+        <w:rPr>
+          <w:rFonts w:ascii="Times New Roman" w:hAnsi="Times New Roman" w:eastAsia="Times New Roman" w:cs="Times New Roman"/>
+        </w:rPr>
+        <w:t xml:space="preserve"> Y(pKa=-1) </w:t>
+      </w:r>
+      <w:r>
+        <w:rPr>
+          <w:rFonts w:hint="eastAsia" w:ascii="Times New Roman" w:hAnsi="Times New Roman" w:eastAsia="FangSong" w:cs="Times New Roman"/>
+        </w:rPr>
+        <w:t xml:space="preserve">或</w:t>
+      </w:r>
+      <w:r>
+        <w:rPr>
+          <w:rFonts w:ascii="Times New Roman" w:hAnsi="Times New Roman" w:eastAsia="Times New Roman" w:cs="Times New Roman"/>
+        </w:rPr>
+        <w:t xml:space="preserve"> </w:t>
+      </w:r>
+      <w:r>
+        <w:rPr>
+          <w:rFonts w:hint="eastAsia" w:ascii="Times New Roman" w:hAnsi="Times New Roman" w:eastAsia="Times New Roman" w:cs="Times New Roman"/>
+        </w:rPr>
+        <w:t>Z(</w:t>
+      </w:r>
+      <w:r>
+        <w:rPr>
+          <w:rFonts w:hint="eastAsia" w:ascii="Times New Roman" w:hAnsi="Times New Roman" w:eastAsia="FangSong" w:cs="Times New Roman"/>
+        </w:rPr>
+        <w:t>二元化合物</w:t>
+      </w:r>
+      <w:r>
+        <w:rPr>
+          <w:rFonts w:hint="eastAsia" w:ascii="Times New Roman" w:hAnsi="Times New Roman" w:eastAsia="Times New Roman" w:cs="Times New Roman"/>
+        </w:rPr>
+        <w:t>,</w:t>
+      </w:r>
+      <w:r>
+        <w:rPr>
+          <w:rFonts w:ascii="Times New Roman" w:hAnsi="Times New Roman" w:eastAsia="Times New Roman" w:cs="Times New Roman"/>
+        </w:rPr>
+        <w:t xml:space="preserve"> pKa=11.65) </w:t>
+      </w:r>
+      <w:r>
+        <w:rPr>
+          <w:rFonts w:hint="eastAsia" w:ascii="Times New Roman" w:hAnsi="Times New Roman" w:eastAsia="FangSong" w:cs="Times New Roman"/>
+        </w:rPr>
+        <w:t xml:space="preserve">和单质</w:t>
+      </w:r>
+      <w:r>
+        <w:rPr>
+          <w:rFonts w:ascii="Times New Roman" w:hAnsi="Times New Roman" w:eastAsia="Times New Roman" w:cs="Times New Roman"/>
+        </w:rPr>
+        <w:t xml:space="preserve"> A </w:t>
+      </w:r>
+      <w:r>
+        <w:rPr>
+          <w:rFonts w:hint="eastAsia" w:ascii="Times New Roman" w:hAnsi="Times New Roman" w:eastAsia="FangSong" w:cs="Times New Roman"/>
+        </w:rPr>
+        <w:t>反应制备</w:t>
+      </w:r>
+      <w:r>
+        <w:rPr>
+          <w:rFonts w:hint="eastAsia" w:ascii="Times New Roman" w:hAnsi="Times New Roman" w:eastAsia="Times New Roman" w:cs="Times New Roman"/>
+        </w:rPr>
+        <w:t>。</w:t>
+      </w:r>
+      <w:r>
+        <w:rPr>
+          <w:rFonts w:hint="eastAsia" w:ascii="Times New Roman" w:hAnsi="Times New Roman" w:eastAsia="FangSong" w:cs="Times New Roman"/>
+        </w:rPr>
+        <w:t>单质</w:t>
+      </w:r>
+      <w:r>
+        <w:rPr>
+          <w:rFonts w:ascii="Times New Roman" w:hAnsi="Times New Roman" w:eastAsia="Times New Roman" w:cs="Times New Roman"/>
+        </w:rPr>
+        <w:t xml:space="preserve"> A </w:t>
+      </w:r>
+      <w:r>
+        <w:rPr>
+          <w:rFonts w:hint="eastAsia" w:ascii="Times New Roman" w:hAnsi="Times New Roman" w:eastAsia="FangSong" w:cs="Times New Roman"/>
+        </w:rPr>
+        <w:t>在标准状况下是固体</w:t>
+      </w:r>
+      <w:r>
+        <w:rPr>
+          <w:rFonts w:hint="eastAsia" w:ascii="Times New Roman" w:hAnsi="Times New Roman" w:eastAsia="Times New Roman" w:cs="Times New Roman"/>
+        </w:rPr>
+        <w:t>。</w:t>
+      </w:r>
+      <w:r>
+        <w:rPr>
+          <w:rFonts w:hint="eastAsia" w:ascii="Times New Roman" w:hAnsi="Times New Roman" w:eastAsia="FangSong" w:cs="Times New Roman"/>
+        </w:rPr>
+        <w:t>上述每个反应都产生了气体</w:t>
+      </w:r>
+      <w:r>
+        <w:rPr>
+          <w:rFonts w:hint="eastAsia" w:ascii="Times New Roman" w:hAnsi="Times New Roman" w:eastAsia="Times New Roman" w:cs="Times New Roman"/>
+        </w:rPr>
+        <w:t>。</w:t>
+      </w:r>
+      <w:r>
+        <w:rPr>
+          <w:rFonts w:hint="eastAsia" w:ascii="Times New Roman" w:hAnsi="Times New Roman" w:eastAsia="FangSong" w:cs="Times New Roman"/>
+        </w:rPr>
+        <w:t>目标产物</w:t>
+      </w:r>
+      <w:r>
+        <w:rPr>
+          <w:rFonts w:ascii="Times New Roman" w:hAnsi="Times New Roman" w:eastAsia="Times New Roman" w:cs="Times New Roman"/>
+        </w:rPr>
+        <w:t xml:space="preserve"> B </w:t>
+      </w:r>
+      <w:r>
+        <w:rPr>
+          <w:rFonts w:hint="eastAsia" w:ascii="Times New Roman" w:hAnsi="Times New Roman" w:eastAsia="FangSong" w:cs="Times New Roman"/>
+        </w:rPr>
+        <w:t>在水中的溶解度很大</w:t>
+      </w:r>
+      <w:r>
+        <w:rPr>
+          <w:rFonts w:hint="eastAsia" w:ascii="Times New Roman" w:hAnsi="Times New Roman" w:eastAsia="Times New Roman" w:cs="Times New Roman"/>
+        </w:rPr>
+        <w:t>，</w:t>
+      </w:r>
+      <w:r>
+        <w:rPr>
+          <w:rFonts w:hint="eastAsia" w:ascii="Times New Roman" w:hAnsi="Times New Roman" w:eastAsia="FangSong" w:cs="Times New Roman"/>
+        </w:rPr>
+        <w:t>反应结束后可将溶液小心蒸发</w:t>
+      </w:r>
+      <w:r>
+        <w:rPr>
+          <w:rFonts w:hint="eastAsia" w:ascii="Times New Roman" w:hAnsi="Times New Roman" w:eastAsia="Times New Roman" w:cs="Times New Roman"/>
+        </w:rPr>
+        <w:t>，</w:t>
+      </w:r>
+      <w:r>
+        <w:rPr>
+          <w:rFonts w:hint="eastAsia" w:ascii="Times New Roman" w:hAnsi="Times New Roman" w:eastAsia="FangSong" w:cs="Times New Roman"/>
+        </w:rPr>
+        <w:t>得到产物</w:t>
+      </w:r>
+      <w:r>
+        <w:rPr>
+          <w:rFonts w:hint="eastAsia" w:ascii="Times New Roman" w:hAnsi="Times New Roman" w:eastAsia="Times New Roman" w:cs="Times New Roman"/>
+        </w:rPr>
+        <w:t>。</w:t>
+      </w:r>
+      <w:r>
+        <w:rPr>
+          <w:rFonts w:hint="eastAsia" w:ascii="Times New Roman" w:hAnsi="Times New Roman" w:eastAsia="FangSong" w:cs="Times New Roman"/>
+        </w:rPr>
+        <w:t>将</w:t>
+      </w:r>
+      <w:r>
+        <w:rPr>
+          <w:rFonts w:ascii="Times New Roman" w:hAnsi="Times New Roman" w:eastAsia="Times New Roman" w:cs="Times New Roman"/>
+        </w:rPr>
+        <w:t xml:space="preserve"> B </w:t>
+      </w:r>
+      <w:r>
+        <w:rPr>
+          <w:rFonts w:hint="eastAsia" w:ascii="Times New Roman" w:hAnsi="Times New Roman" w:eastAsia="FangSong" w:cs="Times New Roman"/>
+        </w:rPr>
+        <w:t xml:space="preserve">加热到</w:t>
+      </w:r>
+      <w:r>
+        <w:rPr>
+          <w:rFonts w:ascii="Times New Roman" w:hAnsi="Times New Roman" w:eastAsia="Times New Roman" w:cs="Times New Roman"/>
+        </w:rPr>
+        <w:t xml:space="preserve"> </w:t>
+      </w:r>
+      <w:r>
+        <w:rPr>
+          <w:rFonts w:hint="eastAsia" w:ascii="Times New Roman" w:hAnsi="Times New Roman" w:eastAsia="Times New Roman" w:cs="Times New Roman"/>
+        </w:rPr>
+        <w:t>110℃，</w:t>
+      </w:r>
+      <w:r>
+        <w:rPr>
+          <w:rFonts w:hint="eastAsia" w:ascii="Times New Roman" w:hAnsi="Times New Roman" w:eastAsia="FangSong" w:cs="Times New Roman"/>
+        </w:rPr>
+        <w:t>它熔化并分解</w:t>
+      </w:r>
+      <w:r>
+        <w:rPr>
+          <w:rFonts w:hint="eastAsia" w:ascii="Times New Roman" w:hAnsi="Times New Roman" w:eastAsia="Times New Roman" w:cs="Times New Roman"/>
+        </w:rPr>
+        <w:t>，</w:t>
+      </w:r>
+      <w:r>
+        <w:rPr>
+          <w:rFonts w:hint="eastAsia" w:ascii="Times New Roman" w:hAnsi="Times New Roman" w:eastAsia="FangSong" w:cs="Times New Roman"/>
+        </w:rPr>
+        <w:t>产生含</w:t>
+      </w:r>
+      <w:r>
+        <w:rPr>
+          <w:rFonts w:ascii="Times New Roman" w:hAnsi="Times New Roman" w:eastAsia="Times New Roman" w:cs="Times New Roman"/>
+        </w:rPr>
+        <w:t xml:space="preserve"> </w:t>
+      </w:r>
+      <w:r>
+        <w:rPr>
+          <w:rFonts w:hint="eastAsia" w:ascii="Times New Roman" w:hAnsi="Times New Roman" w:eastAsia="Times New Roman" w:cs="Times New Roman"/>
+        </w:rPr>
+        <w:t>74.69%（</w:t>
+      </w:r>
+      <w:r>
+        <w:rPr>
+          <w:rFonts w:hint="eastAsia" w:ascii="Times New Roman" w:hAnsi="Times New Roman" w:eastAsia="FangSong" w:cs="Times New Roman"/>
+        </w:rPr>
+        <w:t>质量分数</w:t>
+      </w:r>
+      <w:r>
+        <w:rPr>
+          <w:rFonts w:hint="eastAsia" w:ascii="Times New Roman" w:hAnsi="Times New Roman" w:eastAsia="Times New Roman" w:cs="Times New Roman"/>
+        </w:rPr>
+        <w:t>）A</w:t>
+      </w:r>
+      <w:r>
+        <w:rPr>
+          <w:rFonts w:ascii="Times New Roman" w:hAnsi="Times New Roman" w:eastAsia="Times New Roman" w:cs="Times New Roman"/>
+        </w:rPr>
+        <w:t xml:space="preserve"> </w:t>
+      </w:r>
+      <w:r>
+        <w:rPr>
+          <w:rFonts w:hint="eastAsia" w:ascii="Times New Roman" w:hAnsi="Times New Roman" w:eastAsia="FangSong" w:cs="Times New Roman"/>
+        </w:rPr>
+        <w:t xml:space="preserve">中元素的物质</w:t>
+      </w:r>
+      <w:r>
+        <w:rPr>
+          <w:rFonts w:ascii="Times New Roman" w:hAnsi="Times New Roman" w:eastAsia="Times New Roman" w:cs="Times New Roman"/>
+        </w:rPr>
+        <w:t xml:space="preserve"> </w:t>
+      </w:r>
+      <w:r>
+        <w:rPr>
+          <w:rFonts w:hint="eastAsia" w:ascii="Times New Roman" w:hAnsi="Times New Roman" w:eastAsia="Times New Roman" w:cs="Times New Roman"/>
+        </w:rPr>
+        <w:t>C。</w:t>
+      </w:r>
+      <w:r>
+        <w:rPr>
+          <w:rFonts w:hint="eastAsia" w:ascii="Times New Roman" w:hAnsi="Times New Roman" w:eastAsia="FangSong" w:cs="Times New Roman"/>
+        </w:rPr>
+        <w:t>在</w:t>
+      </w:r>
+      <w:r>
+        <w:rPr>
+          <w:rFonts w:ascii="Times New Roman" w:hAnsi="Times New Roman" w:eastAsia="Times New Roman" w:cs="Times New Roman"/>
+        </w:rPr>
+        <w:t xml:space="preserve"> 220℃ </w:t>
+      </w:r>
+      <w:r>
+        <w:rPr>
+          <w:rFonts w:hint="eastAsia" w:ascii="Times New Roman" w:hAnsi="Times New Roman" w:eastAsia="FangSong" w:cs="Times New Roman"/>
+        </w:rPr>
+        <w:t xml:space="preserve">于氧气流中加热</w:t>
+      </w:r>
+      <w:r>
+        <w:rPr>
+          <w:rFonts w:ascii="Times New Roman" w:hAnsi="Times New Roman" w:eastAsia="Times New Roman" w:cs="Times New Roman"/>
+        </w:rPr>
+        <w:t xml:space="preserve"> </w:t>
+      </w:r>
+      <w:r>
+        <w:rPr>
+          <w:rFonts w:hint="eastAsia" w:ascii="Times New Roman" w:hAnsi="Times New Roman" w:eastAsia="Times New Roman" w:cs="Times New Roman"/>
+        </w:rPr>
+        <w:t>C，</w:t>
+      </w:r>
+      <w:r>
+        <w:rPr>
+          <w:rFonts w:hint="eastAsia" w:ascii="Times New Roman" w:hAnsi="Times New Roman" w:eastAsia="FangSong" w:cs="Times New Roman"/>
+        </w:rPr>
+        <w:t>失重</w:t>
+      </w:r>
+      <w:r>
+        <w:rPr>
+          <w:rFonts w:ascii="Times New Roman" w:hAnsi="Times New Roman" w:eastAsia="Times New Roman" w:cs="Times New Roman"/>
+        </w:rPr>
+        <w:t xml:space="preserve"> </w:t>
+      </w:r>
+      <w:r>
+        <w:rPr>
+          <w:rFonts w:hint="eastAsia" w:ascii="Times New Roman" w:hAnsi="Times New Roman" w:eastAsia="Times New Roman" w:cs="Times New Roman"/>
+        </w:rPr>
+        <w:t>1.77%，</w:t>
+      </w:r>
+      <w:r>
+        <w:rPr>
+          <w:rFonts w:hint="eastAsia" w:ascii="Times New Roman" w:hAnsi="Times New Roman" w:eastAsia="FangSong" w:cs="Times New Roman"/>
+        </w:rPr>
+        <w:t>得到</w:t>
+      </w:r>
+      <w:r>
+        <w:rPr>
+          <w:rFonts w:ascii="Times New Roman" w:hAnsi="Times New Roman" w:eastAsia="Times New Roman" w:cs="Times New Roman"/>
+        </w:rPr>
+        <w:t xml:space="preserve"> </w:t>
+      </w:r>
+      <w:r>
+        <w:rPr>
+          <w:rFonts w:hint="eastAsia" w:ascii="Times New Roman" w:hAnsi="Times New Roman" w:eastAsia="Times New Roman" w:cs="Times New Roman"/>
+        </w:rPr>
+        <w:t>D。</w:t>
+      </w:r>
+      <w:r>
+        <w:rPr>
+          <w:rFonts w:hint="eastAsia" w:ascii="Times New Roman" w:hAnsi="Times New Roman" w:eastAsia="FangSong" w:cs="Times New Roman"/>
+        </w:rPr>
+        <w:t>再加热到</w:t>
+      </w:r>
+      <w:r>
+        <w:rPr>
+          <w:rFonts w:ascii="Times New Roman" w:hAnsi="Times New Roman" w:eastAsia="Times New Roman" w:cs="Times New Roman"/>
+        </w:rPr>
+        <w:t xml:space="preserve"> </w:t>
+      </w:r>
+      <w:r>
+        <w:rPr>
+          <w:rFonts w:hint="eastAsia" w:ascii="Times New Roman" w:hAnsi="Times New Roman" w:eastAsia="Times New Roman" w:cs="Times New Roman"/>
+        </w:rPr>
+        <w:t>300℃，</w:t>
+      </w:r>
+      <w:r>
+        <w:rPr>
+          <w:rFonts w:hint="eastAsia" w:ascii="Times New Roman" w:hAnsi="Times New Roman" w:eastAsia="FangSong" w:cs="Times New Roman"/>
+        </w:rPr>
+        <w:t>它就完全分解</w:t>
+      </w:r>
+      <w:r>
+        <w:rPr>
+          <w:rFonts w:hint="eastAsia" w:ascii="Times New Roman" w:hAnsi="Times New Roman" w:eastAsia="Times New Roman" w:cs="Times New Roman"/>
+        </w:rPr>
+        <w:t>，</w:t>
+      </w:r>
+      <w:r>
+        <w:rPr>
+          <w:rFonts w:hint="eastAsia" w:ascii="Times New Roman" w:hAnsi="Times New Roman" w:eastAsia="FangSong" w:cs="Times New Roman"/>
+        </w:rPr>
+        <w:t>不留下任何固体残渣</w:t>
+      </w:r>
+      <w:r>
+        <w:rPr>
+          <w:rFonts w:hint="eastAsia" w:ascii="Times New Roman" w:hAnsi="Times New Roman" w:eastAsia="Times New Roman" w:cs="Times New Roman"/>
+        </w:rPr>
+        <w:t>。</w:t>
+      </w:r>
+    </w:p>
+    <w:p>
+      <w:pPr>
+        <w:pStyle w:val="BodyText"/>
+      </w:pPr>
+      <w:r>
+        <w:rPr>
+          <w:rFonts w:hint="eastAsia" w:ascii="Times New Roman" w:hAnsi="Times New Roman" w:eastAsia="FangSong" w:cs="Times New Roman"/>
+        </w:rPr>
+        <w:t xml:space="preserve">在空气中煅烧</w:t>
+      </w:r>
+      <w:r>
+        <w:rPr>
+          <w:rFonts w:ascii="Times New Roman" w:hAnsi="Times New Roman" w:eastAsia="Times New Roman" w:cs="Times New Roman"/>
+        </w:rPr>
+        <w:t xml:space="preserve"> B </w:t>
+      </w:r>
+      <w:r>
+        <w:rPr>
+          <w:rFonts w:hint="eastAsia" w:ascii="Times New Roman" w:hAnsi="Times New Roman" w:eastAsia="FangSong" w:cs="Times New Roman"/>
+        </w:rPr>
+        <w:t xml:space="preserve">的无水钡盐导致失重并得到盐</w:t>
+      </w:r>
+      <w:r>
+        <w:rPr>
+          <w:rFonts w:ascii="Times New Roman" w:hAnsi="Times New Roman" w:eastAsia="Times New Roman" w:cs="Times New Roman"/>
+        </w:rPr>
+        <w:t xml:space="preserve"> E, E </w:t>
+      </w:r>
+      <w:r>
+        <w:rPr>
+          <w:rFonts w:hint="eastAsia" w:ascii="Times New Roman" w:hAnsi="Times New Roman" w:eastAsia="FangSong" w:cs="Times New Roman"/>
+        </w:rPr>
+        <w:t>无法从水溶液得到</w:t>
+      </w:r>
+      <w:r>
+        <w:rPr>
+          <w:rFonts w:hint="eastAsia" w:ascii="Times New Roman" w:hAnsi="Times New Roman" w:eastAsia="Times New Roman" w:cs="Times New Roman"/>
+        </w:rPr>
+        <w:t>。</w:t>
+      </w:r>
+    </w:p>
+    <w:p>
+      <w:pPr>
+        <w:pStyle w:val="BodyText"/>
+      </w:pPr>
+      <w:r>
+        <w:rPr>
+          <w:rFonts w:hint="eastAsia" w:ascii="Times New Roman" w:hAnsi="Times New Roman" w:eastAsia="FangSong" w:cs="Times New Roman"/>
+        </w:rPr>
+        <w:t xml:space="preserve">在浓硫酸中加热</w:t>
+      </w:r>
+      <w:r>
+        <w:rPr>
+          <w:rFonts w:ascii="Times New Roman" w:hAnsi="Times New Roman" w:eastAsia="Times New Roman" w:cs="Times New Roman"/>
+        </w:rPr>
+        <w:t xml:space="preserve"> 6.00g B, </w:t>
+      </w:r>
+      <w:r>
+        <w:rPr>
+          <w:rFonts w:hint="eastAsia" w:ascii="Times New Roman" w:hAnsi="Times New Roman" w:eastAsia="FangSong" w:cs="Times New Roman"/>
+        </w:rPr>
+        <w:t xml:space="preserve">可从反应混合物中分离得到化合物</w:t>
+      </w:r>
+      <w:r>
+        <w:rPr>
+          <w:rFonts w:ascii="Times New Roman" w:hAnsi="Times New Roman" w:eastAsia="Times New Roman" w:cs="Times New Roman"/>
+        </w:rPr>
+        <w:t xml:space="preserve"> </w:t>
+      </w:r>
+      <w:r>
+        <w:rPr>
+          <w:rFonts w:hint="eastAsia" w:ascii="Times New Roman" w:hAnsi="Times New Roman" w:eastAsia="Times New Roman" w:cs="Times New Roman"/>
+        </w:rPr>
+        <w:t>F。</w:t>
+      </w:r>
+      <w:r>
+        <w:rPr>
+          <w:rFonts w:hint="eastAsia" w:ascii="Times New Roman" w:hAnsi="Times New Roman" w:eastAsia="FangSong" w:cs="Times New Roman"/>
+        </w:rPr>
+        <w:t>该反应同时产生了</w:t>
+      </w:r>
+      <w:r>
+        <w:rPr>
+          <w:rFonts w:ascii="Times New Roman" w:hAnsi="Times New Roman" w:eastAsia="Times New Roman" w:cs="Times New Roman"/>
+        </w:rPr>
+        <w:t xml:space="preserve"> 382mL </w:t>
+      </w:r>
+      <w:r>
+        <w:rPr>
+          <w:rFonts w:hint="eastAsia" w:ascii="Times New Roman" w:hAnsi="Times New Roman" w:eastAsia="FangSong" w:cs="Times New Roman"/>
+        </w:rPr>
+        <w:t>标准状况下的气体</w:t>
+      </w:r>
+      <w:r>
+        <w:rPr>
+          <w:rFonts w:hint="eastAsia" w:ascii="Times New Roman" w:hAnsi="Times New Roman" w:eastAsia="Times New Roman" w:cs="Times New Roman"/>
+        </w:rPr>
+        <w:t>,</w:t>
+      </w:r>
+      <w:r>
+        <w:rPr>
+          <w:rFonts w:hint="eastAsia" w:ascii="Times New Roman" w:hAnsi="Times New Roman" w:eastAsia="FangSong" w:cs="Times New Roman"/>
+        </w:rPr>
+        <w:t>其密度比空气略高</w:t>
+      </w:r>
+      <w:r>
+        <w:rPr>
+          <w:rFonts w:hint="eastAsia" w:ascii="Times New Roman" w:hAnsi="Times New Roman" w:eastAsia="Times New Roman" w:cs="Times New Roman"/>
+        </w:rPr>
+        <w:t>。F</w:t>
+      </w:r>
+      <w:r>
+        <w:rPr>
+          <w:rFonts w:ascii="Times New Roman" w:hAnsi="Times New Roman" w:eastAsia="Times New Roman" w:cs="Times New Roman"/>
+        </w:rPr>
+        <w:t xml:space="preserve"> </w:t>
+      </w:r>
+      <w:r>
+        <w:rPr>
+          <w:rFonts w:hint="eastAsia" w:ascii="Times New Roman" w:hAnsi="Times New Roman" w:eastAsia="FangSong" w:cs="Times New Roman"/>
+        </w:rPr>
+        <w:t xml:space="preserve">含</w:t>
+      </w:r>
+      <w:r>
+        <w:rPr>
+          <w:rFonts w:ascii="Times New Roman" w:hAnsi="Times New Roman" w:eastAsia="Times New Roman" w:cs="Times New Roman"/>
+        </w:rPr>
+        <w:t xml:space="preserve"> 66.46% </w:t>
+      </w:r>
+      <w:r>
+        <w:rPr>
+          <w:rFonts w:hint="eastAsia" w:ascii="Times New Roman" w:hAnsi="Times New Roman" w:eastAsia="FangSong" w:cs="Times New Roman"/>
+        </w:rPr>
+        <w:t xml:space="preserve">的</w:t>
+      </w:r>
+      <w:r>
+        <w:rPr>
+          <w:rFonts w:ascii="Times New Roman" w:hAnsi="Times New Roman" w:eastAsia="Times New Roman" w:cs="Times New Roman"/>
+        </w:rPr>
+        <w:t xml:space="preserve"> A </w:t>
+      </w:r>
+      <w:r>
+        <w:rPr>
+          <w:rFonts w:hint="eastAsia" w:ascii="Times New Roman" w:hAnsi="Times New Roman" w:eastAsia="FangSong" w:cs="Times New Roman"/>
+        </w:rPr>
+        <w:t>中元素</w:t>
+      </w:r>
+      <w:r>
+        <w:rPr>
+          <w:rFonts w:hint="eastAsia" w:ascii="Times New Roman" w:hAnsi="Times New Roman" w:eastAsia="Times New Roman" w:cs="Times New Roman"/>
+        </w:rPr>
+        <w:t>。</w:t>
+      </w:r>
+      <w:r>
+        <w:rPr>
+          <w:rFonts w:hint="eastAsia" w:ascii="Times New Roman" w:hAnsi="Times New Roman" w:eastAsia="FangSong" w:cs="Times New Roman"/>
+        </w:rPr>
+        <w:t>当我们分离出干燥的</w:t>
+      </w:r>
+      <w:r>
+        <w:rPr>
+          <w:rFonts w:ascii="Times New Roman" w:hAnsi="Times New Roman" w:eastAsia="Times New Roman" w:cs="Times New Roman"/>
+        </w:rPr>
+        <w:t xml:space="preserve"> </w:t>
+      </w:r>
+      <w:r>
+        <w:rPr>
+          <w:rFonts w:hint="eastAsia" w:ascii="Times New Roman" w:hAnsi="Times New Roman" w:eastAsia="Times New Roman" w:cs="Times New Roman"/>
+        </w:rPr>
+        <w:t>F,</w:t>
+      </w:r>
+      <w:r>
+        <w:rPr>
+          <w:rFonts w:hint="eastAsia" w:ascii="Times New Roman" w:hAnsi="Times New Roman" w:eastAsia="FangSong" w:cs="Times New Roman"/>
+        </w:rPr>
+        <w:t>在砂芯漏斗上慢慢用冷水洗涤时</w:t>
+      </w:r>
+      <w:r>
+        <w:rPr>
+          <w:rFonts w:hint="eastAsia" w:ascii="Times New Roman" w:hAnsi="Times New Roman" w:eastAsia="Times New Roman" w:cs="Times New Roman"/>
+        </w:rPr>
+        <w:t>,</w:t>
+      </w:r>
+      <w:r>
+        <w:rPr>
+          <w:rFonts w:hint="eastAsia" w:ascii="Times New Roman" w:hAnsi="Times New Roman" w:eastAsia="FangSong" w:cs="Times New Roman"/>
+        </w:rPr>
+        <w:t>可得到</w:t>
+      </w:r>
+      <w:r>
+        <w:rPr>
+          <w:rFonts w:ascii="Times New Roman" w:hAnsi="Times New Roman" w:eastAsia="Times New Roman" w:cs="Times New Roman"/>
+        </w:rPr>
+        <w:t xml:space="preserve"> G。G </w:t>
+      </w:r>
+      <w:r>
+        <w:rPr>
+          <w:rFonts w:hint="eastAsia" w:ascii="Times New Roman" w:hAnsi="Times New Roman" w:eastAsia="FangSong" w:cs="Times New Roman"/>
+        </w:rPr>
+        <w:t xml:space="preserve">和</w:t>
+      </w:r>
+      <w:r>
+        <w:rPr>
+          <w:rFonts w:ascii="Times New Roman" w:hAnsi="Times New Roman" w:eastAsia="Times New Roman" w:cs="Times New Roman"/>
+        </w:rPr>
+        <w:t xml:space="preserve"> D </w:t>
+      </w:r>
+      <w:r>
+        <w:rPr>
+          <w:rFonts w:hint="eastAsia" w:ascii="Times New Roman" w:hAnsi="Times New Roman" w:eastAsia="FangSong" w:cs="Times New Roman"/>
+        </w:rPr>
+        <w:t>的定性组成完全相同</w:t>
+      </w:r>
+      <w:r>
+        <w:rPr>
+          <w:rFonts w:hint="eastAsia" w:ascii="Times New Roman" w:hAnsi="Times New Roman" w:eastAsia="Times New Roman" w:cs="Times New Roman"/>
+        </w:rPr>
+        <w:t>,</w:t>
+      </w:r>
+      <w:r>
+        <w:rPr>
+          <w:rFonts w:hint="eastAsia" w:ascii="Times New Roman" w:hAnsi="Times New Roman" w:eastAsia="FangSong" w:cs="Times New Roman"/>
+        </w:rPr>
+        <w:t>但</w:t>
+      </w:r>
+      <w:r>
+        <w:rPr>
+          <w:rFonts w:ascii="Times New Roman" w:hAnsi="Times New Roman" w:eastAsia="Times New Roman" w:cs="Times New Roman"/>
+        </w:rPr>
+        <w:t xml:space="preserve"> D </w:t>
+      </w:r>
+      <w:r>
+        <w:rPr>
+          <w:rFonts w:hint="eastAsia" w:ascii="Times New Roman" w:hAnsi="Times New Roman" w:eastAsia="FangSong" w:cs="Times New Roman"/>
+        </w:rPr>
+        <w:t xml:space="preserve">中氧的质量分数是</w:t>
+      </w:r>
+      <w:r>
+        <w:rPr>
+          <w:rFonts w:ascii="Times New Roman" w:hAnsi="Times New Roman" w:eastAsia="Times New Roman" w:cs="Times New Roman"/>
+        </w:rPr>
+        <w:t xml:space="preserve"> G </w:t>
+      </w:r>
+      <w:r>
+        <w:rPr>
+          <w:rFonts w:hint="eastAsia" w:ascii="Times New Roman" w:hAnsi="Times New Roman" w:eastAsia="FangSong" w:cs="Times New Roman"/>
+        </w:rPr>
+        <w:t xml:space="preserve">的</w:t>
+      </w:r>
+      <w:r>
+        <w:rPr>
+          <w:rFonts w:ascii="Times New Roman" w:hAnsi="Times New Roman" w:eastAsia="Times New Roman" w:cs="Times New Roman"/>
+        </w:rPr>
+        <w:t xml:space="preserve"> 1.190 </w:t>
+      </w:r>
+      <w:r>
+        <w:rPr>
+          <w:rFonts w:hint="eastAsia" w:ascii="Times New Roman" w:hAnsi="Times New Roman" w:eastAsia="FangSong" w:cs="Times New Roman"/>
+        </w:rPr>
+        <w:t>倍</w:t>
+      </w:r>
+      <w:r>
+        <w:rPr>
+          <w:rFonts w:hint="eastAsia" w:ascii="Times New Roman" w:hAnsi="Times New Roman" w:eastAsia="Times New Roman" w:cs="Times New Roman"/>
+        </w:rPr>
+        <w:t>。</w:t>
+      </w:r>
+    </w:p>
+    <w:p>
+      <w:pPr>
+        <w:pStyle w:val="Compact"/>
+        <w:numPr>
+          <w:ilvl w:val="0"/>
+          <w:numId w:val="1010"/>
+        </w:numPr>
+      </w:pPr>
+      <w:r>
+        <w:rPr>
+          <w:rFonts w:hint="eastAsia" w:ascii="Times New Roman" w:hAnsi="Times New Roman" w:eastAsia="FangSong" w:cs="Times New Roman"/>
+        </w:rPr>
+        <w:t>通过计算与推理</w:t>
+      </w:r>
+      <w:r>
+        <w:rPr>
+          <w:rFonts w:hint="eastAsia" w:ascii="Times New Roman" w:hAnsi="Times New Roman" w:eastAsia="Times New Roman" w:cs="Times New Roman"/>
+        </w:rPr>
+        <w:t>,</w:t>
+      </w:r>
+      <w:r>
+        <w:rPr>
+          <w:rFonts w:ascii="Times New Roman" w:hAnsi="Times New Roman" w:eastAsia="Times New Roman" w:cs="Times New Roman"/>
+        </w:rPr>
+        <w:t xml:space="preserve"> </w:t>
+      </w:r>
+      <w:r>
+        <w:rPr>
+          <w:rFonts w:hint="eastAsia" w:ascii="Times New Roman" w:hAnsi="Times New Roman" w:eastAsia="FangSong" w:cs="Times New Roman"/>
+        </w:rPr>
+        <w:t xml:space="preserve">给出</w:t>
+      </w:r>
+      <w:r>
+        <w:rPr>
+          <w:rFonts w:ascii="Times New Roman" w:hAnsi="Times New Roman" w:eastAsia="Times New Roman" w:cs="Times New Roman"/>
+        </w:rPr>
+        <w:t xml:space="preserve"> A~D、X、Y </w:t>
+      </w:r>
+      <w:r>
+        <w:rPr>
+          <w:rFonts w:hint="eastAsia" w:ascii="Times New Roman" w:hAnsi="Times New Roman" w:eastAsia="FangSong" w:cs="Times New Roman"/>
+        </w:rPr>
+        <w:t xml:space="preserve">和</w:t>
+      </w:r>
+      <w:r>
+        <w:rPr>
+          <w:rFonts w:ascii="Times New Roman" w:hAnsi="Times New Roman" w:eastAsia="Times New Roman" w:cs="Times New Roman"/>
+        </w:rPr>
+        <w:t xml:space="preserve"> Z </w:t>
+      </w:r>
+      <w:r>
+        <w:rPr>
+          <w:rFonts w:hint="eastAsia" w:ascii="Times New Roman" w:hAnsi="Times New Roman" w:eastAsia="FangSong" w:cs="Times New Roman"/>
+        </w:rPr>
+        <w:t>的化学式</w:t>
+      </w:r>
+      <w:r>
+        <w:rPr>
+          <w:rFonts w:hint="eastAsia" w:ascii="Times New Roman" w:hAnsi="Times New Roman" w:eastAsia="Times New Roman" w:cs="Times New Roman"/>
+        </w:rPr>
+        <w:t>。</w:t>
+      </w:r>
+    </w:p>
+    <w:p>
+      <w:pPr>
+        <w:pStyle w:val="Compact"/>
+        <w:numPr>
+          <w:ilvl w:val="0"/>
+          <w:numId w:val="1010"/>
+        </w:numPr>
+      </w:pPr>
+      <w:r>
+        <w:rPr>
+          <w:rFonts w:hint="eastAsia" w:ascii="Times New Roman" w:hAnsi="Times New Roman" w:eastAsia="FangSong" w:cs="Times New Roman"/>
+        </w:rPr>
+        <w:t xml:space="preserve">写出制备</w:t>
+      </w:r>
+      <w:r>
+        <w:rPr>
+          <w:rFonts w:ascii="Times New Roman" w:hAnsi="Times New Roman" w:eastAsia="Times New Roman" w:cs="Times New Roman"/>
+        </w:rPr>
+        <w:t xml:space="preserve"> B </w:t>
+      </w:r>
+      <w:r>
+        <w:rPr>
+          <w:rFonts w:hint="eastAsia" w:ascii="Times New Roman" w:hAnsi="Times New Roman" w:eastAsia="FangSong" w:cs="Times New Roman"/>
+        </w:rPr>
+        <w:t>的三种方法的反应方程式</w:t>
+      </w:r>
+      <w:r>
+        <w:rPr>
+          <w:rFonts w:hint="eastAsia" w:ascii="Times New Roman" w:hAnsi="Times New Roman" w:eastAsia="Times New Roman" w:cs="Times New Roman"/>
+        </w:rPr>
+        <w:t>。</w:t>
+      </w:r>
+    </w:p>
+    <w:p>
+      <w:pPr>
+        <w:pStyle w:val="Compact"/>
+        <w:numPr>
+          <w:ilvl w:val="0"/>
+          <w:numId w:val="1010"/>
+        </w:numPr>
+      </w:pPr>
+      <w:r>
+        <w:rPr>
+          <w:rFonts w:hint="eastAsia" w:ascii="Times New Roman" w:hAnsi="Times New Roman" w:eastAsia="FangSong" w:cs="Times New Roman"/>
+        </w:rPr>
+        <w:t xml:space="preserve">推出</w:t>
+      </w:r>
+      <w:r>
+        <w:rPr>
+          <w:rFonts w:ascii="Times New Roman" w:hAnsi="Times New Roman" w:eastAsia="Times New Roman" w:cs="Times New Roman"/>
+        </w:rPr>
+        <w:t xml:space="preserve"> </w:t>
+      </w:r>
+      <w:r>
+        <w:rPr>
+          <w:rFonts w:hint="eastAsia" w:ascii="Times New Roman" w:hAnsi="Times New Roman" w:eastAsia="Times New Roman" w:cs="Times New Roman"/>
+        </w:rPr>
+        <w:t>E、F，</w:t>
+      </w:r>
+      <w:r>
+        <w:rPr>
+          <w:rFonts w:hint="eastAsia" w:ascii="Times New Roman" w:hAnsi="Times New Roman" w:eastAsia="FangSong" w:cs="Times New Roman"/>
+        </w:rPr>
+        <w:t>写出生成它们的反应的方程式</w:t>
+      </w:r>
+      <w:r>
+        <w:rPr>
+          <w:rFonts w:hint="eastAsia" w:ascii="Times New Roman" w:hAnsi="Times New Roman" w:eastAsia="Times New Roman" w:cs="Times New Roman"/>
+        </w:rPr>
+        <w:t>；</w:t>
+      </w:r>
+      <w:r>
+        <w:rPr>
+          <w:rFonts w:hint="eastAsia" w:ascii="Times New Roman" w:hAnsi="Times New Roman" w:eastAsia="FangSong" w:cs="Times New Roman"/>
+        </w:rPr>
+        <w:t>推出</w:t>
+      </w:r>
+      <w:r>
+        <w:rPr>
+          <w:rFonts w:ascii="Times New Roman" w:hAnsi="Times New Roman" w:eastAsia="Times New Roman" w:cs="Times New Roman"/>
+        </w:rPr>
+        <w:t xml:space="preserve"> </w:t>
+      </w:r>
+      <w:r>
+        <w:rPr>
+          <w:rFonts w:hint="eastAsia" w:ascii="Times New Roman" w:hAnsi="Times New Roman" w:eastAsia="Times New Roman" w:cs="Times New Roman"/>
+        </w:rPr>
+        <w:t>G，</w:t>
+      </w:r>
+      <w:r>
+        <w:rPr>
+          <w:rFonts w:hint="eastAsia" w:ascii="Times New Roman" w:hAnsi="Times New Roman" w:eastAsia="FangSong" w:cs="Times New Roman"/>
+        </w:rPr>
+        <w:t>写出含</w:t>
+      </w:r>
+      <w:r>
+        <w:rPr>
+          <w:rFonts w:ascii="Times New Roman" w:hAnsi="Times New Roman" w:eastAsia="Times New Roman" w:cs="Times New Roman"/>
+        </w:rPr>
+        <w:t xml:space="preserve"> G </w:t>
+      </w:r>
+      <w:r>
+        <w:rPr>
+          <w:rFonts w:hint="eastAsia" w:ascii="Times New Roman" w:hAnsi="Times New Roman" w:eastAsia="FangSong" w:cs="Times New Roman"/>
+        </w:rPr>
+        <w:t>的相关反应的方程式</w:t>
+      </w:r>
+      <w:r>
+        <w:rPr>
+          <w:rFonts w:hint="eastAsia" w:ascii="Times New Roman" w:hAnsi="Times New Roman" w:eastAsia="Times New Roman" w:cs="Times New Roman"/>
+        </w:rPr>
+        <w:t>。</w:t>
+      </w:r>
+    </w:p>
+    <w:p>
+      <w:pPr>
+        <w:pStyle w:val="Compact"/>
+        <w:numPr>
+          <w:ilvl w:val="0"/>
+          <w:numId w:val="1010"/>
+        </w:numPr>
+      </w:pPr>
+      <w:r>
+        <w:rPr>
+          <w:rFonts w:hint="eastAsia" w:ascii="Times New Roman" w:hAnsi="Times New Roman" w:eastAsia="FangSong" w:cs="Times New Roman"/>
+        </w:rPr>
+        <w:t>在室温水溶液中</w:t>
+      </w:r>
+      <w:r>
+        <w:rPr>
+          <w:rFonts w:hint="eastAsia" w:ascii="Times New Roman" w:hAnsi="Times New Roman" w:eastAsia="Times New Roman" w:cs="Times New Roman"/>
+        </w:rPr>
+        <w:t>，B</w:t>
+      </w:r>
+      <w:r>
+        <w:rPr>
+          <w:rFonts w:ascii="Times New Roman" w:hAnsi="Times New Roman" w:eastAsia="Times New Roman" w:cs="Times New Roman"/>
+        </w:rPr>
+        <w:t xml:space="preserve"> </w:t>
+      </w:r>
+      <w:r>
+        <w:rPr>
+          <w:rFonts w:hint="eastAsia" w:ascii="Times New Roman" w:hAnsi="Times New Roman" w:eastAsia="FangSong" w:cs="Times New Roman"/>
+        </w:rPr>
+        <w:t xml:space="preserve">和某酸</w:t>
+      </w:r>
+      <w:r>
+        <w:rPr>
+          <w:rFonts w:ascii="Times New Roman" w:hAnsi="Times New Roman" w:eastAsia="Times New Roman" w:cs="Times New Roman"/>
+        </w:rPr>
+        <w:t xml:space="preserve"> H </w:t>
+      </w:r>
+      <w:r>
+        <w:rPr>
+          <w:rFonts w:hint="eastAsia" w:ascii="Times New Roman" w:hAnsi="Times New Roman" w:eastAsia="FangSong" w:cs="Times New Roman"/>
+        </w:rPr>
+        <w:t>反应生成了两种新酸</w:t>
+      </w:r>
+      <w:r>
+        <w:rPr>
+          <w:rFonts w:hint="eastAsia" w:ascii="Times New Roman" w:hAnsi="Times New Roman" w:eastAsia="Times New Roman" w:cs="Times New Roman"/>
+        </w:rPr>
+        <w:t>。</w:t>
+      </w:r>
+      <w:r>
+        <w:rPr>
+          <w:rFonts w:hint="eastAsia" w:ascii="Times New Roman" w:hAnsi="Times New Roman" w:eastAsia="FangSong" w:cs="Times New Roman"/>
+        </w:rPr>
+        <w:t>写出一个符合条件的反应的方程式</w:t>
+      </w:r>
+      <w:r>
+        <w:rPr>
+          <w:rFonts w:hint="eastAsia" w:ascii="Times New Roman" w:hAnsi="Times New Roman" w:eastAsia="Times New Roman" w:cs="Times New Roman"/>
+        </w:rPr>
+        <w:t>。</w:t>
+      </w:r>
+    </w:p>
+    <w:p>
+      <w:pPr>
+        <w:spacing w:before="160" w:after="80"/>
+      </w:pPr>
+      <w:r>
+        <w:pict>
+          <v:rect style="width:0;height:1.5pt" o:hralign="center" o:hrstd="t" o:hr="t"/>
+        </w:pict>
+      </w:r>
+    </w:p>
+    <w:bookmarkEnd w:id="55"/>
+    <w:bookmarkStart w:id="56" w:name="习题6.55-d4"/>
+    <w:p>
+      <w:pPr>
+        <w:pStyle w:val="Heading2"/>
+        <w:spacing w:before="280" w:after="120"/>
+      </w:pPr>
+      <w:r>
+        <w:rPr>
+          <w:rFonts w:ascii="Times New Roman" w:hAnsi="Times New Roman" w:eastAsia="Times New Roman" w:cs="Times New Roman"/>
+        </w:rPr>
+        <w:t xml:space="preserve">5.20 </w:t>
+      </w:r>
+      <w:r>
+        <w:rPr>
+          <w:rFonts w:hint="eastAsia" w:ascii="Times New Roman" w:hAnsi="Times New Roman" w:eastAsia="SimHei" w:cs="Times New Roman"/>
+        </w:rPr>
+        <w:t>习题</w:t>
+      </w:r>
+      <w:r>
+        <w:rPr>
+          <w:rFonts w:hint="eastAsia" w:ascii="Times New Roman" w:hAnsi="Times New Roman" w:eastAsia="Times New Roman" w:cs="Times New Roman"/>
+        </w:rPr>
+        <w:t>6.55</w:t>
+      </w:r>
+      <w:r>
+        <w:rPr>
+          <w:rFonts w:ascii="Times New Roman" w:hAnsi="Times New Roman" w:eastAsia="Times New Roman" w:cs="Times New Roman"/>
+        </w:rPr>
+        <w:t xml:space="preserve"> 〔🟢 d4〕</w:t>
+      </w:r>
+    </w:p>
+    <w:p>
+      <w:pPr>
+        <w:pStyle w:val="FirstParagraph"/>
+      </w:pPr>
+      <w:r>
+        <w:rPr>
+          <w:rFonts w:hint="eastAsia" w:ascii="Times New Roman" w:hAnsi="Times New Roman" w:eastAsia="FangSong" w:cs="Times New Roman"/>
+        </w:rPr>
+        <w:t>文明古国的矿物颜料具有独特的化学魅力</w:t>
+      </w:r>
+      <w:r>
+        <w:rPr>
+          <w:rFonts w:hint="eastAsia" w:ascii="Times New Roman" w:hAnsi="Times New Roman" w:eastAsia="Times New Roman" w:cs="Times New Roman"/>
+        </w:rPr>
+        <w:t>。</w:t>
+      </w:r>
+    </w:p>
+    <w:p>
+      <w:pPr>
+        <w:pStyle w:val="BodyText"/>
+      </w:pPr>
+      <w:r>
+        <w:rPr>
+          <w:rFonts w:hint="eastAsia" w:ascii="Times New Roman" w:hAnsi="Times New Roman" w:eastAsia="FangSong" w:cs="Times New Roman"/>
+        </w:rPr>
+        <w:t xml:space="preserve">埃及蓝由</w:t>
+      </w:r>
+      <w:r>
+        <w:rPr>
+          <w:rFonts w:ascii="Times New Roman" w:hAnsi="Times New Roman" w:eastAsia="Times New Roman" w:cs="Times New Roman"/>
+        </w:rPr>
+        <w:t xml:space="preserve"> 10.00g A </w:t>
+      </w:r>
+      <w:r>
+        <w:rPr>
+          <w:rFonts w:hint="eastAsia" w:ascii="Times New Roman" w:hAnsi="Times New Roman" w:eastAsia="FangSong" w:cs="Times New Roman"/>
+        </w:rPr>
+        <w:t xml:space="preserve">与</w:t>
+      </w:r>
+      <w:r>
+        <w:rPr>
+          <w:rFonts w:ascii="Times New Roman" w:hAnsi="Times New Roman" w:eastAsia="Times New Roman" w:cs="Times New Roman"/>
+        </w:rPr>
+        <w:t xml:space="preserve"> 21.7g SiO</w:t>
+      </w:r>
+      <w:r>
+        <w:rPr>
+          <w:rFonts w:ascii="Times New Roman" w:hAnsi="Times New Roman" w:eastAsia="Times New Roman" w:cs="Times New Roman"/>
+          <w:vertAlign w:val="subscript"/>
+        </w:rPr>
+        <w:t>2</w:t>
+      </w:r>
+      <w:r>
+        <w:rPr>
+          <w:rFonts w:ascii="Times New Roman" w:hAnsi="Times New Roman" w:eastAsia="Times New Roman" w:cs="Times New Roman"/>
+        </w:rPr>
+        <w:t xml:space="preserve"> </w:t>
+      </w:r>
+      <w:r>
+        <w:rPr>
+          <w:rFonts w:hint="eastAsia" w:ascii="Times New Roman" w:hAnsi="Times New Roman" w:eastAsia="FangSong" w:cs="Times New Roman"/>
+        </w:rPr>
+        <w:t xml:space="preserve">和</w:t>
+      </w:r>
+      <w:r>
+        <w:rPr>
+          <w:rFonts w:ascii="Times New Roman" w:hAnsi="Times New Roman" w:eastAsia="Times New Roman" w:cs="Times New Roman"/>
+        </w:rPr>
+        <w:t xml:space="preserve"> 9.05g B </w:t>
+      </w:r>
+      <w:r>
+        <w:rPr>
+          <w:rFonts w:hint="eastAsia" w:ascii="Times New Roman" w:hAnsi="Times New Roman" w:eastAsia="FangSong" w:cs="Times New Roman"/>
+        </w:rPr>
+        <w:t xml:space="preserve">在</w:t>
+      </w:r>
+      <w:r>
+        <w:rPr>
+          <w:rFonts w:ascii="Times New Roman" w:hAnsi="Times New Roman" w:eastAsia="Times New Roman" w:cs="Times New Roman"/>
+        </w:rPr>
+        <w:t xml:space="preserve"> 85℃ </w:t>
+      </w:r>
+      <w:r>
+        <w:rPr>
+          <w:rFonts w:hint="eastAsia" w:ascii="Times New Roman" w:hAnsi="Times New Roman" w:eastAsia="FangSong" w:cs="Times New Roman"/>
+        </w:rPr>
+        <w:t>加热而成</w:t>
+      </w:r>
+      <w:r>
+        <w:rPr>
+          <w:rFonts w:hint="eastAsia" w:ascii="Times New Roman" w:hAnsi="Times New Roman" w:eastAsia="Times New Roman" w:cs="Times New Roman"/>
+        </w:rPr>
+        <w:t>。</w:t>
+      </w:r>
+      <w:r>
+        <w:rPr>
+          <w:rFonts w:hint="eastAsia" w:ascii="Times New Roman" w:hAnsi="Times New Roman" w:eastAsia="FangSong" w:cs="Times New Roman"/>
+        </w:rPr>
+        <w:t>在加热过程中</w:t>
+      </w:r>
+      <w:r>
+        <w:rPr>
+          <w:rFonts w:hint="eastAsia" w:ascii="Times New Roman" w:hAnsi="Times New Roman" w:eastAsia="Times New Roman" w:cs="Times New Roman"/>
+        </w:rPr>
+        <w:t>，</w:t>
+      </w:r>
+      <w:r>
+        <w:rPr>
+          <w:rFonts w:hint="eastAsia" w:ascii="Times New Roman" w:hAnsi="Times New Roman" w:eastAsia="FangSong" w:cs="Times New Roman"/>
+        </w:rPr>
+        <w:t>释出</w:t>
+      </w:r>
+      <w:r>
+        <w:rPr>
+          <w:rFonts w:ascii="Times New Roman" w:hAnsi="Times New Roman" w:eastAsia="Times New Roman" w:cs="Times New Roman"/>
+        </w:rPr>
+        <w:t xml:space="preserve"> 2 </w:t>
+      </w:r>
+      <w:r>
+        <w:rPr>
+          <w:rFonts w:hint="eastAsia" w:ascii="Times New Roman" w:hAnsi="Times New Roman" w:eastAsia="FangSong" w:cs="Times New Roman"/>
+        </w:rPr>
+        <w:t>种气体</w:t>
+      </w:r>
+      <w:r>
+        <w:rPr>
+          <w:rFonts w:hint="eastAsia" w:ascii="Times New Roman" w:hAnsi="Times New Roman" w:eastAsia="Times New Roman" w:cs="Times New Roman"/>
+        </w:rPr>
+        <w:t>，</w:t>
+      </w:r>
+      <w:r>
+        <w:rPr>
+          <w:rFonts w:hint="eastAsia" w:ascii="Times New Roman" w:hAnsi="Times New Roman" w:eastAsia="FangSong" w:cs="Times New Roman"/>
+        </w:rPr>
+        <w:t>总体积</w:t>
+      </w:r>
+      <w:r>
+        <w:rPr>
+          <w:rFonts w:ascii="Times New Roman" w:hAnsi="Times New Roman" w:eastAsia="Times New Roman" w:cs="Times New Roman"/>
+        </w:rPr>
+        <w:t xml:space="preserve"> 16.7L </w:t>
+      </w:r>
+      <w:r>
+        <w:rPr>
+          <w:rFonts w:hint="eastAsia" w:ascii="Times New Roman" w:hAnsi="Times New Roman" w:eastAsia="Times New Roman" w:cs="Times New Roman"/>
+        </w:rPr>
+        <w:t>(850℃、1atm)，</w:t>
+      </w:r>
+      <w:r>
+        <w:rPr>
+          <w:rFonts w:hint="eastAsia" w:ascii="Times New Roman" w:hAnsi="Times New Roman" w:eastAsia="FangSong" w:cs="Times New Roman"/>
+        </w:rPr>
+        <w:t>获得埃及蓝</w:t>
+      </w:r>
+      <w:r>
+        <w:rPr>
+          <w:rFonts w:ascii="Times New Roman" w:hAnsi="Times New Roman" w:eastAsia="Times New Roman" w:cs="Times New Roman"/>
+        </w:rPr>
+        <w:t xml:space="preserve"> </w:t>
+      </w:r>
+      <w:r>
+        <w:rPr>
+          <w:rFonts w:hint="eastAsia" w:ascii="Times New Roman" w:hAnsi="Times New Roman" w:eastAsia="Times New Roman" w:cs="Times New Roman"/>
+        </w:rPr>
+        <w:t>34.0g（</w:t>
+      </w:r>
+      <w:r>
+        <w:rPr>
+          <w:rFonts w:hint="eastAsia" w:ascii="Times New Roman" w:hAnsi="Times New Roman" w:eastAsia="FangSong" w:cs="Times New Roman"/>
+        </w:rPr>
+        <w:t>无副产物</w:t>
+      </w:r>
+      <w:r>
+        <w:rPr>
+          <w:rFonts w:hint="eastAsia" w:ascii="Times New Roman" w:hAnsi="Times New Roman" w:eastAsia="Times New Roman" w:cs="Times New Roman"/>
+        </w:rPr>
+        <w:t>）。</w:t>
+      </w:r>
+      <w:r>
+        <w:rPr>
+          <w:rFonts w:hint="eastAsia" w:ascii="Times New Roman" w:hAnsi="Times New Roman" w:eastAsia="FangSong" w:cs="Times New Roman"/>
+        </w:rPr>
+        <w:t>冷却气体混合物至</w:t>
+      </w:r>
+      <w:r>
+        <w:rPr>
+          <w:rFonts w:ascii="Times New Roman" w:hAnsi="Times New Roman" w:eastAsia="Times New Roman" w:cs="Times New Roman"/>
+        </w:rPr>
+        <w:t xml:space="preserve"> </w:t>
+      </w:r>
+      <w:r>
+        <w:rPr>
+          <w:rFonts w:hint="eastAsia" w:ascii="Times New Roman" w:hAnsi="Times New Roman" w:eastAsia="Times New Roman" w:cs="Times New Roman"/>
+        </w:rPr>
+        <w:t>273K，</w:t>
+      </w:r>
+      <w:r>
+        <w:rPr>
+          <w:rFonts w:hint="eastAsia" w:ascii="Times New Roman" w:hAnsi="Times New Roman" w:eastAsia="FangSong" w:cs="Times New Roman"/>
+        </w:rPr>
+        <w:t>气体体积减小到</w:t>
+      </w:r>
+      <w:r>
+        <w:rPr>
+          <w:rFonts w:ascii="Times New Roman" w:hAnsi="Times New Roman" w:eastAsia="Times New Roman" w:cs="Times New Roman"/>
+        </w:rPr>
+        <w:t xml:space="preserve"> 3.04L。</w:t>
       </w:r>
     </w:p>
     <w:p>
@@ -17003,55 +17220,44 @@
         <w:rPr>
           <w:rFonts w:hint="eastAsia" w:ascii="Times New Roman" w:hAnsi="Times New Roman" w:eastAsia="FangSong" w:cs="Times New Roman"/>
         </w:rPr>
-        <w:t xml:space="preserve">写出</w:t>
-      </w:r>
-      <w:r>
-        <w:rPr>
-          <w:rFonts w:ascii="Times New Roman" w:hAnsi="Times New Roman" w:eastAsia="Times New Roman" w:cs="Times New Roman"/>
-        </w:rPr>
-        <w:t xml:space="preserve"> L </w:t>
-      </w:r>
-      <w:r>
-        <w:rPr>
-          <w:rFonts w:hint="eastAsia" w:ascii="Times New Roman" w:hAnsi="Times New Roman" w:eastAsia="FangSong" w:cs="Times New Roman"/>
-        </w:rPr>
-        <w:t>的化学式</w:t>
-      </w:r>
-      <w:r>
-        <w:rPr>
-          <w:rFonts w:hint="eastAsia" w:ascii="Times New Roman" w:hAnsi="Times New Roman" w:eastAsia="Times New Roman" w:cs="Times New Roman"/>
-        </w:rPr>
-        <w:t>(</w:t>
-      </w:r>
-      <w:r>
-        <w:rPr>
-          <w:rFonts w:hint="eastAsia" w:ascii="Times New Roman" w:hAnsi="Times New Roman" w:eastAsia="FangSong" w:cs="Times New Roman"/>
-        </w:rPr>
-        <w:t>要求能表明其结构</w:t>
-      </w:r>
-      <w:r>
-        <w:rPr>
-          <w:rFonts w:hint="eastAsia" w:ascii="Times New Roman" w:hAnsi="Times New Roman" w:eastAsia="Times New Roman" w:cs="Times New Roman"/>
-        </w:rPr>
-        <w:t>)</w:t>
-      </w:r>
-      <w:r>
-        <w:rPr>
-          <w:rFonts w:hint="eastAsia" w:ascii="Times New Roman" w:hAnsi="Times New Roman" w:eastAsia="FangSong" w:cs="Times New Roman"/>
-        </w:rPr>
-        <w:t>和生成</w:t>
-      </w:r>
-      <w:r>
-        <w:rPr>
-          <w:rFonts w:ascii="Times New Roman" w:hAnsi="Times New Roman" w:eastAsia="Times New Roman" w:cs="Times New Roman"/>
-        </w:rPr>
-        <w:t xml:space="preserve"> L </w:t>
-      </w:r>
-      <w:r>
-        <w:rPr>
-          <w:rFonts w:hint="eastAsia" w:ascii="Times New Roman" w:hAnsi="Times New Roman" w:eastAsia="FangSong" w:cs="Times New Roman"/>
-        </w:rPr>
-        <w:t>的方程式</w:t>
+        <w:t xml:space="preserve">计算加热</w:t>
+      </w:r>
+      <w:r>
+        <w:rPr>
+          <w:rFonts w:ascii="Times New Roman" w:hAnsi="Times New Roman" w:eastAsia="Times New Roman" w:cs="Times New Roman"/>
+        </w:rPr>
+        <w:t xml:space="preserve"> A、B </w:t>
+      </w:r>
+      <w:r>
+        <w:rPr>
+          <w:rFonts w:hint="eastAsia" w:ascii="Times New Roman" w:hAnsi="Times New Roman" w:eastAsia="FangSong" w:cs="Times New Roman"/>
+        </w:rPr>
+        <w:t xml:space="preserve">和</w:t>
+      </w:r>
+      <w:r>
+        <w:rPr>
+          <w:rFonts w:ascii="Times New Roman" w:hAnsi="Times New Roman" w:eastAsia="Times New Roman" w:cs="Times New Roman"/>
+        </w:rPr>
+        <w:t xml:space="preserve"> SiO</w:t>
+      </w:r>
+      <w:r>
+        <w:rPr>
+          <w:rFonts w:ascii="Times New Roman" w:hAnsi="Times New Roman" w:eastAsia="Times New Roman" w:cs="Times New Roman"/>
+          <w:vertAlign w:val="subscript"/>
+        </w:rPr>
+        <w:t>2</w:t>
+      </w:r>
+      <w:r>
+        <w:rPr>
+          <w:rFonts w:ascii="Times New Roman" w:hAnsi="Times New Roman" w:eastAsia="Times New Roman" w:cs="Times New Roman"/>
+        </w:rPr>
+        <w:t xml:space="preserve"> </w:t>
+      </w:r>
+      <w:r>
+        <w:rPr>
+          <w:rFonts w:hint="eastAsia" w:ascii="Times New Roman" w:hAnsi="Times New Roman" w:eastAsia="FangSong" w:cs="Times New Roman"/>
+        </w:rPr>
+        <w:t>时生成的气体混合物的定性与定量组成</w:t>
       </w:r>
       <w:r>
         <w:rPr>
@@ -17062,249 +17268,49 @@
     </w:p>
     <w:p>
       <w:pPr>
-        <w:pStyle w:val="Compact"/>
-        <w:numPr>
-          <w:ilvl w:val="0"/>
-          <w:numId w:val="1011"/>
-        </w:numPr>
-      </w:pPr>
-      <w:r>
-        <w:rPr>
-          <w:rFonts w:hint="eastAsia" w:ascii="Times New Roman" w:hAnsi="Times New Roman" w:eastAsia="FangSong" w:cs="Times New Roman"/>
-        </w:rPr>
-        <w:t xml:space="preserve">写出</w:t>
-      </w:r>
-      <w:r>
-        <w:rPr>
-          <w:rFonts w:ascii="Times New Roman" w:hAnsi="Times New Roman" w:eastAsia="Times New Roman" w:cs="Times New Roman"/>
-        </w:rPr>
-        <w:t xml:space="preserve"> J </w:t>
-      </w:r>
-      <w:r>
-        <w:rPr>
-          <w:rFonts w:hint="eastAsia" w:ascii="Times New Roman" w:hAnsi="Times New Roman" w:eastAsia="FangSong" w:cs="Times New Roman"/>
-        </w:rPr>
-        <w:t xml:space="preserve">的化学式和</w:t>
-      </w:r>
-      <w:r>
-        <w:rPr>
-          <w:rFonts w:ascii="Times New Roman" w:hAnsi="Times New Roman" w:eastAsia="Times New Roman" w:cs="Times New Roman"/>
-        </w:rPr>
-        <w:t xml:space="preserve"> n mol L </w:t>
-      </w:r>
-      <w:r>
-        <w:rPr>
-          <w:rFonts w:hint="eastAsia" w:ascii="Times New Roman" w:hAnsi="Times New Roman" w:eastAsia="FangSong" w:cs="Times New Roman"/>
-        </w:rPr>
-        <w:t xml:space="preserve">生成</w:t>
-      </w:r>
-      <w:r>
-        <w:rPr>
-          <w:rFonts w:ascii="Times New Roman" w:hAnsi="Times New Roman" w:eastAsia="Times New Roman" w:cs="Times New Roman"/>
-        </w:rPr>
-        <w:t xml:space="preserve"> J </w:t>
-      </w:r>
-      <w:r>
-        <w:rPr>
-          <w:rFonts w:hint="eastAsia" w:ascii="Times New Roman" w:hAnsi="Times New Roman" w:eastAsia="FangSong" w:cs="Times New Roman"/>
-        </w:rPr>
-        <w:t>的普遍离子方程式</w:t>
-      </w:r>
-      <w:r>
-        <w:rPr>
-          <w:rFonts w:hint="eastAsia" w:ascii="Times New Roman" w:hAnsi="Times New Roman" w:eastAsia="Times New Roman" w:cs="Times New Roman"/>
-        </w:rPr>
-        <w:t>。</w:t>
-      </w:r>
-    </w:p>
-    <w:p>
-      <w:pPr>
-        <w:spacing w:before="160" w:after="80"/>
-      </w:pPr>
-      <w:r>
-        <w:pict>
-          <v:rect style="width:0;height:1.5pt" o:hralign="center" o:hrstd="t" o:hr="t"/>
-        </w:pict>
-      </w:r>
-    </w:p>
-    <w:bookmarkEnd w:id="54"/>
-    <w:bookmarkStart w:id="55" w:name="习题6.37-d4"/>
-    <w:p>
-      <w:pPr>
-        <w:pStyle w:val="Heading2"/>
-        <w:spacing w:before="280" w:after="120"/>
-      </w:pPr>
-      <w:r>
-        <w:rPr>
-          <w:rFonts w:ascii="Times New Roman" w:hAnsi="Times New Roman" w:eastAsia="Times New Roman" w:cs="Times New Roman"/>
-        </w:rPr>
-        <w:t xml:space="preserve">5.19 </w:t>
-      </w:r>
-      <w:r>
-        <w:rPr>
-          <w:rFonts w:hint="eastAsia" w:ascii="Times New Roman" w:hAnsi="Times New Roman" w:eastAsia="SimHei" w:cs="Times New Roman"/>
-        </w:rPr>
-        <w:t>习题</w:t>
-      </w:r>
-      <w:r>
-        <w:rPr>
-          <w:rFonts w:hint="eastAsia" w:ascii="Times New Roman" w:hAnsi="Times New Roman" w:eastAsia="Times New Roman" w:cs="Times New Roman"/>
-        </w:rPr>
-        <w:t>6.37</w:t>
-      </w:r>
-      <w:r>
-        <w:rPr>
-          <w:rFonts w:ascii="Times New Roman" w:hAnsi="Times New Roman" w:eastAsia="Times New Roman" w:cs="Times New Roman"/>
-        </w:rPr>
-        <w:t xml:space="preserve"> 〔🟢 d4〕</w:t>
-      </w:r>
-    </w:p>
-    <w:p>
-      <w:pPr>
         <w:pStyle w:val="FirstParagraph"/>
       </w:pPr>
       <w:r>
         <w:rPr>
           <w:rFonts w:hint="eastAsia" w:ascii="Times New Roman" w:hAnsi="Times New Roman" w:eastAsia="FangSong" w:cs="Times New Roman"/>
         </w:rPr>
-        <w:t xml:space="preserve">一种少见的天然氨基酸</w:t>
-      </w:r>
-      <w:r>
-        <w:rPr>
-          <w:rFonts w:ascii="Times New Roman" w:hAnsi="Times New Roman" w:eastAsia="Times New Roman" w:cs="Times New Roman"/>
-        </w:rPr>
-        <w:t xml:space="preserve"> A </w:t>
-      </w:r>
-      <w:r>
-        <w:rPr>
-          <w:rFonts w:hint="eastAsia" w:ascii="Times New Roman" w:hAnsi="Times New Roman" w:eastAsia="FangSong" w:cs="Times New Roman"/>
-        </w:rPr>
-        <w:t xml:space="preserve">直到</w:t>
-      </w:r>
-      <w:r>
-        <w:rPr>
-          <w:rFonts w:ascii="Times New Roman" w:hAnsi="Times New Roman" w:eastAsia="Times New Roman" w:cs="Times New Roman"/>
-        </w:rPr>
-        <w:t xml:space="preserve"> 20 </w:t>
-      </w:r>
-      <w:r>
-        <w:rPr>
-          <w:rFonts w:hint="eastAsia" w:ascii="Times New Roman" w:hAnsi="Times New Roman" w:eastAsia="FangSong" w:cs="Times New Roman"/>
-        </w:rPr>
-        <w:t>世纪末才被化学家们发现</w:t>
-      </w:r>
-      <w:r>
-        <w:rPr>
-          <w:rFonts w:hint="eastAsia" w:ascii="Times New Roman" w:hAnsi="Times New Roman" w:eastAsia="Times New Roman" w:cs="Times New Roman"/>
-        </w:rPr>
-        <w:t>,</w:t>
-      </w:r>
-      <w:r>
-        <w:rPr>
-          <w:rFonts w:ascii="Times New Roman" w:hAnsi="Times New Roman" w:eastAsia="Times New Roman" w:cs="Times New Roman"/>
-        </w:rPr>
-        <w:t xml:space="preserve"> </w:t>
-      </w:r>
-      <w:r>
-        <w:rPr>
-          <w:rFonts w:hint="eastAsia" w:ascii="Times New Roman" w:hAnsi="Times New Roman" w:eastAsia="FangSong" w:cs="Times New Roman"/>
-        </w:rPr>
-        <w:t>它是一些重要酶的活性中心的一部分</w:t>
-      </w:r>
-      <w:r>
-        <w:rPr>
-          <w:rFonts w:hint="eastAsia" w:ascii="Times New Roman" w:hAnsi="Times New Roman" w:eastAsia="Times New Roman" w:cs="Times New Roman"/>
-        </w:rPr>
-        <w:t>,</w:t>
-      </w:r>
-      <w:r>
-        <w:rPr>
-          <w:rFonts w:ascii="Times New Roman" w:hAnsi="Times New Roman" w:eastAsia="Times New Roman" w:cs="Times New Roman"/>
-        </w:rPr>
-        <w:t xml:space="preserve"> </w:t>
-      </w:r>
-      <w:r>
-        <w:rPr>
-          <w:rFonts w:hint="eastAsia" w:ascii="Times New Roman" w:hAnsi="Times New Roman" w:eastAsia="FangSong" w:cs="Times New Roman"/>
-        </w:rPr>
-        <w:t xml:space="preserve">含有</w:t>
-      </w:r>
-      <w:r>
-        <w:rPr>
-          <w:rFonts w:ascii="Times New Roman" w:hAnsi="Times New Roman" w:eastAsia="Times New Roman" w:cs="Times New Roman"/>
-        </w:rPr>
-        <w:t xml:space="preserve"> 8.33% </w:t>
-      </w:r>
-      <w:r>
-        <w:rPr>
-          <w:rFonts w:hint="eastAsia" w:ascii="Times New Roman" w:hAnsi="Times New Roman" w:eastAsia="FangSong" w:cs="Times New Roman"/>
-        </w:rPr>
-        <w:t xml:space="preserve">质量分数的</w:t>
-      </w:r>
-      <w:r>
-        <w:rPr>
-          <w:rFonts w:ascii="Times New Roman" w:hAnsi="Times New Roman" w:eastAsia="Times New Roman" w:cs="Times New Roman"/>
-        </w:rPr>
-        <w:t xml:space="preserve"> N。A </w:t>
-      </w:r>
-      <w:r>
-        <w:rPr>
-          <w:rFonts w:hint="eastAsia" w:ascii="Times New Roman" w:hAnsi="Times New Roman" w:eastAsia="FangSong" w:cs="Times New Roman"/>
-        </w:rPr>
-        <w:t>的实验室合成可以按如下步骤进行</w:t>
-      </w:r>
-      <w:r>
-        <w:rPr>
-          <w:rFonts w:hint="eastAsia" w:ascii="Times New Roman" w:hAnsi="Times New Roman" w:eastAsia="Times New Roman" w:cs="Times New Roman"/>
-        </w:rPr>
-        <w:t>。</w:t>
-      </w:r>
-    </w:p>
-    <w:p>
-      <w:pPr>
-        <w:pStyle w:val="BodyText"/>
-      </w:pPr>
-      <w:r>
-        <w:rPr>
-          <w:rFonts w:hint="eastAsia" w:ascii="Times New Roman" w:hAnsi="Times New Roman" w:eastAsia="FangSong" w:cs="Times New Roman"/>
-        </w:rPr>
-        <w:t>第一部分</w:t>
-      </w:r>
-      <w:r>
-        <w:rPr>
-          <w:rFonts w:hint="eastAsia" w:ascii="Times New Roman" w:hAnsi="Times New Roman" w:eastAsia="Times New Roman" w:cs="Times New Roman"/>
-        </w:rPr>
-        <w:t>:</w:t>
-      </w:r>
-      <w:r>
-        <w:rPr>
-          <w:rFonts w:hint="eastAsia" w:ascii="Times New Roman" w:hAnsi="Times New Roman" w:eastAsia="FangSong" w:cs="Times New Roman"/>
-        </w:rPr>
-        <w:t>在丝氨酸盐酸盐</w:t>
-      </w:r>
-      <w:r>
-        <w:rPr>
-          <w:rFonts w:hint="eastAsia" w:ascii="Times New Roman" w:hAnsi="Times New Roman" w:eastAsia="Times New Roman" w:cs="Times New Roman"/>
-        </w:rPr>
-        <w:t>(2-</w:t>
-      </w:r>
-      <w:r>
-        <w:rPr>
-          <w:rFonts w:hint="eastAsia" w:ascii="Times New Roman" w:hAnsi="Times New Roman" w:eastAsia="FangSong" w:cs="Times New Roman"/>
-        </w:rPr>
-        <w:t>氨基</w:t>
-      </w:r>
-      <w:r>
-        <w:rPr>
-          <w:rFonts w:hint="eastAsia" w:ascii="Times New Roman" w:hAnsi="Times New Roman" w:eastAsia="Times New Roman" w:cs="Times New Roman"/>
-        </w:rPr>
-        <w:t>-3-</w:t>
-      </w:r>
-      <w:r>
-        <w:rPr>
-          <w:rFonts w:hint="eastAsia" w:ascii="Times New Roman" w:hAnsi="Times New Roman" w:eastAsia="FangSong" w:cs="Times New Roman"/>
-        </w:rPr>
-        <w:t>羟基丙酸盐酸盐</w:t>
+        <w:t xml:space="preserve">若不存在</w:t>
+      </w:r>
+      <w:r>
+        <w:rPr>
+          <w:rFonts w:ascii="Times New Roman" w:hAnsi="Times New Roman" w:eastAsia="Times New Roman" w:cs="Times New Roman"/>
+        </w:rPr>
+        <w:t xml:space="preserve"> </w:t>
+      </w:r>
+      <w:r>
+        <w:rPr>
+          <w:rFonts w:hint="eastAsia" w:ascii="Times New Roman" w:hAnsi="Times New Roman" w:eastAsia="Times New Roman" w:cs="Times New Roman"/>
+        </w:rPr>
+        <w:t>B(</w:t>
+      </w:r>
+      <w:r>
+        <w:rPr>
+          <w:rFonts w:hint="eastAsia" w:ascii="Times New Roman" w:hAnsi="Times New Roman" w:eastAsia="FangSong" w:cs="Times New Roman"/>
+        </w:rPr>
+        <w:t>不溶于水且不含结晶水的离子化合物</w:t>
+      </w:r>
+      <w:r>
+        <w:rPr>
+          <w:rFonts w:hint="eastAsia" w:ascii="Times New Roman" w:hAnsi="Times New Roman" w:eastAsia="Times New Roman" w:cs="Times New Roman"/>
+        </w:rPr>
+        <w:t>),</w:t>
+      </w:r>
+      <w:r>
+        <w:rPr>
+          <w:rFonts w:ascii="Times New Roman" w:hAnsi="Times New Roman" w:eastAsia="Times New Roman" w:cs="Times New Roman"/>
+        </w:rPr>
+        <w:t xml:space="preserve"> 10.00g A(A </w:t>
+      </w:r>
+      <w:r>
+        <w:rPr>
+          <w:rFonts w:hint="eastAsia" w:ascii="Times New Roman" w:hAnsi="Times New Roman" w:eastAsia="FangSong" w:cs="Times New Roman"/>
+        </w:rPr>
+        <w:t>只含一种金属元素</w:t>
       </w:r>
       <w:r>
         <w:rPr>
@@ -17316,25 +17322,13 @@
         <w:rPr>
           <w:rFonts w:hint="eastAsia" w:ascii="Times New Roman" w:hAnsi="Times New Roman" w:eastAsia="FangSong" w:cs="Times New Roman"/>
         </w:rPr>
-        <w:t>的</w:t>
-      </w:r>
-      <w:r>
-        <w:rPr>
-          <w:rFonts w:ascii="Times New Roman" w:hAnsi="Times New Roman" w:eastAsia="Times New Roman" w:cs="Times New Roman"/>
-        </w:rPr>
-        <w:t xml:space="preserve"> THF </w:t>
-      </w:r>
-      <w:r>
-        <w:rPr>
-          <w:rFonts w:hint="eastAsia" w:ascii="Times New Roman" w:hAnsi="Times New Roman" w:eastAsia="FangSong" w:cs="Times New Roman"/>
-        </w:rPr>
-        <w:t xml:space="preserve">溶液中滴加等摩尔量的</w:t>
-      </w:r>
-      <w:r>
-        <w:rPr>
-          <w:rFonts w:ascii="Times New Roman" w:hAnsi="Times New Roman" w:eastAsia="Times New Roman" w:cs="Times New Roman"/>
-        </w:rPr>
-        <w:t xml:space="preserve"> SOCl</w:t>
+        <w:t>与</w:t>
+      </w:r>
+      <w:r>
+        <w:rPr>
+          <w:rFonts w:ascii="Times New Roman" w:hAnsi="Times New Roman" w:eastAsia="Times New Roman" w:cs="Times New Roman"/>
+        </w:rPr>
+        <w:t xml:space="preserve"> 21.7g SiO</w:t>
       </w:r>
       <w:r>
         <w:rPr>
@@ -17351,435 +17345,15 @@
       </w:r>
       <w:r>
         <w:rPr>
-          <w:rFonts w:hint="eastAsia" w:ascii="Times New Roman" w:hAnsi="Times New Roman" w:eastAsia="Times New Roman" w:cs="Times New Roman"/>
-        </w:rPr>
-        <w:t>，</w:t>
-      </w:r>
-      <w:r>
-        <w:rPr>
-          <w:rFonts w:hint="eastAsia" w:ascii="Times New Roman" w:hAnsi="Times New Roman" w:eastAsia="FangSong" w:cs="Times New Roman"/>
-        </w:rPr>
-        <w:t>然后蒸发得到含</w:t>
-      </w:r>
-      <w:r>
-        <w:rPr>
-          <w:rFonts w:ascii="Times New Roman" w:hAnsi="Times New Roman" w:eastAsia="Times New Roman" w:cs="Times New Roman"/>
-        </w:rPr>
-        <w:t xml:space="preserve"> Cl 44.31% </w:t>
-      </w:r>
-      <w:r>
-        <w:rPr>
-          <w:rFonts w:hint="eastAsia" w:ascii="Times New Roman" w:hAnsi="Times New Roman" w:eastAsia="FangSong" w:cs="Times New Roman"/>
-        </w:rPr>
-        <w:t xml:space="preserve">的离子化合物</w:t>
-      </w:r>
-      <w:r>
-        <w:rPr>
-          <w:rFonts w:ascii="Times New Roman" w:hAnsi="Times New Roman" w:eastAsia="Times New Roman" w:cs="Times New Roman"/>
-        </w:rPr>
-        <w:t xml:space="preserve"> B。</w:t>
-      </w:r>
-    </w:p>
-    <w:p>
-      <w:pPr>
-        <w:pStyle w:val="BodyText"/>
-      </w:pPr>
-      <w:r>
-        <w:rPr>
-          <w:rFonts w:hint="eastAsia" w:ascii="Times New Roman" w:hAnsi="Times New Roman" w:eastAsia="FangSong" w:cs="Times New Roman"/>
-        </w:rPr>
-        <w:t>第二部分</w:t>
-      </w:r>
-      <w:r>
-        <w:rPr>
-          <w:rFonts w:hint="eastAsia" w:ascii="Times New Roman" w:hAnsi="Times New Roman" w:eastAsia="Times New Roman" w:cs="Times New Roman"/>
-        </w:rPr>
-        <w:t>:</w:t>
-      </w:r>
-      <w:r>
-        <w:rPr>
-          <w:rFonts w:ascii="Times New Roman" w:hAnsi="Times New Roman" w:eastAsia="Times New Roman" w:cs="Times New Roman"/>
-        </w:rPr>
-        <w:t xml:space="preserve"> </w:t>
-      </w:r>
-      <w:r>
-        <w:rPr>
-          <w:rFonts w:hint="eastAsia" w:ascii="Times New Roman" w:hAnsi="Times New Roman" w:eastAsia="FangSong" w:cs="Times New Roman"/>
-        </w:rPr>
-        <w:t xml:space="preserve">将</w:t>
-      </w:r>
-      <w:r>
-        <w:rPr>
-          <w:rFonts w:ascii="Times New Roman" w:hAnsi="Times New Roman" w:eastAsia="Times New Roman" w:cs="Times New Roman"/>
-        </w:rPr>
-        <w:t xml:space="preserve"> NaBH</w:t>
-      </w:r>
-      <w:r>
-        <w:rPr>
-          <w:rFonts w:ascii="Times New Roman" w:hAnsi="Times New Roman" w:eastAsia="Times New Roman" w:cs="Times New Roman"/>
-          <w:vertAlign w:val="subscript"/>
-        </w:rPr>
-        <w:t>4</w:t>
-      </w:r>
-      <w:r>
-        <w:rPr>
-          <w:rFonts w:ascii="Times New Roman" w:hAnsi="Times New Roman" w:eastAsia="Times New Roman" w:cs="Times New Roman"/>
-        </w:rPr>
-        <w:t xml:space="preserve"> </w:t>
-      </w:r>
-      <w:r>
-        <w:rPr>
-          <w:rFonts w:hint="eastAsia" w:ascii="Times New Roman" w:hAnsi="Times New Roman" w:eastAsia="FangSong" w:cs="Times New Roman"/>
-        </w:rPr>
-        <w:t xml:space="preserve">与单质</w:t>
-      </w:r>
-      <w:r>
-        <w:rPr>
-          <w:rFonts w:ascii="Times New Roman" w:hAnsi="Times New Roman" w:eastAsia="Times New Roman" w:cs="Times New Roman"/>
-        </w:rPr>
-        <w:t xml:space="preserve"> C </w:t>
-      </w:r>
-      <w:r>
-        <w:rPr>
-          <w:rFonts w:hint="eastAsia" w:ascii="Times New Roman" w:hAnsi="Times New Roman" w:eastAsia="FangSong" w:cs="Times New Roman"/>
-        </w:rPr>
-        <w:t xml:space="preserve">以摩尔比</w:t>
-      </w:r>
-      <w:r>
-        <w:rPr>
-          <w:rFonts w:ascii="Times New Roman" w:hAnsi="Times New Roman" w:eastAsia="Times New Roman" w:cs="Times New Roman"/>
-        </w:rPr>
-        <w:t xml:space="preserve"> 2:3 </w:t>
-      </w:r>
-      <w:r>
-        <w:rPr>
-          <w:rFonts w:hint="eastAsia" w:ascii="Times New Roman" w:hAnsi="Times New Roman" w:eastAsia="FangSong" w:cs="Times New Roman"/>
-        </w:rPr>
-        <w:t xml:space="preserve">在乙醇中反应时得到盐</w:t>
-      </w:r>
-      <w:r>
-        <w:rPr>
-          <w:rFonts w:ascii="Times New Roman" w:hAnsi="Times New Roman" w:eastAsia="Times New Roman" w:cs="Times New Roman"/>
-        </w:rPr>
-        <w:t xml:space="preserve"> </w:t>
-      </w:r>
-      <w:r>
-        <w:rPr>
-          <w:rFonts w:hint="eastAsia" w:ascii="Times New Roman" w:hAnsi="Times New Roman" w:eastAsia="Times New Roman" w:cs="Times New Roman"/>
-        </w:rPr>
-        <w:t>D、</w:t>
-      </w:r>
-      <w:r>
-        <w:rPr>
-          <w:rFonts w:hint="eastAsia" w:ascii="Times New Roman" w:hAnsi="Times New Roman" w:eastAsia="FangSong" w:cs="Times New Roman"/>
-        </w:rPr>
-        <w:t>具有强烈难闻气味的挥发性二元化合物</w:t>
-      </w:r>
-      <w:r>
-        <w:rPr>
-          <w:rFonts w:ascii="Times New Roman" w:hAnsi="Times New Roman" w:eastAsia="Times New Roman" w:cs="Times New Roman"/>
-        </w:rPr>
-        <w:t xml:space="preserve"> </w:t>
-      </w:r>
-      <w:r>
-        <w:rPr>
-          <w:rFonts w:hint="eastAsia" w:ascii="Times New Roman" w:hAnsi="Times New Roman" w:eastAsia="Times New Roman" w:cs="Times New Roman"/>
-        </w:rPr>
-        <w:t>E、</w:t>
-      </w:r>
-      <w:r>
-        <w:rPr>
-          <w:rFonts w:hint="eastAsia" w:ascii="Times New Roman" w:hAnsi="Times New Roman" w:eastAsia="FangSong" w:cs="Times New Roman"/>
-        </w:rPr>
-        <w:t>单质</w:t>
-      </w:r>
-      <w:r>
-        <w:rPr>
-          <w:rFonts w:ascii="Times New Roman" w:hAnsi="Times New Roman" w:eastAsia="Times New Roman" w:cs="Times New Roman"/>
-        </w:rPr>
-        <w:t xml:space="preserve"> F </w:t>
-      </w:r>
-      <w:r>
-        <w:rPr>
-          <w:rFonts w:hint="eastAsia" w:ascii="Times New Roman" w:hAnsi="Times New Roman" w:eastAsia="FangSong" w:cs="Times New Roman"/>
-        </w:rPr>
-        <w:t xml:space="preserve">和化合物</w:t>
-      </w:r>
-      <w:r>
-        <w:rPr>
-          <w:rFonts w:ascii="Times New Roman" w:hAnsi="Times New Roman" w:eastAsia="Times New Roman" w:cs="Times New Roman"/>
-        </w:rPr>
-        <w:t xml:space="preserve"> </w:t>
-      </w:r>
-      <w:r>
-        <w:rPr>
-          <w:rFonts w:hint="eastAsia" w:ascii="Times New Roman" w:hAnsi="Times New Roman" w:eastAsia="Times New Roman" w:cs="Times New Roman"/>
-        </w:rPr>
-        <w:t>G(</w:t>
-      </w:r>
-      <w:r>
-        <w:rPr>
-          <w:rFonts w:hint="eastAsia" w:ascii="Times New Roman" w:hAnsi="Times New Roman" w:eastAsia="FangSong" w:cs="Times New Roman"/>
-        </w:rPr>
-        <w:t>反应</w:t>
-      </w:r>
-      <w:r>
-        <w:rPr>
-          <w:rFonts w:ascii="Times New Roman" w:hAnsi="Times New Roman" w:eastAsia="Times New Roman" w:cs="Times New Roman"/>
-        </w:rPr>
-        <w:t xml:space="preserve"> 1)。G </w:t>
-      </w:r>
-      <w:r>
-        <w:rPr>
-          <w:rFonts w:hint="eastAsia" w:ascii="Times New Roman" w:hAnsi="Times New Roman" w:eastAsia="FangSong" w:cs="Times New Roman"/>
-        </w:rPr>
-        <w:t>燃烧时显现绿色火焰</w:t>
-      </w:r>
-      <w:r>
-        <w:rPr>
-          <w:rFonts w:hint="eastAsia" w:ascii="Times New Roman" w:hAnsi="Times New Roman" w:eastAsia="Times New Roman" w:cs="Times New Roman"/>
-        </w:rPr>
-        <w:t>。</w:t>
-      </w:r>
-    </w:p>
-    <w:p>
-      <w:pPr>
-        <w:pStyle w:val="BodyText"/>
-      </w:pPr>
-      <w:r>
-        <w:rPr>
-          <w:rFonts w:hint="eastAsia" w:ascii="Times New Roman" w:hAnsi="Times New Roman" w:eastAsia="FangSong" w:cs="Times New Roman"/>
-        </w:rPr>
-        <w:t>第三部分</w:t>
-      </w:r>
-      <w:r>
-        <w:rPr>
-          <w:rFonts w:hint="eastAsia" w:ascii="Times New Roman" w:hAnsi="Times New Roman" w:eastAsia="Times New Roman" w:cs="Times New Roman"/>
-        </w:rPr>
-        <w:t>:</w:t>
-      </w:r>
-      <w:r>
-        <w:rPr>
-          <w:rFonts w:ascii="Times New Roman" w:hAnsi="Times New Roman" w:eastAsia="Times New Roman" w:cs="Times New Roman"/>
-        </w:rPr>
-        <w:t xml:space="preserve"> </w:t>
-      </w:r>
-      <w:r>
-        <w:rPr>
-          <w:rFonts w:hint="eastAsia" w:ascii="Times New Roman" w:hAnsi="Times New Roman" w:eastAsia="FangSong" w:cs="Times New Roman"/>
-        </w:rPr>
-        <w:t xml:space="preserve">在</w:t>
-      </w:r>
-      <w:r>
-        <w:rPr>
-          <w:rFonts w:ascii="Times New Roman" w:hAnsi="Times New Roman" w:eastAsia="Times New Roman" w:cs="Times New Roman"/>
-        </w:rPr>
-        <w:t xml:space="preserve"> B </w:t>
-      </w:r>
-      <w:r>
-        <w:rPr>
-          <w:rFonts w:hint="eastAsia" w:ascii="Times New Roman" w:hAnsi="Times New Roman" w:eastAsia="FangSong" w:cs="Times New Roman"/>
-        </w:rPr>
-        <w:t xml:space="preserve">的溶液中添加氨水调</w:t>
-      </w:r>
-      <w:r>
-        <w:rPr>
-          <w:rFonts w:ascii="Times New Roman" w:hAnsi="Times New Roman" w:eastAsia="Times New Roman" w:cs="Times New Roman"/>
-        </w:rPr>
-        <w:t xml:space="preserve"> pH </w:t>
-      </w:r>
-      <w:r>
-        <w:rPr>
-          <w:rFonts w:hint="eastAsia" w:ascii="Times New Roman" w:hAnsi="Times New Roman" w:eastAsia="FangSong" w:cs="Times New Roman"/>
-        </w:rPr>
-        <w:t xml:space="preserve">为</w:t>
-      </w:r>
-      <w:r>
-        <w:rPr>
-          <w:rFonts w:ascii="Times New Roman" w:hAnsi="Times New Roman" w:eastAsia="Times New Roman" w:cs="Times New Roman"/>
-        </w:rPr>
-        <w:t xml:space="preserve"> 9, </w:t>
-      </w:r>
-      <w:r>
-        <w:rPr>
-          <w:rFonts w:hint="eastAsia" w:ascii="Times New Roman" w:hAnsi="Times New Roman" w:eastAsia="FangSong" w:cs="Times New Roman"/>
-        </w:rPr>
-        <w:t xml:space="preserve">然后加入盐</w:t>
-      </w:r>
-      <w:r>
-        <w:rPr>
-          <w:rFonts w:ascii="Times New Roman" w:hAnsi="Times New Roman" w:eastAsia="Times New Roman" w:cs="Times New Roman"/>
-        </w:rPr>
-        <w:t xml:space="preserve"> D </w:t>
-      </w:r>
-      <w:r>
-        <w:rPr>
-          <w:rFonts w:hint="eastAsia" w:ascii="Times New Roman" w:hAnsi="Times New Roman" w:eastAsia="FangSong" w:cs="Times New Roman"/>
-        </w:rPr>
-        <w:t>的醇溶液</w:t>
-      </w:r>
-      <w:r>
-        <w:rPr>
-          <w:rFonts w:hint="eastAsia" w:ascii="Times New Roman" w:hAnsi="Times New Roman" w:eastAsia="Times New Roman" w:cs="Times New Roman"/>
-        </w:rPr>
-        <w:t>,</w:t>
-      </w:r>
-      <w:r>
-        <w:rPr>
-          <w:rFonts w:ascii="Times New Roman" w:hAnsi="Times New Roman" w:eastAsia="Times New Roman" w:cs="Times New Roman"/>
-        </w:rPr>
-        <w:t xml:space="preserve"> </w:t>
-      </w:r>
-      <w:r>
-        <w:rPr>
-          <w:rFonts w:hint="eastAsia" w:ascii="Times New Roman" w:hAnsi="Times New Roman" w:eastAsia="FangSong" w:cs="Times New Roman"/>
-        </w:rPr>
-        <w:t xml:space="preserve">所得溶液酸化至</w:t>
-      </w:r>
-      <w:r>
-        <w:rPr>
-          <w:rFonts w:ascii="Times New Roman" w:hAnsi="Times New Roman" w:eastAsia="Times New Roman" w:cs="Times New Roman"/>
-        </w:rPr>
-        <w:t xml:space="preserve"> pH=2 </w:t>
-      </w:r>
-      <w:r>
-        <w:rPr>
-          <w:rFonts w:hint="eastAsia" w:ascii="Times New Roman" w:hAnsi="Times New Roman" w:eastAsia="FangSong" w:cs="Times New Roman"/>
-        </w:rPr>
-        <w:t>并冷却</w:t>
-      </w:r>
-      <w:r>
-        <w:rPr>
-          <w:rFonts w:hint="eastAsia" w:ascii="Times New Roman" w:hAnsi="Times New Roman" w:eastAsia="Times New Roman" w:cs="Times New Roman"/>
-        </w:rPr>
-        <w:t>,</w:t>
-      </w:r>
-      <w:r>
-        <w:rPr>
-          <w:rFonts w:ascii="Times New Roman" w:hAnsi="Times New Roman" w:eastAsia="Times New Roman" w:cs="Times New Roman"/>
-        </w:rPr>
-        <w:t xml:space="preserve"> </w:t>
-      </w:r>
-      <w:r>
-        <w:rPr>
-          <w:rFonts w:hint="eastAsia" w:ascii="Times New Roman" w:hAnsi="Times New Roman" w:eastAsia="FangSong" w:cs="Times New Roman"/>
-        </w:rPr>
-        <w:t xml:space="preserve">此时沉淀出物质</w:t>
-      </w:r>
-      <w:r>
-        <w:rPr>
-          <w:rFonts w:ascii="Times New Roman" w:hAnsi="Times New Roman" w:eastAsia="Times New Roman" w:cs="Times New Roman"/>
-        </w:rPr>
-        <w:t xml:space="preserve"> H </w:t>
-      </w:r>
-      <w:r>
-        <w:rPr>
-          <w:rFonts w:hint="eastAsia" w:ascii="Times New Roman" w:hAnsi="Times New Roman" w:eastAsia="FangSong" w:cs="Times New Roman"/>
-        </w:rPr>
-        <w:t>的晶体</w:t>
-      </w:r>
-      <w:r>
-        <w:rPr>
-          <w:rFonts w:hint="eastAsia" w:ascii="Times New Roman" w:hAnsi="Times New Roman" w:eastAsia="Times New Roman" w:cs="Times New Roman"/>
-        </w:rPr>
-        <w:t>。</w:t>
-      </w:r>
-      <w:r>
-        <w:rPr>
-          <w:rFonts w:hint="eastAsia" w:ascii="Times New Roman" w:hAnsi="Times New Roman" w:eastAsia="FangSong" w:cs="Times New Roman"/>
-        </w:rPr>
-        <w:t>最后</w:t>
-      </w:r>
-      <w:r>
-        <w:rPr>
-          <w:rFonts w:hint="eastAsia" w:ascii="Times New Roman" w:hAnsi="Times New Roman" w:eastAsia="Times New Roman" w:cs="Times New Roman"/>
-        </w:rPr>
-        <w:t>,</w:t>
-      </w:r>
-      <w:r>
-        <w:rPr>
-          <w:rFonts w:ascii="Times New Roman" w:hAnsi="Times New Roman" w:eastAsia="Times New Roman" w:cs="Times New Roman"/>
-        </w:rPr>
-        <w:t xml:space="preserve"> G </w:t>
-      </w:r>
-      <w:r>
-        <w:rPr>
-          <w:rFonts w:hint="eastAsia" w:ascii="Times New Roman" w:hAnsi="Times New Roman" w:eastAsia="FangSong" w:cs="Times New Roman"/>
-        </w:rPr>
-        <w:t xml:space="preserve">在</w:t>
-      </w:r>
-      <w:r>
-        <w:rPr>
-          <w:rFonts w:ascii="Times New Roman" w:hAnsi="Times New Roman" w:eastAsia="Times New Roman" w:cs="Times New Roman"/>
-        </w:rPr>
-        <w:t xml:space="preserve"> 0.5mol/L NaOH </w:t>
-      </w:r>
-      <w:r>
-        <w:rPr>
-          <w:rFonts w:hint="eastAsia" w:ascii="Times New Roman" w:hAnsi="Times New Roman" w:eastAsia="FangSong" w:cs="Times New Roman"/>
-        </w:rPr>
-        <w:t xml:space="preserve">溶液中被</w:t>
-      </w:r>
-      <w:r>
-        <w:rPr>
-          <w:rFonts w:ascii="Times New Roman" w:hAnsi="Times New Roman" w:eastAsia="Times New Roman" w:cs="Times New Roman"/>
-        </w:rPr>
-        <w:t xml:space="preserve"> NaBH</w:t>
-      </w:r>
-      <w:r>
-        <w:rPr>
-          <w:rFonts w:ascii="Times New Roman" w:hAnsi="Times New Roman" w:eastAsia="Times New Roman" w:cs="Times New Roman"/>
-          <w:vertAlign w:val="subscript"/>
-        </w:rPr>
-        <w:t>4</w:t>
-      </w:r>
-      <w:r>
-        <w:rPr>
-          <w:rFonts w:ascii="Times New Roman" w:hAnsi="Times New Roman" w:eastAsia="Times New Roman" w:cs="Times New Roman"/>
-        </w:rPr>
-        <w:t xml:space="preserve"> </w:t>
-      </w:r>
-      <w:r>
-        <w:rPr>
-          <w:rFonts w:hint="eastAsia" w:ascii="Times New Roman" w:hAnsi="Times New Roman" w:eastAsia="FangSong" w:cs="Times New Roman"/>
-        </w:rPr>
-        <w:t>还原</w:t>
-      </w:r>
-      <w:r>
-        <w:rPr>
-          <w:rFonts w:hint="eastAsia" w:ascii="Times New Roman" w:hAnsi="Times New Roman" w:eastAsia="Times New Roman" w:cs="Times New Roman"/>
-        </w:rPr>
-        <w:t>,</w:t>
-      </w:r>
-      <w:r>
-        <w:rPr>
-          <w:rFonts w:ascii="Times New Roman" w:hAnsi="Times New Roman" w:eastAsia="Times New Roman" w:cs="Times New Roman"/>
-        </w:rPr>
-        <w:t xml:space="preserve"> </w:t>
-      </w:r>
-      <w:r>
-        <w:rPr>
-          <w:rFonts w:hint="eastAsia" w:ascii="Times New Roman" w:hAnsi="Times New Roman" w:eastAsia="FangSong" w:cs="Times New Roman"/>
-        </w:rPr>
-        <w:t xml:space="preserve">酸化至</w:t>
-      </w:r>
-      <w:r>
-        <w:rPr>
-          <w:rFonts w:ascii="Times New Roman" w:hAnsi="Times New Roman" w:eastAsia="Times New Roman" w:cs="Times New Roman"/>
-        </w:rPr>
-        <w:t xml:space="preserve"> pH=5.5 </w:t>
-      </w:r>
-      <w:r>
-        <w:rPr>
-          <w:rFonts w:hint="eastAsia" w:ascii="Times New Roman" w:hAnsi="Times New Roman" w:eastAsia="FangSong" w:cs="Times New Roman"/>
-        </w:rPr>
-        <w:t xml:space="preserve">即得</w:t>
-      </w:r>
-      <w:r>
-        <w:rPr>
-          <w:rFonts w:ascii="Times New Roman" w:hAnsi="Times New Roman" w:eastAsia="Times New Roman" w:cs="Times New Roman"/>
-        </w:rPr>
-        <w:t xml:space="preserve"> A。</w:t>
+          <w:rFonts w:hint="eastAsia" w:ascii="Times New Roman" w:hAnsi="Times New Roman" w:eastAsia="FangSong" w:cs="Times New Roman"/>
+        </w:rPr>
+        <w:t xml:space="preserve">加热形成的气体体积为</w:t>
+      </w:r>
+      <w:r>
+        <w:rPr>
+          <w:rFonts w:ascii="Times New Roman" w:hAnsi="Times New Roman" w:eastAsia="Times New Roman" w:cs="Times New Roman"/>
+        </w:rPr>
+        <w:t xml:space="preserve"> 8.34L(850℃、1atm)。</w:t>
       </w:r>
     </w:p>
     <w:p>
@@ -17794,25 +17368,31 @@
         <w:rPr>
           <w:rFonts w:hint="eastAsia" w:ascii="Times New Roman" w:hAnsi="Times New Roman" w:eastAsia="FangSong" w:cs="Times New Roman"/>
         </w:rPr>
-        <w:t xml:space="preserve">确定物质</w:t>
-      </w:r>
-      <w:r>
-        <w:rPr>
-          <w:rFonts w:ascii="Times New Roman" w:hAnsi="Times New Roman" w:eastAsia="Times New Roman" w:cs="Times New Roman"/>
-        </w:rPr>
-        <w:t xml:space="preserve"> </w:t>
-      </w:r>
-      <w:r>
-        <w:rPr>
-          <w:rFonts w:hint="eastAsia" w:ascii="Times New Roman" w:hAnsi="Times New Roman" w:eastAsia="Times New Roman" w:cs="Times New Roman"/>
-        </w:rPr>
-        <w:t>A～H，</w:t>
-      </w:r>
-      <w:r>
-        <w:rPr>
-          <w:rFonts w:hint="eastAsia" w:ascii="Times New Roman" w:hAnsi="Times New Roman" w:eastAsia="FangSong" w:cs="Times New Roman"/>
-        </w:rPr>
-        <w:t>其中有机物要写出结构简式</w:t>
+        <w:t xml:space="preserve">计算</w:t>
+      </w:r>
+      <w:r>
+        <w:rPr>
+          <w:rFonts w:ascii="Times New Roman" w:hAnsi="Times New Roman" w:eastAsia="Times New Roman" w:cs="Times New Roman"/>
+        </w:rPr>
+        <w:t xml:space="preserve"> B </w:t>
+      </w:r>
+      <w:r>
+        <w:rPr>
+          <w:rFonts w:hint="eastAsia" w:ascii="Times New Roman" w:hAnsi="Times New Roman" w:eastAsia="FangSong" w:cs="Times New Roman"/>
+        </w:rPr>
+        <w:t xml:space="preserve">的摩尔质量并确定</w:t>
+      </w:r>
+      <w:r>
+        <w:rPr>
+          <w:rFonts w:ascii="Times New Roman" w:hAnsi="Times New Roman" w:eastAsia="Times New Roman" w:cs="Times New Roman"/>
+        </w:rPr>
+        <w:t xml:space="preserve"> B </w:t>
+      </w:r>
+      <w:r>
+        <w:rPr>
+          <w:rFonts w:hint="eastAsia" w:ascii="Times New Roman" w:hAnsi="Times New Roman" w:eastAsia="FangSong" w:cs="Times New Roman"/>
+        </w:rPr>
+        <w:t>的化学式</w:t>
       </w:r>
       <w:r>
         <w:rPr>
@@ -17823,142 +17403,13 @@
     </w:p>
     <w:p>
       <w:pPr>
-        <w:pStyle w:val="Compact"/>
-        <w:numPr>
-          <w:ilvl w:val="0"/>
-          <w:numId w:val="1012"/>
-        </w:numPr>
-      </w:pPr>
-      <w:r>
-        <w:rPr>
-          <w:rFonts w:hint="eastAsia" w:ascii="Times New Roman" w:hAnsi="Times New Roman" w:eastAsia="FangSong" w:cs="Times New Roman"/>
-        </w:rPr>
-        <w:t xml:space="preserve">写出反应</w:t>
-      </w:r>
-      <w:r>
-        <w:rPr>
-          <w:rFonts w:ascii="Times New Roman" w:hAnsi="Times New Roman" w:eastAsia="Times New Roman" w:cs="Times New Roman"/>
-        </w:rPr>
-        <w:t xml:space="preserve"> 1 </w:t>
-      </w:r>
-      <w:r>
-        <w:rPr>
-          <w:rFonts w:hint="eastAsia" w:ascii="Times New Roman" w:hAnsi="Times New Roman" w:eastAsia="FangSong" w:cs="Times New Roman"/>
-        </w:rPr>
-        <w:t>的化学方程式</w:t>
-      </w:r>
-      <w:r>
-        <w:rPr>
-          <w:rFonts w:hint="eastAsia" w:ascii="Times New Roman" w:hAnsi="Times New Roman" w:eastAsia="Times New Roman" w:cs="Times New Roman"/>
-        </w:rPr>
-        <w:t>。</w:t>
-      </w:r>
-    </w:p>
-    <w:p>
-      <w:pPr>
-        <w:spacing w:before="160" w:after="80"/>
-      </w:pPr>
-      <w:r>
-        <w:pict>
-          <v:rect style="width:0;height:1.5pt" o:hralign="center" o:hrstd="t" o:hr="t"/>
-        </w:pict>
-      </w:r>
-    </w:p>
-    <w:bookmarkEnd w:id="55"/>
-    <w:bookmarkStart w:id="56" w:name="习题6.39-d4"/>
-    <w:p>
-      <w:pPr>
-        <w:pStyle w:val="Heading2"/>
-        <w:spacing w:before="280" w:after="120"/>
-      </w:pPr>
-      <w:r>
-        <w:rPr>
-          <w:rFonts w:ascii="Times New Roman" w:hAnsi="Times New Roman" w:eastAsia="Times New Roman" w:cs="Times New Roman"/>
-        </w:rPr>
-        <w:t xml:space="preserve">5.20 </w:t>
-      </w:r>
-      <w:r>
-        <w:rPr>
-          <w:rFonts w:hint="eastAsia" w:ascii="Times New Roman" w:hAnsi="Times New Roman" w:eastAsia="SimHei" w:cs="Times New Roman"/>
-        </w:rPr>
-        <w:t>习题</w:t>
-      </w:r>
-      <w:r>
-        <w:rPr>
-          <w:rFonts w:hint="eastAsia" w:ascii="Times New Roman" w:hAnsi="Times New Roman" w:eastAsia="Times New Roman" w:cs="Times New Roman"/>
-        </w:rPr>
-        <w:t>6.39</w:t>
-      </w:r>
-      <w:r>
-        <w:rPr>
-          <w:rFonts w:ascii="Times New Roman" w:hAnsi="Times New Roman" w:eastAsia="Times New Roman" w:cs="Times New Roman"/>
-        </w:rPr>
-        <w:t xml:space="preserve"> 〔🟢 d4〕</w:t>
-      </w:r>
-    </w:p>
-    <w:p>
-      <w:pPr>
         <w:pStyle w:val="FirstParagraph"/>
       </w:pPr>
       <w:r>
         <w:rPr>
           <w:rFonts w:hint="eastAsia" w:ascii="Times New Roman" w:hAnsi="Times New Roman" w:eastAsia="FangSong" w:cs="Times New Roman"/>
         </w:rPr>
-        <w:t xml:space="preserve">酸</w:t>
-      </w:r>
-      <w:r>
-        <w:rPr>
-          <w:rFonts w:ascii="Times New Roman" w:hAnsi="Times New Roman" w:eastAsia="Times New Roman" w:cs="Times New Roman"/>
-        </w:rPr>
-        <w:t xml:space="preserve"> B(pKa=0.77) </w:t>
-      </w:r>
-      <w:r>
-        <w:rPr>
-          <w:rFonts w:hint="eastAsia" w:ascii="Times New Roman" w:hAnsi="Times New Roman" w:eastAsia="FangSong" w:cs="Times New Roman"/>
-        </w:rPr>
-        <w:t xml:space="preserve">在实验室中可以用酸</w:t>
-      </w:r>
-      <w:r>
-        <w:rPr>
-          <w:rFonts w:ascii="Times New Roman" w:hAnsi="Times New Roman" w:eastAsia="Times New Roman" w:cs="Times New Roman"/>
-        </w:rPr>
-        <w:t xml:space="preserve"> X(pKa=-1.74) </w:t>
-      </w:r>
-      <w:r>
-        <w:rPr>
-          <w:rFonts w:hint="eastAsia" w:ascii="Times New Roman" w:hAnsi="Times New Roman" w:eastAsia="FangSong" w:cs="Times New Roman"/>
-        </w:rPr>
-        <w:t xml:space="preserve">或</w:t>
-      </w:r>
-      <w:r>
-        <w:rPr>
-          <w:rFonts w:ascii="Times New Roman" w:hAnsi="Times New Roman" w:eastAsia="Times New Roman" w:cs="Times New Roman"/>
-        </w:rPr>
-        <w:t xml:space="preserve"> Y(pKa=-1) </w:t>
-      </w:r>
-      <w:r>
-        <w:rPr>
-          <w:rFonts w:hint="eastAsia" w:ascii="Times New Roman" w:hAnsi="Times New Roman" w:eastAsia="FangSong" w:cs="Times New Roman"/>
-        </w:rPr>
-        <w:t xml:space="preserve">或</w:t>
-      </w:r>
-      <w:r>
-        <w:rPr>
-          <w:rFonts w:ascii="Times New Roman" w:hAnsi="Times New Roman" w:eastAsia="Times New Roman" w:cs="Times New Roman"/>
-        </w:rPr>
-        <w:t xml:space="preserve"> </w:t>
-      </w:r>
-      <w:r>
-        <w:rPr>
-          <w:rFonts w:hint="eastAsia" w:ascii="Times New Roman" w:hAnsi="Times New Roman" w:eastAsia="Times New Roman" w:cs="Times New Roman"/>
-        </w:rPr>
-        <w:t>Z(</w:t>
-      </w:r>
-      <w:r>
-        <w:rPr>
-          <w:rFonts w:hint="eastAsia" w:ascii="Times New Roman" w:hAnsi="Times New Roman" w:eastAsia="FangSong" w:cs="Times New Roman"/>
-        </w:rPr>
-        <w:t>二元化合物</w:t>
+        <w:t>在实验室里</w:t>
       </w:r>
       <w:r>
         <w:rPr>
@@ -17968,15 +17419,39 @@
       </w:r>
       <w:r>
         <w:rPr>
-          <w:rFonts w:ascii="Times New Roman" w:hAnsi="Times New Roman" w:eastAsia="Times New Roman" w:cs="Times New Roman"/>
-        </w:rPr>
-        <w:t xml:space="preserve"> pKa=11.65) </w:t>
-      </w:r>
-      <w:r>
-        <w:rPr>
-          <w:rFonts w:hint="eastAsia" w:ascii="Times New Roman" w:hAnsi="Times New Roman" w:eastAsia="FangSong" w:cs="Times New Roman"/>
-        </w:rPr>
-        <w:t xml:space="preserve">和单质</w:t>
+          <w:rFonts w:hint="eastAsia" w:ascii="Times New Roman" w:hAnsi="Times New Roman" w:eastAsia="FangSong" w:cs="Times New Roman"/>
+        </w:rPr>
+        <w:t>中国蓝的制备用</w:t>
+      </w:r>
+      <w:r>
+        <w:rPr>
+          <w:rFonts w:ascii="Times New Roman" w:hAnsi="Times New Roman" w:eastAsia="Times New Roman" w:cs="Times New Roman"/>
+        </w:rPr>
+        <w:t xml:space="preserve"> 17.8g C </w:t>
+      </w:r>
+      <w:r>
+        <w:rPr>
+          <w:rFonts w:hint="eastAsia" w:ascii="Times New Roman" w:hAnsi="Times New Roman" w:eastAsia="FangSong" w:cs="Times New Roman"/>
+        </w:rPr>
+        <w:t xml:space="preserve">代替</w:t>
+      </w:r>
+      <w:r>
+        <w:rPr>
+          <w:rFonts w:ascii="Times New Roman" w:hAnsi="Times New Roman" w:eastAsia="Times New Roman" w:cs="Times New Roman"/>
+        </w:rPr>
+        <w:t xml:space="preserve"> </w:t>
+      </w:r>
+      <w:r>
+        <w:rPr>
+          <w:rFonts w:hint="eastAsia" w:ascii="Times New Roman" w:hAnsi="Times New Roman" w:eastAsia="Times New Roman" w:cs="Times New Roman"/>
+        </w:rPr>
+        <w:t>B,</w:t>
+      </w:r>
+      <w:r>
+        <w:rPr>
+          <w:rFonts w:hint="eastAsia" w:ascii="Times New Roman" w:hAnsi="Times New Roman" w:eastAsia="FangSong" w:cs="Times New Roman"/>
+        </w:rPr>
+        <w:t>所用的</w:t>
       </w:r>
       <w:r>
         <w:rPr>
@@ -17988,395 +17463,32 @@
         <w:rPr>
           <w:rFonts w:hint="eastAsia" w:ascii="Times New Roman" w:hAnsi="Times New Roman" w:eastAsia="FangSong" w:cs="Times New Roman"/>
         </w:rPr>
-        <w:t>反应制备</w:t>
-      </w:r>
-      <w:r>
-        <w:rPr>
-          <w:rFonts w:hint="eastAsia" w:ascii="Times New Roman" w:hAnsi="Times New Roman" w:eastAsia="Times New Roman" w:cs="Times New Roman"/>
-        </w:rPr>
-        <w:t>。</w:t>
-      </w:r>
-      <w:r>
-        <w:rPr>
-          <w:rFonts w:hint="eastAsia" w:ascii="Times New Roman" w:hAnsi="Times New Roman" w:eastAsia="FangSong" w:cs="Times New Roman"/>
-        </w:rPr>
-        <w:t>单质</w:t>
-      </w:r>
-      <w:r>
-        <w:rPr>
-          <w:rFonts w:ascii="Times New Roman" w:hAnsi="Times New Roman" w:eastAsia="Times New Roman" w:cs="Times New Roman"/>
-        </w:rPr>
-        <w:t xml:space="preserve"> A </w:t>
-      </w:r>
-      <w:r>
-        <w:rPr>
-          <w:rFonts w:hint="eastAsia" w:ascii="Times New Roman" w:hAnsi="Times New Roman" w:eastAsia="FangSong" w:cs="Times New Roman"/>
-        </w:rPr>
-        <w:t>在标准状况下是固体</w:t>
-      </w:r>
-      <w:r>
-        <w:rPr>
-          <w:rFonts w:hint="eastAsia" w:ascii="Times New Roman" w:hAnsi="Times New Roman" w:eastAsia="Times New Roman" w:cs="Times New Roman"/>
-        </w:rPr>
-        <w:t>。</w:t>
-      </w:r>
-      <w:r>
-        <w:rPr>
-          <w:rFonts w:hint="eastAsia" w:ascii="Times New Roman" w:hAnsi="Times New Roman" w:eastAsia="FangSong" w:cs="Times New Roman"/>
-        </w:rPr>
-        <w:t>上述每个反应都产生了气体</w:t>
-      </w:r>
-      <w:r>
-        <w:rPr>
-          <w:rFonts w:hint="eastAsia" w:ascii="Times New Roman" w:hAnsi="Times New Roman" w:eastAsia="Times New Roman" w:cs="Times New Roman"/>
-        </w:rPr>
-        <w:t>。</w:t>
-      </w:r>
-      <w:r>
-        <w:rPr>
-          <w:rFonts w:hint="eastAsia" w:ascii="Times New Roman" w:hAnsi="Times New Roman" w:eastAsia="FangSong" w:cs="Times New Roman"/>
-        </w:rPr>
-        <w:t>目标产物</w:t>
-      </w:r>
-      <w:r>
-        <w:rPr>
-          <w:rFonts w:ascii="Times New Roman" w:hAnsi="Times New Roman" w:eastAsia="Times New Roman" w:cs="Times New Roman"/>
-        </w:rPr>
-        <w:t xml:space="preserve"> B </w:t>
-      </w:r>
-      <w:r>
-        <w:rPr>
-          <w:rFonts w:hint="eastAsia" w:ascii="Times New Roman" w:hAnsi="Times New Roman" w:eastAsia="FangSong" w:cs="Times New Roman"/>
-        </w:rPr>
-        <w:t>在水中的溶解度很大</w:t>
-      </w:r>
-      <w:r>
-        <w:rPr>
-          <w:rFonts w:hint="eastAsia" w:ascii="Times New Roman" w:hAnsi="Times New Roman" w:eastAsia="Times New Roman" w:cs="Times New Roman"/>
-        </w:rPr>
-        <w:t>，</w:t>
-      </w:r>
-      <w:r>
-        <w:rPr>
-          <w:rFonts w:hint="eastAsia" w:ascii="Times New Roman" w:hAnsi="Times New Roman" w:eastAsia="FangSong" w:cs="Times New Roman"/>
-        </w:rPr>
-        <w:t>反应结束后可将溶液小心蒸发</w:t>
-      </w:r>
-      <w:r>
-        <w:rPr>
-          <w:rFonts w:hint="eastAsia" w:ascii="Times New Roman" w:hAnsi="Times New Roman" w:eastAsia="Times New Roman" w:cs="Times New Roman"/>
-        </w:rPr>
-        <w:t>，</w:t>
-      </w:r>
-      <w:r>
-        <w:rPr>
-          <w:rFonts w:hint="eastAsia" w:ascii="Times New Roman" w:hAnsi="Times New Roman" w:eastAsia="FangSong" w:cs="Times New Roman"/>
-        </w:rPr>
-        <w:t>得到产物</w:t>
-      </w:r>
-      <w:r>
-        <w:rPr>
-          <w:rFonts w:hint="eastAsia" w:ascii="Times New Roman" w:hAnsi="Times New Roman" w:eastAsia="Times New Roman" w:cs="Times New Roman"/>
-        </w:rPr>
-        <w:t>。</w:t>
-      </w:r>
-      <w:r>
-        <w:rPr>
-          <w:rFonts w:hint="eastAsia" w:ascii="Times New Roman" w:hAnsi="Times New Roman" w:eastAsia="FangSong" w:cs="Times New Roman"/>
-        </w:rPr>
-        <w:t>将</w:t>
-      </w:r>
-      <w:r>
-        <w:rPr>
-          <w:rFonts w:ascii="Times New Roman" w:hAnsi="Times New Roman" w:eastAsia="Times New Roman" w:cs="Times New Roman"/>
-        </w:rPr>
-        <w:t xml:space="preserve"> B </w:t>
-      </w:r>
-      <w:r>
-        <w:rPr>
-          <w:rFonts w:hint="eastAsia" w:ascii="Times New Roman" w:hAnsi="Times New Roman" w:eastAsia="FangSong" w:cs="Times New Roman"/>
-        </w:rPr>
-        <w:t xml:space="preserve">加热到</w:t>
-      </w:r>
-      <w:r>
-        <w:rPr>
-          <w:rFonts w:ascii="Times New Roman" w:hAnsi="Times New Roman" w:eastAsia="Times New Roman" w:cs="Times New Roman"/>
-        </w:rPr>
-        <w:t xml:space="preserve"> </w:t>
-      </w:r>
-      <w:r>
-        <w:rPr>
-          <w:rFonts w:hint="eastAsia" w:ascii="Times New Roman" w:hAnsi="Times New Roman" w:eastAsia="Times New Roman" w:cs="Times New Roman"/>
-        </w:rPr>
-        <w:t>110℃，</w:t>
-      </w:r>
-      <w:r>
-        <w:rPr>
-          <w:rFonts w:hint="eastAsia" w:ascii="Times New Roman" w:hAnsi="Times New Roman" w:eastAsia="FangSong" w:cs="Times New Roman"/>
-        </w:rPr>
-        <w:t>它熔化并分解</w:t>
-      </w:r>
-      <w:r>
-        <w:rPr>
-          <w:rFonts w:hint="eastAsia" w:ascii="Times New Roman" w:hAnsi="Times New Roman" w:eastAsia="Times New Roman" w:cs="Times New Roman"/>
-        </w:rPr>
-        <w:t>，</w:t>
-      </w:r>
-      <w:r>
-        <w:rPr>
-          <w:rFonts w:hint="eastAsia" w:ascii="Times New Roman" w:hAnsi="Times New Roman" w:eastAsia="FangSong" w:cs="Times New Roman"/>
-        </w:rPr>
-        <w:t>产生含</w:t>
-      </w:r>
-      <w:r>
-        <w:rPr>
-          <w:rFonts w:ascii="Times New Roman" w:hAnsi="Times New Roman" w:eastAsia="Times New Roman" w:cs="Times New Roman"/>
-        </w:rPr>
-        <w:t xml:space="preserve"> </w:t>
-      </w:r>
-      <w:r>
-        <w:rPr>
-          <w:rFonts w:hint="eastAsia" w:ascii="Times New Roman" w:hAnsi="Times New Roman" w:eastAsia="Times New Roman" w:cs="Times New Roman"/>
-        </w:rPr>
-        <w:t>74.69%（</w:t>
-      </w:r>
-      <w:r>
-        <w:rPr>
-          <w:rFonts w:hint="eastAsia" w:ascii="Times New Roman" w:hAnsi="Times New Roman" w:eastAsia="FangSong" w:cs="Times New Roman"/>
-        </w:rPr>
-        <w:t>质量分数</w:t>
-      </w:r>
-      <w:r>
-        <w:rPr>
-          <w:rFonts w:hint="eastAsia" w:ascii="Times New Roman" w:hAnsi="Times New Roman" w:eastAsia="Times New Roman" w:cs="Times New Roman"/>
-        </w:rPr>
-        <w:t>）A</w:t>
-      </w:r>
-      <w:r>
-        <w:rPr>
-          <w:rFonts w:ascii="Times New Roman" w:hAnsi="Times New Roman" w:eastAsia="Times New Roman" w:cs="Times New Roman"/>
-        </w:rPr>
-        <w:t xml:space="preserve"> </w:t>
-      </w:r>
-      <w:r>
-        <w:rPr>
-          <w:rFonts w:hint="eastAsia" w:ascii="Times New Roman" w:hAnsi="Times New Roman" w:eastAsia="FangSong" w:cs="Times New Roman"/>
-        </w:rPr>
-        <w:t xml:space="preserve">中元素的物质</w:t>
-      </w:r>
-      <w:r>
-        <w:rPr>
-          <w:rFonts w:ascii="Times New Roman" w:hAnsi="Times New Roman" w:eastAsia="Times New Roman" w:cs="Times New Roman"/>
-        </w:rPr>
-        <w:t xml:space="preserve"> </w:t>
-      </w:r>
-      <w:r>
-        <w:rPr>
-          <w:rFonts w:hint="eastAsia" w:ascii="Times New Roman" w:hAnsi="Times New Roman" w:eastAsia="Times New Roman" w:cs="Times New Roman"/>
-        </w:rPr>
-        <w:t>C。</w:t>
-      </w:r>
-      <w:r>
-        <w:rPr>
-          <w:rFonts w:hint="eastAsia" w:ascii="Times New Roman" w:hAnsi="Times New Roman" w:eastAsia="FangSong" w:cs="Times New Roman"/>
-        </w:rPr>
-        <w:t>在</w:t>
-      </w:r>
-      <w:r>
-        <w:rPr>
-          <w:rFonts w:ascii="Times New Roman" w:hAnsi="Times New Roman" w:eastAsia="Times New Roman" w:cs="Times New Roman"/>
-        </w:rPr>
-        <w:t xml:space="preserve"> 220℃ </w:t>
-      </w:r>
-      <w:r>
-        <w:rPr>
-          <w:rFonts w:hint="eastAsia" w:ascii="Times New Roman" w:hAnsi="Times New Roman" w:eastAsia="FangSong" w:cs="Times New Roman"/>
-        </w:rPr>
-        <w:t xml:space="preserve">于氧气流中加热</w:t>
-      </w:r>
-      <w:r>
-        <w:rPr>
-          <w:rFonts w:ascii="Times New Roman" w:hAnsi="Times New Roman" w:eastAsia="Times New Roman" w:cs="Times New Roman"/>
-        </w:rPr>
-        <w:t xml:space="preserve"> </w:t>
-      </w:r>
-      <w:r>
-        <w:rPr>
-          <w:rFonts w:hint="eastAsia" w:ascii="Times New Roman" w:hAnsi="Times New Roman" w:eastAsia="Times New Roman" w:cs="Times New Roman"/>
-        </w:rPr>
-        <w:t>C，</w:t>
-      </w:r>
-      <w:r>
-        <w:rPr>
-          <w:rFonts w:hint="eastAsia" w:ascii="Times New Roman" w:hAnsi="Times New Roman" w:eastAsia="FangSong" w:cs="Times New Roman"/>
-        </w:rPr>
-        <w:t>失重</w:t>
-      </w:r>
-      <w:r>
-        <w:rPr>
-          <w:rFonts w:ascii="Times New Roman" w:hAnsi="Times New Roman" w:eastAsia="Times New Roman" w:cs="Times New Roman"/>
-        </w:rPr>
-        <w:t xml:space="preserve"> </w:t>
-      </w:r>
-      <w:r>
-        <w:rPr>
-          <w:rFonts w:hint="eastAsia" w:ascii="Times New Roman" w:hAnsi="Times New Roman" w:eastAsia="Times New Roman" w:cs="Times New Roman"/>
-        </w:rPr>
-        <w:t>1.77%，</w:t>
-      </w:r>
-      <w:r>
-        <w:rPr>
-          <w:rFonts w:hint="eastAsia" w:ascii="Times New Roman" w:hAnsi="Times New Roman" w:eastAsia="FangSong" w:cs="Times New Roman"/>
-        </w:rPr>
-        <w:t>得到</w:t>
-      </w:r>
-      <w:r>
-        <w:rPr>
-          <w:rFonts w:ascii="Times New Roman" w:hAnsi="Times New Roman" w:eastAsia="Times New Roman" w:cs="Times New Roman"/>
-        </w:rPr>
-        <w:t xml:space="preserve"> </w:t>
-      </w:r>
-      <w:r>
-        <w:rPr>
-          <w:rFonts w:hint="eastAsia" w:ascii="Times New Roman" w:hAnsi="Times New Roman" w:eastAsia="Times New Roman" w:cs="Times New Roman"/>
-        </w:rPr>
-        <w:t>D。</w:t>
-      </w:r>
-      <w:r>
-        <w:rPr>
-          <w:rFonts w:hint="eastAsia" w:ascii="Times New Roman" w:hAnsi="Times New Roman" w:eastAsia="FangSong" w:cs="Times New Roman"/>
-        </w:rPr>
-        <w:t>再加热到</w:t>
-      </w:r>
-      <w:r>
-        <w:rPr>
-          <w:rFonts w:ascii="Times New Roman" w:hAnsi="Times New Roman" w:eastAsia="Times New Roman" w:cs="Times New Roman"/>
-        </w:rPr>
-        <w:t xml:space="preserve"> </w:t>
-      </w:r>
-      <w:r>
-        <w:rPr>
-          <w:rFonts w:hint="eastAsia" w:ascii="Times New Roman" w:hAnsi="Times New Roman" w:eastAsia="Times New Roman" w:cs="Times New Roman"/>
-        </w:rPr>
-        <w:t>300℃，</w:t>
-      </w:r>
-      <w:r>
-        <w:rPr>
-          <w:rFonts w:hint="eastAsia" w:ascii="Times New Roman" w:hAnsi="Times New Roman" w:eastAsia="FangSong" w:cs="Times New Roman"/>
-        </w:rPr>
-        <w:t>它就完全分解</w:t>
-      </w:r>
-      <w:r>
-        <w:rPr>
-          <w:rFonts w:hint="eastAsia" w:ascii="Times New Roman" w:hAnsi="Times New Roman" w:eastAsia="Times New Roman" w:cs="Times New Roman"/>
-        </w:rPr>
-        <w:t>，</w:t>
-      </w:r>
-      <w:r>
-        <w:rPr>
-          <w:rFonts w:hint="eastAsia" w:ascii="Times New Roman" w:hAnsi="Times New Roman" w:eastAsia="FangSong" w:cs="Times New Roman"/>
-        </w:rPr>
-        <w:t>不留下任何固体残渣</w:t>
-      </w:r>
-      <w:r>
-        <w:rPr>
-          <w:rFonts w:hint="eastAsia" w:ascii="Times New Roman" w:hAnsi="Times New Roman" w:eastAsia="Times New Roman" w:cs="Times New Roman"/>
-        </w:rPr>
-        <w:t>。</w:t>
-      </w:r>
-    </w:p>
-    <w:p>
-      <w:pPr>
-        <w:pStyle w:val="BodyText"/>
-      </w:pPr>
-      <w:r>
-        <w:rPr>
-          <w:rFonts w:hint="eastAsia" w:ascii="Times New Roman" w:hAnsi="Times New Roman" w:eastAsia="FangSong" w:cs="Times New Roman"/>
-        </w:rPr>
-        <w:t xml:space="preserve">在空气中煅烧</w:t>
-      </w:r>
-      <w:r>
-        <w:rPr>
-          <w:rFonts w:ascii="Times New Roman" w:hAnsi="Times New Roman" w:eastAsia="Times New Roman" w:cs="Times New Roman"/>
-        </w:rPr>
-        <w:t xml:space="preserve"> B </w:t>
-      </w:r>
-      <w:r>
-        <w:rPr>
-          <w:rFonts w:hint="eastAsia" w:ascii="Times New Roman" w:hAnsi="Times New Roman" w:eastAsia="FangSong" w:cs="Times New Roman"/>
-        </w:rPr>
-        <w:t xml:space="preserve">的无水钡盐导致失重并得到盐</w:t>
-      </w:r>
-      <w:r>
-        <w:rPr>
-          <w:rFonts w:ascii="Times New Roman" w:hAnsi="Times New Roman" w:eastAsia="Times New Roman" w:cs="Times New Roman"/>
-        </w:rPr>
-        <w:t xml:space="preserve"> E, E </w:t>
-      </w:r>
-      <w:r>
-        <w:rPr>
-          <w:rFonts w:hint="eastAsia" w:ascii="Times New Roman" w:hAnsi="Times New Roman" w:eastAsia="FangSong" w:cs="Times New Roman"/>
-        </w:rPr>
-        <w:t>无法从水溶液得到</w:t>
-      </w:r>
-      <w:r>
-        <w:rPr>
-          <w:rFonts w:hint="eastAsia" w:ascii="Times New Roman" w:hAnsi="Times New Roman" w:eastAsia="Times New Roman" w:cs="Times New Roman"/>
-        </w:rPr>
-        <w:t>。</w:t>
-      </w:r>
-    </w:p>
-    <w:p>
-      <w:pPr>
-        <w:pStyle w:val="BodyText"/>
-      </w:pPr>
-      <w:r>
-        <w:rPr>
-          <w:rFonts w:hint="eastAsia" w:ascii="Times New Roman" w:hAnsi="Times New Roman" w:eastAsia="FangSong" w:cs="Times New Roman"/>
-        </w:rPr>
-        <w:t xml:space="preserve">在浓硫酸中加热</w:t>
-      </w:r>
-      <w:r>
-        <w:rPr>
-          <w:rFonts w:ascii="Times New Roman" w:hAnsi="Times New Roman" w:eastAsia="Times New Roman" w:cs="Times New Roman"/>
-        </w:rPr>
-        <w:t xml:space="preserve"> 6.00g B, </w:t>
-      </w:r>
-      <w:r>
-        <w:rPr>
-          <w:rFonts w:hint="eastAsia" w:ascii="Times New Roman" w:hAnsi="Times New Roman" w:eastAsia="FangSong" w:cs="Times New Roman"/>
-        </w:rPr>
-        <w:t xml:space="preserve">可从反应混合物中分离得到化合物</w:t>
-      </w:r>
-      <w:r>
-        <w:rPr>
-          <w:rFonts w:ascii="Times New Roman" w:hAnsi="Times New Roman" w:eastAsia="Times New Roman" w:cs="Times New Roman"/>
-        </w:rPr>
-        <w:t xml:space="preserve"> </w:t>
-      </w:r>
-      <w:r>
-        <w:rPr>
-          <w:rFonts w:hint="eastAsia" w:ascii="Times New Roman" w:hAnsi="Times New Roman" w:eastAsia="Times New Roman" w:cs="Times New Roman"/>
-        </w:rPr>
-        <w:t>F。</w:t>
-      </w:r>
-      <w:r>
-        <w:rPr>
-          <w:rFonts w:hint="eastAsia" w:ascii="Times New Roman" w:hAnsi="Times New Roman" w:eastAsia="FangSong" w:cs="Times New Roman"/>
-        </w:rPr>
-        <w:t>该反应同时产生了</w:t>
-      </w:r>
-      <w:r>
-        <w:rPr>
-          <w:rFonts w:ascii="Times New Roman" w:hAnsi="Times New Roman" w:eastAsia="Times New Roman" w:cs="Times New Roman"/>
-        </w:rPr>
-        <w:t xml:space="preserve"> 382mL </w:t>
-      </w:r>
-      <w:r>
-        <w:rPr>
-          <w:rFonts w:hint="eastAsia" w:ascii="Times New Roman" w:hAnsi="Times New Roman" w:eastAsia="FangSong" w:cs="Times New Roman"/>
-        </w:rPr>
-        <w:t>标准状况下的气体</w:t>
+        <w:t xml:space="preserve">与</w:t>
+      </w:r>
+      <w:r>
+        <w:rPr>
+          <w:rFonts w:ascii="Times New Roman" w:hAnsi="Times New Roman" w:eastAsia="Times New Roman" w:cs="Times New Roman"/>
+        </w:rPr>
+        <w:t xml:space="preserve"> SiO</w:t>
+      </w:r>
+      <w:r>
+        <w:rPr>
+          <w:rFonts w:ascii="Times New Roman" w:hAnsi="Times New Roman" w:eastAsia="Times New Roman" w:cs="Times New Roman"/>
+          <w:vertAlign w:val="subscript"/>
+        </w:rPr>
+        <w:t>2</w:t>
+      </w:r>
+      <w:r>
+        <w:rPr>
+          <w:rFonts w:ascii="Times New Roman" w:hAnsi="Times New Roman" w:eastAsia="Times New Roman" w:cs="Times New Roman"/>
+        </w:rPr>
+        <w:t xml:space="preserve"> </w:t>
+      </w:r>
+      <w:r>
+        <w:rPr>
+          <w:rFonts w:hint="eastAsia" w:ascii="Times New Roman" w:hAnsi="Times New Roman" w:eastAsia="FangSong" w:cs="Times New Roman"/>
+        </w:rPr>
+        <w:t>的量与制备埃及蓝时相同</w:t>
       </w:r>
       <w:r>
         <w:rPr>
@@ -18388,163 +17500,7 @@
         <w:rPr>
           <w:rFonts w:hint="eastAsia" w:ascii="Times New Roman" w:hAnsi="Times New Roman" w:eastAsia="FangSong" w:cs="Times New Roman"/>
         </w:rPr>
-        <w:t>其密度比空气略高</w:t>
-      </w:r>
-      <w:r>
-        <w:rPr>
-          <w:rFonts w:hint="eastAsia" w:ascii="Times New Roman" w:hAnsi="Times New Roman" w:eastAsia="Times New Roman" w:cs="Times New Roman"/>
-        </w:rPr>
-        <w:t>。F</w:t>
-      </w:r>
-      <w:r>
-        <w:rPr>
-          <w:rFonts w:ascii="Times New Roman" w:hAnsi="Times New Roman" w:eastAsia="Times New Roman" w:cs="Times New Roman"/>
-        </w:rPr>
-        <w:t xml:space="preserve"> </w:t>
-      </w:r>
-      <w:r>
-        <w:rPr>
-          <w:rFonts w:hint="eastAsia" w:ascii="Times New Roman" w:hAnsi="Times New Roman" w:eastAsia="FangSong" w:cs="Times New Roman"/>
-        </w:rPr>
-        <w:t xml:space="preserve">含</w:t>
-      </w:r>
-      <w:r>
-        <w:rPr>
-          <w:rFonts w:ascii="Times New Roman" w:hAnsi="Times New Roman" w:eastAsia="Times New Roman" w:cs="Times New Roman"/>
-        </w:rPr>
-        <w:t xml:space="preserve"> 66.46% </w:t>
-      </w:r>
-      <w:r>
-        <w:rPr>
-          <w:rFonts w:hint="eastAsia" w:ascii="Times New Roman" w:hAnsi="Times New Roman" w:eastAsia="FangSong" w:cs="Times New Roman"/>
-        </w:rPr>
-        <w:t xml:space="preserve">的</w:t>
-      </w:r>
-      <w:r>
-        <w:rPr>
-          <w:rFonts w:ascii="Times New Roman" w:hAnsi="Times New Roman" w:eastAsia="Times New Roman" w:cs="Times New Roman"/>
-        </w:rPr>
-        <w:t xml:space="preserve"> A </w:t>
-      </w:r>
-      <w:r>
-        <w:rPr>
-          <w:rFonts w:hint="eastAsia" w:ascii="Times New Roman" w:hAnsi="Times New Roman" w:eastAsia="FangSong" w:cs="Times New Roman"/>
-        </w:rPr>
-        <w:t>中元素</w:t>
-      </w:r>
-      <w:r>
-        <w:rPr>
-          <w:rFonts w:hint="eastAsia" w:ascii="Times New Roman" w:hAnsi="Times New Roman" w:eastAsia="Times New Roman" w:cs="Times New Roman"/>
-        </w:rPr>
-        <w:t>。</w:t>
-      </w:r>
-      <w:r>
-        <w:rPr>
-          <w:rFonts w:hint="eastAsia" w:ascii="Times New Roman" w:hAnsi="Times New Roman" w:eastAsia="FangSong" w:cs="Times New Roman"/>
-        </w:rPr>
-        <w:t>当我们分离出干燥的</w:t>
-      </w:r>
-      <w:r>
-        <w:rPr>
-          <w:rFonts w:ascii="Times New Roman" w:hAnsi="Times New Roman" w:eastAsia="Times New Roman" w:cs="Times New Roman"/>
-        </w:rPr>
-        <w:t xml:space="preserve"> </w:t>
-      </w:r>
-      <w:r>
-        <w:rPr>
-          <w:rFonts w:hint="eastAsia" w:ascii="Times New Roman" w:hAnsi="Times New Roman" w:eastAsia="Times New Roman" w:cs="Times New Roman"/>
-        </w:rPr>
-        <w:t>F,</w:t>
-      </w:r>
-      <w:r>
-        <w:rPr>
-          <w:rFonts w:hint="eastAsia" w:ascii="Times New Roman" w:hAnsi="Times New Roman" w:eastAsia="FangSong" w:cs="Times New Roman"/>
-        </w:rPr>
-        <w:t>在砂芯漏斗上慢慢用冷水洗涤时</w:t>
-      </w:r>
-      <w:r>
-        <w:rPr>
-          <w:rFonts w:hint="eastAsia" w:ascii="Times New Roman" w:hAnsi="Times New Roman" w:eastAsia="Times New Roman" w:cs="Times New Roman"/>
-        </w:rPr>
-        <w:t>,</w:t>
-      </w:r>
-      <w:r>
-        <w:rPr>
-          <w:rFonts w:hint="eastAsia" w:ascii="Times New Roman" w:hAnsi="Times New Roman" w:eastAsia="FangSong" w:cs="Times New Roman"/>
-        </w:rPr>
-        <w:t>可得到</w:t>
-      </w:r>
-      <w:r>
-        <w:rPr>
-          <w:rFonts w:ascii="Times New Roman" w:hAnsi="Times New Roman" w:eastAsia="Times New Roman" w:cs="Times New Roman"/>
-        </w:rPr>
-        <w:t xml:space="preserve"> G。G </w:t>
-      </w:r>
-      <w:r>
-        <w:rPr>
-          <w:rFonts w:hint="eastAsia" w:ascii="Times New Roman" w:hAnsi="Times New Roman" w:eastAsia="FangSong" w:cs="Times New Roman"/>
-        </w:rPr>
-        <w:t xml:space="preserve">和</w:t>
-      </w:r>
-      <w:r>
-        <w:rPr>
-          <w:rFonts w:ascii="Times New Roman" w:hAnsi="Times New Roman" w:eastAsia="Times New Roman" w:cs="Times New Roman"/>
-        </w:rPr>
-        <w:t xml:space="preserve"> D </w:t>
-      </w:r>
-      <w:r>
-        <w:rPr>
-          <w:rFonts w:hint="eastAsia" w:ascii="Times New Roman" w:hAnsi="Times New Roman" w:eastAsia="FangSong" w:cs="Times New Roman"/>
-        </w:rPr>
-        <w:t>的定性组成完全相同</w:t>
-      </w:r>
-      <w:r>
-        <w:rPr>
-          <w:rFonts w:hint="eastAsia" w:ascii="Times New Roman" w:hAnsi="Times New Roman" w:eastAsia="Times New Roman" w:cs="Times New Roman"/>
-        </w:rPr>
-        <w:t>,</w:t>
-      </w:r>
-      <w:r>
-        <w:rPr>
-          <w:rFonts w:hint="eastAsia" w:ascii="Times New Roman" w:hAnsi="Times New Roman" w:eastAsia="FangSong" w:cs="Times New Roman"/>
-        </w:rPr>
-        <w:t>但</w:t>
-      </w:r>
-      <w:r>
-        <w:rPr>
-          <w:rFonts w:ascii="Times New Roman" w:hAnsi="Times New Roman" w:eastAsia="Times New Roman" w:cs="Times New Roman"/>
-        </w:rPr>
-        <w:t xml:space="preserve"> D </w:t>
-      </w:r>
-      <w:r>
-        <w:rPr>
-          <w:rFonts w:hint="eastAsia" w:ascii="Times New Roman" w:hAnsi="Times New Roman" w:eastAsia="FangSong" w:cs="Times New Roman"/>
-        </w:rPr>
-        <w:t xml:space="preserve">中氧的质量分数是</w:t>
-      </w:r>
-      <w:r>
-        <w:rPr>
-          <w:rFonts w:ascii="Times New Roman" w:hAnsi="Times New Roman" w:eastAsia="Times New Roman" w:cs="Times New Roman"/>
-        </w:rPr>
-        <w:t xml:space="preserve"> G </w:t>
-      </w:r>
-      <w:r>
-        <w:rPr>
-          <w:rFonts w:hint="eastAsia" w:ascii="Times New Roman" w:hAnsi="Times New Roman" w:eastAsia="FangSong" w:cs="Times New Roman"/>
-        </w:rPr>
-        <w:t xml:space="preserve">的</w:t>
-      </w:r>
-      <w:r>
-        <w:rPr>
-          <w:rFonts w:ascii="Times New Roman" w:hAnsi="Times New Roman" w:eastAsia="Times New Roman" w:cs="Times New Roman"/>
-        </w:rPr>
-        <w:t xml:space="preserve"> 1.190 </w:t>
-      </w:r>
-      <w:r>
-        <w:rPr>
-          <w:rFonts w:hint="eastAsia" w:ascii="Times New Roman" w:hAnsi="Times New Roman" w:eastAsia="FangSong" w:cs="Times New Roman"/>
-        </w:rPr>
-        <w:t>倍</w:t>
+        <w:t>产生的气体种类和量亦同</w:t>
       </w:r>
       <w:r>
         <w:rPr>
@@ -18565,49 +17521,25 @@
         <w:rPr>
           <w:rFonts w:hint="eastAsia" w:ascii="Times New Roman" w:hAnsi="Times New Roman" w:eastAsia="FangSong" w:cs="Times New Roman"/>
         </w:rPr>
-        <w:t>通过计算与推理</w:t>
-      </w:r>
-      <w:r>
-        <w:rPr>
-          <w:rFonts w:hint="eastAsia" w:ascii="Times New Roman" w:hAnsi="Times New Roman" w:eastAsia="Times New Roman" w:cs="Times New Roman"/>
-        </w:rPr>
-        <w:t>,</w:t>
-      </w:r>
-      <w:r>
-        <w:rPr>
-          <w:rFonts w:ascii="Times New Roman" w:hAnsi="Times New Roman" w:eastAsia="Times New Roman" w:cs="Times New Roman"/>
-        </w:rPr>
-        <w:t xml:space="preserve"> </w:t>
-      </w:r>
-      <w:r>
-        <w:rPr>
-          <w:rFonts w:hint="eastAsia" w:ascii="Times New Roman" w:hAnsi="Times New Roman" w:eastAsia="FangSong" w:cs="Times New Roman"/>
-        </w:rPr>
-        <w:t xml:space="preserve">给出</w:t>
-      </w:r>
-      <w:r>
-        <w:rPr>
-          <w:rFonts w:ascii="Times New Roman" w:hAnsi="Times New Roman" w:eastAsia="Times New Roman" w:cs="Times New Roman"/>
-        </w:rPr>
-        <w:t xml:space="preserve"> A~D、X、Y </w:t>
-      </w:r>
-      <w:r>
-        <w:rPr>
-          <w:rFonts w:hint="eastAsia" w:ascii="Times New Roman" w:hAnsi="Times New Roman" w:eastAsia="FangSong" w:cs="Times New Roman"/>
-        </w:rPr>
-        <w:t xml:space="preserve">和</w:t>
-      </w:r>
-      <w:r>
-        <w:rPr>
-          <w:rFonts w:ascii="Times New Roman" w:hAnsi="Times New Roman" w:eastAsia="Times New Roman" w:cs="Times New Roman"/>
-        </w:rPr>
-        <w:t xml:space="preserve"> Z </w:t>
-      </w:r>
-      <w:r>
-        <w:rPr>
-          <w:rFonts w:hint="eastAsia" w:ascii="Times New Roman" w:hAnsi="Times New Roman" w:eastAsia="FangSong" w:cs="Times New Roman"/>
-        </w:rPr>
-        <w:t>的化学式</w:t>
+        <w:t xml:space="preserve">推出</w:t>
+      </w:r>
+      <w:r>
+        <w:rPr>
+          <w:rFonts w:ascii="Times New Roman" w:hAnsi="Times New Roman" w:eastAsia="Times New Roman" w:cs="Times New Roman"/>
+        </w:rPr>
+        <w:t xml:space="preserve"> </w:t>
+      </w:r>
+      <w:r>
+        <w:rPr>
+          <w:rFonts w:hint="eastAsia" w:ascii="Times New Roman" w:hAnsi="Times New Roman" w:eastAsia="Times New Roman" w:cs="Times New Roman"/>
+        </w:rPr>
+        <w:t>A、C、</w:t>
+      </w:r>
+      <w:r>
+        <w:rPr>
+          <w:rFonts w:hint="eastAsia" w:ascii="Times New Roman" w:hAnsi="Times New Roman" w:eastAsia="FangSong" w:cs="Times New Roman"/>
+        </w:rPr>
+        <w:t>埃及蓝和中国蓝的化学式</w:t>
       </w:r>
       <w:r>
         <w:rPr>
@@ -18618,29 +17550,49 @@
     </w:p>
     <w:p>
       <w:pPr>
-        <w:pStyle w:val="Compact"/>
-        <w:numPr>
-          <w:ilvl w:val="0"/>
-          <w:numId w:val="1013"/>
-        </w:numPr>
-      </w:pPr>
-      <w:r>
-        <w:rPr>
-          <w:rFonts w:hint="eastAsia" w:ascii="Times New Roman" w:hAnsi="Times New Roman" w:eastAsia="FangSong" w:cs="Times New Roman"/>
-        </w:rPr>
-        <w:t xml:space="preserve">写出制备</w:t>
-      </w:r>
-      <w:r>
-        <w:rPr>
-          <w:rFonts w:ascii="Times New Roman" w:hAnsi="Times New Roman" w:eastAsia="Times New Roman" w:cs="Times New Roman"/>
-        </w:rPr>
-        <w:t xml:space="preserve"> B </w:t>
-      </w:r>
-      <w:r>
-        <w:rPr>
-          <w:rFonts w:hint="eastAsia" w:ascii="Times New Roman" w:hAnsi="Times New Roman" w:eastAsia="FangSong" w:cs="Times New Roman"/>
-        </w:rPr>
-        <w:t>的三种方法的反应方程式</w:t>
+        <w:pStyle w:val="FirstParagraph"/>
+      </w:pPr>
+      <w:r>
+        <w:rPr>
+          <w:rFonts w:hint="eastAsia" w:ascii="Times New Roman" w:hAnsi="Times New Roman" w:eastAsia="FangSong" w:cs="Times New Roman"/>
+        </w:rPr>
+        <w:t xml:space="preserve">然而真正的中国蓝经元素分析表明含有微量的</w:t>
+      </w:r>
+      <w:r>
+        <w:rPr>
+          <w:rFonts w:ascii="Times New Roman" w:hAnsi="Times New Roman" w:eastAsia="Times New Roman" w:cs="Times New Roman"/>
+        </w:rPr>
+        <w:t xml:space="preserve"> S, </w:t>
+      </w:r>
+      <w:r>
+        <w:rPr>
+          <w:rFonts w:hint="eastAsia" w:ascii="Times New Roman" w:hAnsi="Times New Roman" w:eastAsia="FangSong" w:cs="Times New Roman"/>
+        </w:rPr>
+        <w:t xml:space="preserve">这是用</w:t>
+      </w:r>
+      <w:r>
+        <w:rPr>
+          <w:rFonts w:ascii="Times New Roman" w:hAnsi="Times New Roman" w:eastAsia="Times New Roman" w:cs="Times New Roman"/>
+        </w:rPr>
+        <w:t xml:space="preserve"> D </w:t>
+      </w:r>
+      <w:r>
+        <w:rPr>
+          <w:rFonts w:hint="eastAsia" w:ascii="Times New Roman" w:hAnsi="Times New Roman" w:eastAsia="FangSong" w:cs="Times New Roman"/>
+        </w:rPr>
+        <w:t xml:space="preserve">代替</w:t>
+      </w:r>
+      <w:r>
+        <w:rPr>
+          <w:rFonts w:ascii="Times New Roman" w:hAnsi="Times New Roman" w:eastAsia="Times New Roman" w:cs="Times New Roman"/>
+        </w:rPr>
+        <w:t xml:space="preserve"> C </w:t>
+      </w:r>
+      <w:r>
+        <w:rPr>
+          <w:rFonts w:hint="eastAsia" w:ascii="Times New Roman" w:hAnsi="Times New Roman" w:eastAsia="FangSong" w:cs="Times New Roman"/>
+        </w:rPr>
+        <w:t>导致的</w:t>
       </w:r>
       <w:r>
         <w:rPr>
@@ -18651,402 +17603,6 @@
     </w:p>
     <w:p>
       <w:pPr>
-        <w:pStyle w:val="Compact"/>
-        <w:numPr>
-          <w:ilvl w:val="0"/>
-          <w:numId w:val="1013"/>
-        </w:numPr>
-      </w:pPr>
-      <w:r>
-        <w:rPr>
-          <w:rFonts w:hint="eastAsia" w:ascii="Times New Roman" w:hAnsi="Times New Roman" w:eastAsia="FangSong" w:cs="Times New Roman"/>
-        </w:rPr>
-        <w:t xml:space="preserve">推出</w:t>
-      </w:r>
-      <w:r>
-        <w:rPr>
-          <w:rFonts w:ascii="Times New Roman" w:hAnsi="Times New Roman" w:eastAsia="Times New Roman" w:cs="Times New Roman"/>
-        </w:rPr>
-        <w:t xml:space="preserve"> </w:t>
-      </w:r>
-      <w:r>
-        <w:rPr>
-          <w:rFonts w:hint="eastAsia" w:ascii="Times New Roman" w:hAnsi="Times New Roman" w:eastAsia="Times New Roman" w:cs="Times New Roman"/>
-        </w:rPr>
-        <w:t>E、F，</w:t>
-      </w:r>
-      <w:r>
-        <w:rPr>
-          <w:rFonts w:hint="eastAsia" w:ascii="Times New Roman" w:hAnsi="Times New Roman" w:eastAsia="FangSong" w:cs="Times New Roman"/>
-        </w:rPr>
-        <w:t>写出生成它们的反应的方程式</w:t>
-      </w:r>
-      <w:r>
-        <w:rPr>
-          <w:rFonts w:hint="eastAsia" w:ascii="Times New Roman" w:hAnsi="Times New Roman" w:eastAsia="Times New Roman" w:cs="Times New Roman"/>
-        </w:rPr>
-        <w:t>；</w:t>
-      </w:r>
-      <w:r>
-        <w:rPr>
-          <w:rFonts w:hint="eastAsia" w:ascii="Times New Roman" w:hAnsi="Times New Roman" w:eastAsia="FangSong" w:cs="Times New Roman"/>
-        </w:rPr>
-        <w:t>推出</w:t>
-      </w:r>
-      <w:r>
-        <w:rPr>
-          <w:rFonts w:ascii="Times New Roman" w:hAnsi="Times New Roman" w:eastAsia="Times New Roman" w:cs="Times New Roman"/>
-        </w:rPr>
-        <w:t xml:space="preserve"> </w:t>
-      </w:r>
-      <w:r>
-        <w:rPr>
-          <w:rFonts w:hint="eastAsia" w:ascii="Times New Roman" w:hAnsi="Times New Roman" w:eastAsia="Times New Roman" w:cs="Times New Roman"/>
-        </w:rPr>
-        <w:t>G，</w:t>
-      </w:r>
-      <w:r>
-        <w:rPr>
-          <w:rFonts w:hint="eastAsia" w:ascii="Times New Roman" w:hAnsi="Times New Roman" w:eastAsia="FangSong" w:cs="Times New Roman"/>
-        </w:rPr>
-        <w:t>写出含</w:t>
-      </w:r>
-      <w:r>
-        <w:rPr>
-          <w:rFonts w:ascii="Times New Roman" w:hAnsi="Times New Roman" w:eastAsia="Times New Roman" w:cs="Times New Roman"/>
-        </w:rPr>
-        <w:t xml:space="preserve"> G </w:t>
-      </w:r>
-      <w:r>
-        <w:rPr>
-          <w:rFonts w:hint="eastAsia" w:ascii="Times New Roman" w:hAnsi="Times New Roman" w:eastAsia="FangSong" w:cs="Times New Roman"/>
-        </w:rPr>
-        <w:t>的相关反应的方程式</w:t>
-      </w:r>
-      <w:r>
-        <w:rPr>
-          <w:rFonts w:hint="eastAsia" w:ascii="Times New Roman" w:hAnsi="Times New Roman" w:eastAsia="Times New Roman" w:cs="Times New Roman"/>
-        </w:rPr>
-        <w:t>。</w:t>
-      </w:r>
-    </w:p>
-    <w:p>
-      <w:pPr>
-        <w:pStyle w:val="Compact"/>
-        <w:numPr>
-          <w:ilvl w:val="0"/>
-          <w:numId w:val="1013"/>
-        </w:numPr>
-      </w:pPr>
-      <w:r>
-        <w:rPr>
-          <w:rFonts w:hint="eastAsia" w:ascii="Times New Roman" w:hAnsi="Times New Roman" w:eastAsia="FangSong" w:cs="Times New Roman"/>
-        </w:rPr>
-        <w:t>在室温水溶液中</w:t>
-      </w:r>
-      <w:r>
-        <w:rPr>
-          <w:rFonts w:hint="eastAsia" w:ascii="Times New Roman" w:hAnsi="Times New Roman" w:eastAsia="Times New Roman" w:cs="Times New Roman"/>
-        </w:rPr>
-        <w:t>，B</w:t>
-      </w:r>
-      <w:r>
-        <w:rPr>
-          <w:rFonts w:ascii="Times New Roman" w:hAnsi="Times New Roman" w:eastAsia="Times New Roman" w:cs="Times New Roman"/>
-        </w:rPr>
-        <w:t xml:space="preserve"> </w:t>
-      </w:r>
-      <w:r>
-        <w:rPr>
-          <w:rFonts w:hint="eastAsia" w:ascii="Times New Roman" w:hAnsi="Times New Roman" w:eastAsia="FangSong" w:cs="Times New Roman"/>
-        </w:rPr>
-        <w:t xml:space="preserve">和某酸</w:t>
-      </w:r>
-      <w:r>
-        <w:rPr>
-          <w:rFonts w:ascii="Times New Roman" w:hAnsi="Times New Roman" w:eastAsia="Times New Roman" w:cs="Times New Roman"/>
-        </w:rPr>
-        <w:t xml:space="preserve"> H </w:t>
-      </w:r>
-      <w:r>
-        <w:rPr>
-          <w:rFonts w:hint="eastAsia" w:ascii="Times New Roman" w:hAnsi="Times New Roman" w:eastAsia="FangSong" w:cs="Times New Roman"/>
-        </w:rPr>
-        <w:t>反应生成了两种新酸</w:t>
-      </w:r>
-      <w:r>
-        <w:rPr>
-          <w:rFonts w:hint="eastAsia" w:ascii="Times New Roman" w:hAnsi="Times New Roman" w:eastAsia="Times New Roman" w:cs="Times New Roman"/>
-        </w:rPr>
-        <w:t>。</w:t>
-      </w:r>
-      <w:r>
-        <w:rPr>
-          <w:rFonts w:hint="eastAsia" w:ascii="Times New Roman" w:hAnsi="Times New Roman" w:eastAsia="FangSong" w:cs="Times New Roman"/>
-        </w:rPr>
-        <w:t>写出一个符合条件的反应的方程式</w:t>
-      </w:r>
-      <w:r>
-        <w:rPr>
-          <w:rFonts w:hint="eastAsia" w:ascii="Times New Roman" w:hAnsi="Times New Roman" w:eastAsia="Times New Roman" w:cs="Times New Roman"/>
-        </w:rPr>
-        <w:t>。</w:t>
-      </w:r>
-    </w:p>
-    <w:p>
-      <w:pPr>
-        <w:spacing w:before="160" w:after="80"/>
-      </w:pPr>
-      <w:r>
-        <w:pict>
-          <v:rect style="width:0;height:1.5pt" o:hralign="center" o:hrstd="t" o:hr="t"/>
-        </w:pict>
-      </w:r>
-    </w:p>
-    <w:bookmarkEnd w:id="56"/>
-    <w:bookmarkStart w:id="57" w:name="习题6.55-d4"/>
-    <w:p>
-      <w:pPr>
-        <w:pStyle w:val="Heading2"/>
-        <w:spacing w:before="280" w:after="120"/>
-      </w:pPr>
-      <w:r>
-        <w:rPr>
-          <w:rFonts w:ascii="Times New Roman" w:hAnsi="Times New Roman" w:eastAsia="Times New Roman" w:cs="Times New Roman"/>
-        </w:rPr>
-        <w:t xml:space="preserve">5.21 </w:t>
-      </w:r>
-      <w:r>
-        <w:rPr>
-          <w:rFonts w:hint="eastAsia" w:ascii="Times New Roman" w:hAnsi="Times New Roman" w:eastAsia="SimHei" w:cs="Times New Roman"/>
-        </w:rPr>
-        <w:t>习题</w:t>
-      </w:r>
-      <w:r>
-        <w:rPr>
-          <w:rFonts w:hint="eastAsia" w:ascii="Times New Roman" w:hAnsi="Times New Roman" w:eastAsia="Times New Roman" w:cs="Times New Roman"/>
-        </w:rPr>
-        <w:t>6.55</w:t>
-      </w:r>
-      <w:r>
-        <w:rPr>
-          <w:rFonts w:ascii="Times New Roman" w:hAnsi="Times New Roman" w:eastAsia="Times New Roman" w:cs="Times New Roman"/>
-        </w:rPr>
-        <w:t xml:space="preserve"> 〔🟢 d4〕</w:t>
-      </w:r>
-    </w:p>
-    <w:p>
-      <w:pPr>
-        <w:pStyle w:val="FirstParagraph"/>
-      </w:pPr>
-      <w:r>
-        <w:rPr>
-          <w:rFonts w:hint="eastAsia" w:ascii="Times New Roman" w:hAnsi="Times New Roman" w:eastAsia="FangSong" w:cs="Times New Roman"/>
-        </w:rPr>
-        <w:t>文明古国的矿物颜料具有独特的化学魅力</w:t>
-      </w:r>
-      <w:r>
-        <w:rPr>
-          <w:rFonts w:hint="eastAsia" w:ascii="Times New Roman" w:hAnsi="Times New Roman" w:eastAsia="Times New Roman" w:cs="Times New Roman"/>
-        </w:rPr>
-        <w:t>。</w:t>
-      </w:r>
-    </w:p>
-    <w:p>
-      <w:pPr>
-        <w:pStyle w:val="BodyText"/>
-      </w:pPr>
-      <w:r>
-        <w:rPr>
-          <w:rFonts w:hint="eastAsia" w:ascii="Times New Roman" w:hAnsi="Times New Roman" w:eastAsia="FangSong" w:cs="Times New Roman"/>
-        </w:rPr>
-        <w:t xml:space="preserve">埃及蓝由</w:t>
-      </w:r>
-      <w:r>
-        <w:rPr>
-          <w:rFonts w:ascii="Times New Roman" w:hAnsi="Times New Roman" w:eastAsia="Times New Roman" w:cs="Times New Roman"/>
-        </w:rPr>
-        <w:t xml:space="preserve"> 10.00g A </w:t>
-      </w:r>
-      <w:r>
-        <w:rPr>
-          <w:rFonts w:hint="eastAsia" w:ascii="Times New Roman" w:hAnsi="Times New Roman" w:eastAsia="FangSong" w:cs="Times New Roman"/>
-        </w:rPr>
-        <w:t xml:space="preserve">与</w:t>
-      </w:r>
-      <w:r>
-        <w:rPr>
-          <w:rFonts w:ascii="Times New Roman" w:hAnsi="Times New Roman" w:eastAsia="Times New Roman" w:cs="Times New Roman"/>
-        </w:rPr>
-        <w:t xml:space="preserve"> 21.7g SiO</w:t>
-      </w:r>
-      <w:r>
-        <w:rPr>
-          <w:rFonts w:ascii="Times New Roman" w:hAnsi="Times New Roman" w:eastAsia="Times New Roman" w:cs="Times New Roman"/>
-          <w:vertAlign w:val="subscript"/>
-        </w:rPr>
-        <w:t>2</w:t>
-      </w:r>
-      <w:r>
-        <w:rPr>
-          <w:rFonts w:ascii="Times New Roman" w:hAnsi="Times New Roman" w:eastAsia="Times New Roman" w:cs="Times New Roman"/>
-        </w:rPr>
-        <w:t xml:space="preserve"> </w:t>
-      </w:r>
-      <w:r>
-        <w:rPr>
-          <w:rFonts w:hint="eastAsia" w:ascii="Times New Roman" w:hAnsi="Times New Roman" w:eastAsia="FangSong" w:cs="Times New Roman"/>
-        </w:rPr>
-        <w:t xml:space="preserve">和</w:t>
-      </w:r>
-      <w:r>
-        <w:rPr>
-          <w:rFonts w:ascii="Times New Roman" w:hAnsi="Times New Roman" w:eastAsia="Times New Roman" w:cs="Times New Roman"/>
-        </w:rPr>
-        <w:t xml:space="preserve"> 9.05g B </w:t>
-      </w:r>
-      <w:r>
-        <w:rPr>
-          <w:rFonts w:hint="eastAsia" w:ascii="Times New Roman" w:hAnsi="Times New Roman" w:eastAsia="FangSong" w:cs="Times New Roman"/>
-        </w:rPr>
-        <w:t xml:space="preserve">在</w:t>
-      </w:r>
-      <w:r>
-        <w:rPr>
-          <w:rFonts w:ascii="Times New Roman" w:hAnsi="Times New Roman" w:eastAsia="Times New Roman" w:cs="Times New Roman"/>
-        </w:rPr>
-        <w:t xml:space="preserve"> 85℃ </w:t>
-      </w:r>
-      <w:r>
-        <w:rPr>
-          <w:rFonts w:hint="eastAsia" w:ascii="Times New Roman" w:hAnsi="Times New Roman" w:eastAsia="FangSong" w:cs="Times New Roman"/>
-        </w:rPr>
-        <w:t>加热而成</w:t>
-      </w:r>
-      <w:r>
-        <w:rPr>
-          <w:rFonts w:hint="eastAsia" w:ascii="Times New Roman" w:hAnsi="Times New Roman" w:eastAsia="Times New Roman" w:cs="Times New Roman"/>
-        </w:rPr>
-        <w:t>。</w:t>
-      </w:r>
-      <w:r>
-        <w:rPr>
-          <w:rFonts w:hint="eastAsia" w:ascii="Times New Roman" w:hAnsi="Times New Roman" w:eastAsia="FangSong" w:cs="Times New Roman"/>
-        </w:rPr>
-        <w:t>在加热过程中</w:t>
-      </w:r>
-      <w:r>
-        <w:rPr>
-          <w:rFonts w:hint="eastAsia" w:ascii="Times New Roman" w:hAnsi="Times New Roman" w:eastAsia="Times New Roman" w:cs="Times New Roman"/>
-        </w:rPr>
-        <w:t>，</w:t>
-      </w:r>
-      <w:r>
-        <w:rPr>
-          <w:rFonts w:hint="eastAsia" w:ascii="Times New Roman" w:hAnsi="Times New Roman" w:eastAsia="FangSong" w:cs="Times New Roman"/>
-        </w:rPr>
-        <w:t>释出</w:t>
-      </w:r>
-      <w:r>
-        <w:rPr>
-          <w:rFonts w:ascii="Times New Roman" w:hAnsi="Times New Roman" w:eastAsia="Times New Roman" w:cs="Times New Roman"/>
-        </w:rPr>
-        <w:t xml:space="preserve"> 2 </w:t>
-      </w:r>
-      <w:r>
-        <w:rPr>
-          <w:rFonts w:hint="eastAsia" w:ascii="Times New Roman" w:hAnsi="Times New Roman" w:eastAsia="FangSong" w:cs="Times New Roman"/>
-        </w:rPr>
-        <w:t>种气体</w:t>
-      </w:r>
-      <w:r>
-        <w:rPr>
-          <w:rFonts w:hint="eastAsia" w:ascii="Times New Roman" w:hAnsi="Times New Roman" w:eastAsia="Times New Roman" w:cs="Times New Roman"/>
-        </w:rPr>
-        <w:t>，</w:t>
-      </w:r>
-      <w:r>
-        <w:rPr>
-          <w:rFonts w:hint="eastAsia" w:ascii="Times New Roman" w:hAnsi="Times New Roman" w:eastAsia="FangSong" w:cs="Times New Roman"/>
-        </w:rPr>
-        <w:t>总体积</w:t>
-      </w:r>
-      <w:r>
-        <w:rPr>
-          <w:rFonts w:ascii="Times New Roman" w:hAnsi="Times New Roman" w:eastAsia="Times New Roman" w:cs="Times New Roman"/>
-        </w:rPr>
-        <w:t xml:space="preserve"> 16.7L </w:t>
-      </w:r>
-      <w:r>
-        <w:rPr>
-          <w:rFonts w:hint="eastAsia" w:ascii="Times New Roman" w:hAnsi="Times New Roman" w:eastAsia="Times New Roman" w:cs="Times New Roman"/>
-        </w:rPr>
-        <w:t>(850℃、1atm)，</w:t>
-      </w:r>
-      <w:r>
-        <w:rPr>
-          <w:rFonts w:hint="eastAsia" w:ascii="Times New Roman" w:hAnsi="Times New Roman" w:eastAsia="FangSong" w:cs="Times New Roman"/>
-        </w:rPr>
-        <w:t>获得埃及蓝</w:t>
-      </w:r>
-      <w:r>
-        <w:rPr>
-          <w:rFonts w:ascii="Times New Roman" w:hAnsi="Times New Roman" w:eastAsia="Times New Roman" w:cs="Times New Roman"/>
-        </w:rPr>
-        <w:t xml:space="preserve"> </w:t>
-      </w:r>
-      <w:r>
-        <w:rPr>
-          <w:rFonts w:hint="eastAsia" w:ascii="Times New Roman" w:hAnsi="Times New Roman" w:eastAsia="Times New Roman" w:cs="Times New Roman"/>
-        </w:rPr>
-        <w:t>34.0g（</w:t>
-      </w:r>
-      <w:r>
-        <w:rPr>
-          <w:rFonts w:hint="eastAsia" w:ascii="Times New Roman" w:hAnsi="Times New Roman" w:eastAsia="FangSong" w:cs="Times New Roman"/>
-        </w:rPr>
-        <w:t>无副产物</w:t>
-      </w:r>
-      <w:r>
-        <w:rPr>
-          <w:rFonts w:hint="eastAsia" w:ascii="Times New Roman" w:hAnsi="Times New Roman" w:eastAsia="Times New Roman" w:cs="Times New Roman"/>
-        </w:rPr>
-        <w:t>）。</w:t>
-      </w:r>
-      <w:r>
-        <w:rPr>
-          <w:rFonts w:hint="eastAsia" w:ascii="Times New Roman" w:hAnsi="Times New Roman" w:eastAsia="FangSong" w:cs="Times New Roman"/>
-        </w:rPr>
-        <w:t>冷却气体混合物至</w:t>
-      </w:r>
-      <w:r>
-        <w:rPr>
-          <w:rFonts w:ascii="Times New Roman" w:hAnsi="Times New Roman" w:eastAsia="Times New Roman" w:cs="Times New Roman"/>
-        </w:rPr>
-        <w:t xml:space="preserve"> </w:t>
-      </w:r>
-      <w:r>
-        <w:rPr>
-          <w:rFonts w:hint="eastAsia" w:ascii="Times New Roman" w:hAnsi="Times New Roman" w:eastAsia="Times New Roman" w:cs="Times New Roman"/>
-        </w:rPr>
-        <w:t>273K，</w:t>
-      </w:r>
-      <w:r>
-        <w:rPr>
-          <w:rFonts w:hint="eastAsia" w:ascii="Times New Roman" w:hAnsi="Times New Roman" w:eastAsia="FangSong" w:cs="Times New Roman"/>
-        </w:rPr>
-        <w:t>气体体积减小到</w:t>
-      </w:r>
-      <w:r>
-        <w:rPr>
-          <w:rFonts w:ascii="Times New Roman" w:hAnsi="Times New Roman" w:eastAsia="Times New Roman" w:cs="Times New Roman"/>
-        </w:rPr>
-        <w:t xml:space="preserve"> 3.04L。</w:t>
-      </w:r>
-    </w:p>
-    <w:p>
-      <w:pPr>
-        <w:pStyle w:val="Compact"/>
         <w:numPr>
           <w:ilvl w:val="0"/>
           <w:numId w:val="1014"/>
@@ -19056,44 +17612,19 @@
         <w:rPr>
           <w:rFonts w:hint="eastAsia" w:ascii="Times New Roman" w:hAnsi="Times New Roman" w:eastAsia="FangSong" w:cs="Times New Roman"/>
         </w:rPr>
-        <w:t xml:space="preserve">计算加热</w:t>
-      </w:r>
-      <w:r>
-        <w:rPr>
-          <w:rFonts w:ascii="Times New Roman" w:hAnsi="Times New Roman" w:eastAsia="Times New Roman" w:cs="Times New Roman"/>
-        </w:rPr>
-        <w:t xml:space="preserve"> A、B </w:t>
-      </w:r>
-      <w:r>
-        <w:rPr>
-          <w:rFonts w:hint="eastAsia" w:ascii="Times New Roman" w:hAnsi="Times New Roman" w:eastAsia="FangSong" w:cs="Times New Roman"/>
-        </w:rPr>
-        <w:t xml:space="preserve">和</w:t>
-      </w:r>
-      <w:r>
-        <w:rPr>
-          <w:rFonts w:ascii="Times New Roman" w:hAnsi="Times New Roman" w:eastAsia="Times New Roman" w:cs="Times New Roman"/>
-        </w:rPr>
-        <w:t xml:space="preserve"> SiO</w:t>
-      </w:r>
-      <w:r>
-        <w:rPr>
-          <w:rFonts w:ascii="Times New Roman" w:hAnsi="Times New Roman" w:eastAsia="Times New Roman" w:cs="Times New Roman"/>
-          <w:vertAlign w:val="subscript"/>
-        </w:rPr>
-        <w:t>2</w:t>
-      </w:r>
-      <w:r>
-        <w:rPr>
-          <w:rFonts w:ascii="Times New Roman" w:hAnsi="Times New Roman" w:eastAsia="Times New Roman" w:cs="Times New Roman"/>
-        </w:rPr>
-        <w:t xml:space="preserve"> </w:t>
-      </w:r>
-      <w:r>
-        <w:rPr>
-          <w:rFonts w:hint="eastAsia" w:ascii="Times New Roman" w:hAnsi="Times New Roman" w:eastAsia="FangSong" w:cs="Times New Roman"/>
-        </w:rPr>
-        <w:t>时生成的气体混合物的定性与定量组成</w:t>
+        <w:t xml:space="preserve">写出</w:t>
+      </w:r>
+      <w:r>
+        <w:rPr>
+          <w:rFonts w:ascii="Times New Roman" w:hAnsi="Times New Roman" w:eastAsia="Times New Roman" w:cs="Times New Roman"/>
+        </w:rPr>
+        <w:t xml:space="preserve"> D </w:t>
+      </w:r>
+      <w:r>
+        <w:rPr>
+          <w:rFonts w:hint="eastAsia" w:ascii="Times New Roman" w:hAnsi="Times New Roman" w:eastAsia="FangSong" w:cs="Times New Roman"/>
+        </w:rPr>
+        <w:t>的化学式</w:t>
       </w:r>
       <w:r>
         <w:rPr>
@@ -19104,31 +17635,129 @@
     </w:p>
     <w:p>
       <w:pPr>
+        <w:numPr>
+          <w:ilvl w:val="0"/>
+          <w:numId w:val="1014"/>
+        </w:numPr>
+      </w:pPr>
+      <w:r>
+        <w:rPr>
+          <w:rFonts w:hint="eastAsia" w:ascii="Times New Roman" w:hAnsi="Times New Roman" w:eastAsia="FangSong" w:cs="Times New Roman"/>
+        </w:rPr>
+        <w:t xml:space="preserve">若用</w:t>
+      </w:r>
+      <w:r>
+        <w:rPr>
+          <w:rFonts w:ascii="Times New Roman" w:hAnsi="Times New Roman" w:eastAsia="Times New Roman" w:cs="Times New Roman"/>
+        </w:rPr>
+        <w:t xml:space="preserve"> D </w:t>
+      </w:r>
+      <w:r>
+        <w:rPr>
+          <w:rFonts w:hint="eastAsia" w:ascii="Times New Roman" w:hAnsi="Times New Roman" w:eastAsia="FangSong" w:cs="Times New Roman"/>
+        </w:rPr>
+        <w:t xml:space="preserve">代替</w:t>
+      </w:r>
+      <w:r>
+        <w:rPr>
+          <w:rFonts w:ascii="Times New Roman" w:hAnsi="Times New Roman" w:eastAsia="Times New Roman" w:cs="Times New Roman"/>
+        </w:rPr>
+        <w:t xml:space="preserve"> C, </w:t>
+      </w:r>
+      <w:r>
+        <w:rPr>
+          <w:rFonts w:hint="eastAsia" w:ascii="Times New Roman" w:hAnsi="Times New Roman" w:eastAsia="FangSong" w:cs="Times New Roman"/>
+        </w:rPr>
+        <w:t>制备中国蓝的温度如何变化</w:t>
+      </w:r>
+      <w:r>
+        <w:rPr>
+          <w:rFonts w:hint="eastAsia" w:ascii="Times New Roman" w:hAnsi="Times New Roman" w:eastAsia="Times New Roman" w:cs="Times New Roman"/>
+        </w:rPr>
+        <w:t>?</w:t>
+      </w:r>
+      <w:r>
+        <w:rPr>
+          <w:rFonts w:ascii="Times New Roman" w:hAnsi="Times New Roman" w:eastAsia="Times New Roman" w:cs="Times New Roman"/>
+        </w:rPr>
+        <w:t xml:space="preserve"> </w:t>
+      </w:r>
+      <w:r>
+        <w:rPr>
+          <w:rFonts w:hint="eastAsia" w:ascii="Times New Roman" w:hAnsi="Times New Roman" w:eastAsia="FangSong" w:cs="Times New Roman"/>
+        </w:rPr>
+        <w:t>解释原因</w:t>
+      </w:r>
+      <w:r>
+        <w:rPr>
+          <w:rFonts w:hint="eastAsia" w:ascii="Times New Roman" w:hAnsi="Times New Roman" w:eastAsia="Times New Roman" w:cs="Times New Roman"/>
+        </w:rPr>
+        <w:t>。</w:t>
+      </w:r>
+    </w:p>
+    <w:p>
+      <w:pPr>
         <w:pStyle w:val="FirstParagraph"/>
       </w:pPr>
       <w:r>
         <w:rPr>
           <w:rFonts w:hint="eastAsia" w:ascii="Times New Roman" w:hAnsi="Times New Roman" w:eastAsia="FangSong" w:cs="Times New Roman"/>
         </w:rPr>
-        <w:t xml:space="preserve">若不存在</w:t>
-      </w:r>
-      <w:r>
-        <w:rPr>
-          <w:rFonts w:ascii="Times New Roman" w:hAnsi="Times New Roman" w:eastAsia="Times New Roman" w:cs="Times New Roman"/>
-        </w:rPr>
-        <w:t xml:space="preserve"> </w:t>
-      </w:r>
-      <w:r>
-        <w:rPr>
-          <w:rFonts w:hint="eastAsia" w:ascii="Times New Roman" w:hAnsi="Times New Roman" w:eastAsia="Times New Roman" w:cs="Times New Roman"/>
-        </w:rPr>
-        <w:t>B(</w:t>
-      </w:r>
-      <w:r>
-        <w:rPr>
-          <w:rFonts w:hint="eastAsia" w:ascii="Times New Roman" w:hAnsi="Times New Roman" w:eastAsia="FangSong" w:cs="Times New Roman"/>
-        </w:rPr>
-        <w:t>不溶于水且不含结晶水的离子化合物</w:t>
+        <w:t>在实验室</w:t>
+      </w:r>
+      <w:r>
+        <w:rPr>
+          <w:rFonts w:hint="eastAsia" w:ascii="Times New Roman" w:hAnsi="Times New Roman" w:eastAsia="Times New Roman" w:cs="Times New Roman"/>
+        </w:rPr>
+        <w:t>,</w:t>
+      </w:r>
+      <w:r>
+        <w:rPr>
+          <w:rFonts w:hint="eastAsia" w:ascii="Times New Roman" w:hAnsi="Times New Roman" w:eastAsia="FangSong" w:cs="Times New Roman"/>
+        </w:rPr>
+        <w:t>若加入的硅量减少</w:t>
+      </w:r>
+      <w:r>
+        <w:rPr>
+          <w:rFonts w:hint="eastAsia" w:ascii="Times New Roman" w:hAnsi="Times New Roman" w:eastAsia="Times New Roman" w:cs="Times New Roman"/>
+        </w:rPr>
+        <w:t>,</w:t>
+      </w:r>
+      <w:r>
+        <w:rPr>
+          <w:rFonts w:hint="eastAsia" w:ascii="Times New Roman" w:hAnsi="Times New Roman" w:eastAsia="FangSong" w:cs="Times New Roman"/>
+        </w:rPr>
+        <w:t>补加一种由两元素组成的化合物</w:t>
+      </w:r>
+      <w:r>
+        <w:rPr>
+          <w:rFonts w:ascii="Times New Roman" w:hAnsi="Times New Roman" w:eastAsia="Times New Roman" w:cs="Times New Roman"/>
+        </w:rPr>
+        <w:t xml:space="preserve"> </w:t>
+      </w:r>
+      <w:r>
+        <w:rPr>
+          <w:rFonts w:hint="eastAsia" w:ascii="Times New Roman" w:hAnsi="Times New Roman" w:eastAsia="Times New Roman" w:cs="Times New Roman"/>
+        </w:rPr>
+        <w:t>E(</w:t>
+      </w:r>
+      <w:r>
+        <w:rPr>
+          <w:rFonts w:hint="eastAsia" w:ascii="Times New Roman" w:hAnsi="Times New Roman" w:eastAsia="FangSong" w:cs="Times New Roman"/>
+        </w:rPr>
+        <w:t>其中一种元素是</w:t>
+      </w:r>
+      <w:r>
+        <w:rPr>
+          <w:rFonts w:ascii="Times New Roman" w:hAnsi="Times New Roman" w:eastAsia="Times New Roman" w:cs="Times New Roman"/>
+        </w:rPr>
+        <w:t xml:space="preserve"> A </w:t>
+      </w:r>
+      <w:r>
+        <w:rPr>
+          <w:rFonts w:hint="eastAsia" w:ascii="Times New Roman" w:hAnsi="Times New Roman" w:eastAsia="FangSong" w:cs="Times New Roman"/>
+        </w:rPr>
+        <w:t>中含量最高的元素</w:t>
       </w:r>
       <w:r>
         <w:rPr>
@@ -19138,58 +17767,39 @@
       </w:r>
       <w:r>
         <w:rPr>
-          <w:rFonts w:ascii="Times New Roman" w:hAnsi="Times New Roman" w:eastAsia="Times New Roman" w:cs="Times New Roman"/>
-        </w:rPr>
-        <w:t xml:space="preserve"> 10.00g A(A </w:t>
-      </w:r>
-      <w:r>
-        <w:rPr>
-          <w:rFonts w:hint="eastAsia" w:ascii="Times New Roman" w:hAnsi="Times New Roman" w:eastAsia="FangSong" w:cs="Times New Roman"/>
-        </w:rPr>
-        <w:t>只含一种金属元素</w:t>
-      </w:r>
-      <w:r>
-        <w:rPr>
-          <w:rFonts w:hint="eastAsia" w:ascii="Times New Roman" w:hAnsi="Times New Roman" w:eastAsia="Times New Roman" w:cs="Times New Roman"/>
-        </w:rPr>
-        <w:t>)</w:t>
-      </w:r>
-      <w:r>
-        <w:rPr>
-          <w:rFonts w:hint="eastAsia" w:ascii="Times New Roman" w:hAnsi="Times New Roman" w:eastAsia="FangSong" w:cs="Times New Roman"/>
-        </w:rPr>
-        <w:t>与</w:t>
-      </w:r>
-      <w:r>
-        <w:rPr>
-          <w:rFonts w:ascii="Times New Roman" w:hAnsi="Times New Roman" w:eastAsia="Times New Roman" w:cs="Times New Roman"/>
-        </w:rPr>
-        <w:t xml:space="preserve"> 21.7g SiO</w:t>
-      </w:r>
-      <w:r>
-        <w:rPr>
-          <w:rFonts w:ascii="Times New Roman" w:hAnsi="Times New Roman" w:eastAsia="Times New Roman" w:cs="Times New Roman"/>
-          <w:vertAlign w:val="subscript"/>
-        </w:rPr>
-        <w:t>2</w:t>
-      </w:r>
-      <w:r>
-        <w:rPr>
-          <w:rFonts w:ascii="Times New Roman" w:hAnsi="Times New Roman" w:eastAsia="Times New Roman" w:cs="Times New Roman"/>
-        </w:rPr>
-        <w:t xml:space="preserve"> </w:t>
-      </w:r>
-      <w:r>
-        <w:rPr>
-          <w:rFonts w:hint="eastAsia" w:ascii="Times New Roman" w:hAnsi="Times New Roman" w:eastAsia="FangSong" w:cs="Times New Roman"/>
-        </w:rPr>
-        <w:t xml:space="preserve">加热形成的气体体积为</w:t>
-      </w:r>
-      <w:r>
-        <w:rPr>
-          <w:rFonts w:ascii="Times New Roman" w:hAnsi="Times New Roman" w:eastAsia="Times New Roman" w:cs="Times New Roman"/>
-        </w:rPr>
-        <w:t xml:space="preserve"> 8.34L(850℃、1atm)。</w:t>
+          <w:rFonts w:hint="eastAsia" w:ascii="Times New Roman" w:hAnsi="Times New Roman" w:eastAsia="FangSong" w:cs="Times New Roman"/>
+        </w:rPr>
+        <w:t>则可以得到紫色的颜料</w:t>
+      </w:r>
+      <w:r>
+        <w:rPr>
+          <w:rFonts w:hint="eastAsia" w:ascii="Times New Roman" w:hAnsi="Times New Roman" w:eastAsia="Times New Roman" w:cs="Times New Roman"/>
+        </w:rPr>
+        <w:t>,</w:t>
+      </w:r>
+      <w:r>
+        <w:rPr>
+          <w:rFonts w:hint="eastAsia" w:ascii="Times New Roman" w:hAnsi="Times New Roman" w:eastAsia="FangSong" w:cs="Times New Roman"/>
+        </w:rPr>
+        <w:t>可命名为中国紫</w:t>
+      </w:r>
+      <w:r>
+        <w:rPr>
+          <w:rFonts w:hint="eastAsia" w:ascii="Times New Roman" w:hAnsi="Times New Roman" w:eastAsia="Times New Roman" w:cs="Times New Roman"/>
+        </w:rPr>
+        <w:t>,</w:t>
+      </w:r>
+      <w:r>
+        <w:rPr>
+          <w:rFonts w:hint="eastAsia" w:ascii="Times New Roman" w:hAnsi="Times New Roman" w:eastAsia="FangSong" w:cs="Times New Roman"/>
+        </w:rPr>
+        <w:t>在秦始皇兵马俑的着色颜料中可见这种中国紫</w:t>
+      </w:r>
+      <w:r>
+        <w:rPr>
+          <w:rFonts w:hint="eastAsia" w:ascii="Times New Roman" w:hAnsi="Times New Roman" w:eastAsia="Times New Roman" w:cs="Times New Roman"/>
+        </w:rPr>
+        <w:t>。</w:t>
       </w:r>
     </w:p>
     <w:p>
@@ -19204,452 +17814,6 @@
         <w:rPr>
           <w:rFonts w:hint="eastAsia" w:ascii="Times New Roman" w:hAnsi="Times New Roman" w:eastAsia="FangSong" w:cs="Times New Roman"/>
         </w:rPr>
-        <w:t xml:space="preserve">计算</w:t>
-      </w:r>
-      <w:r>
-        <w:rPr>
-          <w:rFonts w:ascii="Times New Roman" w:hAnsi="Times New Roman" w:eastAsia="Times New Roman" w:cs="Times New Roman"/>
-        </w:rPr>
-        <w:t xml:space="preserve"> B </w:t>
-      </w:r>
-      <w:r>
-        <w:rPr>
-          <w:rFonts w:hint="eastAsia" w:ascii="Times New Roman" w:hAnsi="Times New Roman" w:eastAsia="FangSong" w:cs="Times New Roman"/>
-        </w:rPr>
-        <w:t xml:space="preserve">的摩尔质量并确定</w:t>
-      </w:r>
-      <w:r>
-        <w:rPr>
-          <w:rFonts w:ascii="Times New Roman" w:hAnsi="Times New Roman" w:eastAsia="Times New Roman" w:cs="Times New Roman"/>
-        </w:rPr>
-        <w:t xml:space="preserve"> B </w:t>
-      </w:r>
-      <w:r>
-        <w:rPr>
-          <w:rFonts w:hint="eastAsia" w:ascii="Times New Roman" w:hAnsi="Times New Roman" w:eastAsia="FangSong" w:cs="Times New Roman"/>
-        </w:rPr>
-        <w:t>的化学式</w:t>
-      </w:r>
-      <w:r>
-        <w:rPr>
-          <w:rFonts w:hint="eastAsia" w:ascii="Times New Roman" w:hAnsi="Times New Roman" w:eastAsia="Times New Roman" w:cs="Times New Roman"/>
-        </w:rPr>
-        <w:t>。</w:t>
-      </w:r>
-    </w:p>
-    <w:p>
-      <w:pPr>
-        <w:pStyle w:val="FirstParagraph"/>
-      </w:pPr>
-      <w:r>
-        <w:rPr>
-          <w:rFonts w:hint="eastAsia" w:ascii="Times New Roman" w:hAnsi="Times New Roman" w:eastAsia="FangSong" w:cs="Times New Roman"/>
-        </w:rPr>
-        <w:t>在实验室里</w:t>
-      </w:r>
-      <w:r>
-        <w:rPr>
-          <w:rFonts w:hint="eastAsia" w:ascii="Times New Roman" w:hAnsi="Times New Roman" w:eastAsia="Times New Roman" w:cs="Times New Roman"/>
-        </w:rPr>
-        <w:t>,</w:t>
-      </w:r>
-      <w:r>
-        <w:rPr>
-          <w:rFonts w:hint="eastAsia" w:ascii="Times New Roman" w:hAnsi="Times New Roman" w:eastAsia="FangSong" w:cs="Times New Roman"/>
-        </w:rPr>
-        <w:t>中国蓝的制备用</w:t>
-      </w:r>
-      <w:r>
-        <w:rPr>
-          <w:rFonts w:ascii="Times New Roman" w:hAnsi="Times New Roman" w:eastAsia="Times New Roman" w:cs="Times New Roman"/>
-        </w:rPr>
-        <w:t xml:space="preserve"> 17.8g C </w:t>
-      </w:r>
-      <w:r>
-        <w:rPr>
-          <w:rFonts w:hint="eastAsia" w:ascii="Times New Roman" w:hAnsi="Times New Roman" w:eastAsia="FangSong" w:cs="Times New Roman"/>
-        </w:rPr>
-        <w:t xml:space="preserve">代替</w:t>
-      </w:r>
-      <w:r>
-        <w:rPr>
-          <w:rFonts w:ascii="Times New Roman" w:hAnsi="Times New Roman" w:eastAsia="Times New Roman" w:cs="Times New Roman"/>
-        </w:rPr>
-        <w:t xml:space="preserve"> </w:t>
-      </w:r>
-      <w:r>
-        <w:rPr>
-          <w:rFonts w:hint="eastAsia" w:ascii="Times New Roman" w:hAnsi="Times New Roman" w:eastAsia="Times New Roman" w:cs="Times New Roman"/>
-        </w:rPr>
-        <w:t>B,</w:t>
-      </w:r>
-      <w:r>
-        <w:rPr>
-          <w:rFonts w:hint="eastAsia" w:ascii="Times New Roman" w:hAnsi="Times New Roman" w:eastAsia="FangSong" w:cs="Times New Roman"/>
-        </w:rPr>
-        <w:t>所用的</w:t>
-      </w:r>
-      <w:r>
-        <w:rPr>
-          <w:rFonts w:ascii="Times New Roman" w:hAnsi="Times New Roman" w:eastAsia="Times New Roman" w:cs="Times New Roman"/>
-        </w:rPr>
-        <w:t xml:space="preserve"> A </w:t>
-      </w:r>
-      <w:r>
-        <w:rPr>
-          <w:rFonts w:hint="eastAsia" w:ascii="Times New Roman" w:hAnsi="Times New Roman" w:eastAsia="FangSong" w:cs="Times New Roman"/>
-        </w:rPr>
-        <w:t xml:space="preserve">与</w:t>
-      </w:r>
-      <w:r>
-        <w:rPr>
-          <w:rFonts w:ascii="Times New Roman" w:hAnsi="Times New Roman" w:eastAsia="Times New Roman" w:cs="Times New Roman"/>
-        </w:rPr>
-        <w:t xml:space="preserve"> SiO</w:t>
-      </w:r>
-      <w:r>
-        <w:rPr>
-          <w:rFonts w:ascii="Times New Roman" w:hAnsi="Times New Roman" w:eastAsia="Times New Roman" w:cs="Times New Roman"/>
-          <w:vertAlign w:val="subscript"/>
-        </w:rPr>
-        <w:t>2</w:t>
-      </w:r>
-      <w:r>
-        <w:rPr>
-          <w:rFonts w:ascii="Times New Roman" w:hAnsi="Times New Roman" w:eastAsia="Times New Roman" w:cs="Times New Roman"/>
-        </w:rPr>
-        <w:t xml:space="preserve"> </w:t>
-      </w:r>
-      <w:r>
-        <w:rPr>
-          <w:rFonts w:hint="eastAsia" w:ascii="Times New Roman" w:hAnsi="Times New Roman" w:eastAsia="FangSong" w:cs="Times New Roman"/>
-        </w:rPr>
-        <w:t>的量与制备埃及蓝时相同</w:t>
-      </w:r>
-      <w:r>
-        <w:rPr>
-          <w:rFonts w:hint="eastAsia" w:ascii="Times New Roman" w:hAnsi="Times New Roman" w:eastAsia="Times New Roman" w:cs="Times New Roman"/>
-        </w:rPr>
-        <w:t>,</w:t>
-      </w:r>
-      <w:r>
-        <w:rPr>
-          <w:rFonts w:hint="eastAsia" w:ascii="Times New Roman" w:hAnsi="Times New Roman" w:eastAsia="FangSong" w:cs="Times New Roman"/>
-        </w:rPr>
-        <w:t>产生的气体种类和量亦同</w:t>
-      </w:r>
-      <w:r>
-        <w:rPr>
-          <w:rFonts w:hint="eastAsia" w:ascii="Times New Roman" w:hAnsi="Times New Roman" w:eastAsia="Times New Roman" w:cs="Times New Roman"/>
-        </w:rPr>
-        <w:t>。</w:t>
-      </w:r>
-    </w:p>
-    <w:p>
-      <w:pPr>
-        <w:pStyle w:val="Compact"/>
-        <w:numPr>
-          <w:ilvl w:val="0"/>
-          <w:numId w:val="1016"/>
-        </w:numPr>
-      </w:pPr>
-      <w:r>
-        <w:rPr>
-          <w:rFonts w:hint="eastAsia" w:ascii="Times New Roman" w:hAnsi="Times New Roman" w:eastAsia="FangSong" w:cs="Times New Roman"/>
-        </w:rPr>
-        <w:t xml:space="preserve">推出</w:t>
-      </w:r>
-      <w:r>
-        <w:rPr>
-          <w:rFonts w:ascii="Times New Roman" w:hAnsi="Times New Roman" w:eastAsia="Times New Roman" w:cs="Times New Roman"/>
-        </w:rPr>
-        <w:t xml:space="preserve"> </w:t>
-      </w:r>
-      <w:r>
-        <w:rPr>
-          <w:rFonts w:hint="eastAsia" w:ascii="Times New Roman" w:hAnsi="Times New Roman" w:eastAsia="Times New Roman" w:cs="Times New Roman"/>
-        </w:rPr>
-        <w:t>A、C、</w:t>
-      </w:r>
-      <w:r>
-        <w:rPr>
-          <w:rFonts w:hint="eastAsia" w:ascii="Times New Roman" w:hAnsi="Times New Roman" w:eastAsia="FangSong" w:cs="Times New Roman"/>
-        </w:rPr>
-        <w:t>埃及蓝和中国蓝的化学式</w:t>
-      </w:r>
-      <w:r>
-        <w:rPr>
-          <w:rFonts w:hint="eastAsia" w:ascii="Times New Roman" w:hAnsi="Times New Roman" w:eastAsia="Times New Roman" w:cs="Times New Roman"/>
-        </w:rPr>
-        <w:t>。</w:t>
-      </w:r>
-    </w:p>
-    <w:p>
-      <w:pPr>
-        <w:pStyle w:val="FirstParagraph"/>
-      </w:pPr>
-      <w:r>
-        <w:rPr>
-          <w:rFonts w:hint="eastAsia" w:ascii="Times New Roman" w:hAnsi="Times New Roman" w:eastAsia="FangSong" w:cs="Times New Roman"/>
-        </w:rPr>
-        <w:t xml:space="preserve">然而真正的中国蓝经元素分析表明含有微量的</w:t>
-      </w:r>
-      <w:r>
-        <w:rPr>
-          <w:rFonts w:ascii="Times New Roman" w:hAnsi="Times New Roman" w:eastAsia="Times New Roman" w:cs="Times New Roman"/>
-        </w:rPr>
-        <w:t xml:space="preserve"> S, </w:t>
-      </w:r>
-      <w:r>
-        <w:rPr>
-          <w:rFonts w:hint="eastAsia" w:ascii="Times New Roman" w:hAnsi="Times New Roman" w:eastAsia="FangSong" w:cs="Times New Roman"/>
-        </w:rPr>
-        <w:t xml:space="preserve">这是用</w:t>
-      </w:r>
-      <w:r>
-        <w:rPr>
-          <w:rFonts w:ascii="Times New Roman" w:hAnsi="Times New Roman" w:eastAsia="Times New Roman" w:cs="Times New Roman"/>
-        </w:rPr>
-        <w:t xml:space="preserve"> D </w:t>
-      </w:r>
-      <w:r>
-        <w:rPr>
-          <w:rFonts w:hint="eastAsia" w:ascii="Times New Roman" w:hAnsi="Times New Roman" w:eastAsia="FangSong" w:cs="Times New Roman"/>
-        </w:rPr>
-        <w:t xml:space="preserve">代替</w:t>
-      </w:r>
-      <w:r>
-        <w:rPr>
-          <w:rFonts w:ascii="Times New Roman" w:hAnsi="Times New Roman" w:eastAsia="Times New Roman" w:cs="Times New Roman"/>
-        </w:rPr>
-        <w:t xml:space="preserve"> C </w:t>
-      </w:r>
-      <w:r>
-        <w:rPr>
-          <w:rFonts w:hint="eastAsia" w:ascii="Times New Roman" w:hAnsi="Times New Roman" w:eastAsia="FangSong" w:cs="Times New Roman"/>
-        </w:rPr>
-        <w:t>导致的</w:t>
-      </w:r>
-      <w:r>
-        <w:rPr>
-          <w:rFonts w:hint="eastAsia" w:ascii="Times New Roman" w:hAnsi="Times New Roman" w:eastAsia="Times New Roman" w:cs="Times New Roman"/>
-        </w:rPr>
-        <w:t>。</w:t>
-      </w:r>
-    </w:p>
-    <w:p>
-      <w:pPr>
-        <w:numPr>
-          <w:ilvl w:val="0"/>
-          <w:numId w:val="1017"/>
-        </w:numPr>
-      </w:pPr>
-      <w:r>
-        <w:rPr>
-          <w:rFonts w:hint="eastAsia" w:ascii="Times New Roman" w:hAnsi="Times New Roman" w:eastAsia="FangSong" w:cs="Times New Roman"/>
-        </w:rPr>
-        <w:t xml:space="preserve">写出</w:t>
-      </w:r>
-      <w:r>
-        <w:rPr>
-          <w:rFonts w:ascii="Times New Roman" w:hAnsi="Times New Roman" w:eastAsia="Times New Roman" w:cs="Times New Roman"/>
-        </w:rPr>
-        <w:t xml:space="preserve"> D </w:t>
-      </w:r>
-      <w:r>
-        <w:rPr>
-          <w:rFonts w:hint="eastAsia" w:ascii="Times New Roman" w:hAnsi="Times New Roman" w:eastAsia="FangSong" w:cs="Times New Roman"/>
-        </w:rPr>
-        <w:t>的化学式</w:t>
-      </w:r>
-      <w:r>
-        <w:rPr>
-          <w:rFonts w:hint="eastAsia" w:ascii="Times New Roman" w:hAnsi="Times New Roman" w:eastAsia="Times New Roman" w:cs="Times New Roman"/>
-        </w:rPr>
-        <w:t>。</w:t>
-      </w:r>
-    </w:p>
-    <w:p>
-      <w:pPr>
-        <w:numPr>
-          <w:ilvl w:val="0"/>
-          <w:numId w:val="1017"/>
-        </w:numPr>
-      </w:pPr>
-      <w:r>
-        <w:rPr>
-          <w:rFonts w:hint="eastAsia" w:ascii="Times New Roman" w:hAnsi="Times New Roman" w:eastAsia="FangSong" w:cs="Times New Roman"/>
-        </w:rPr>
-        <w:t xml:space="preserve">若用</w:t>
-      </w:r>
-      <w:r>
-        <w:rPr>
-          <w:rFonts w:ascii="Times New Roman" w:hAnsi="Times New Roman" w:eastAsia="Times New Roman" w:cs="Times New Roman"/>
-        </w:rPr>
-        <w:t xml:space="preserve"> D </w:t>
-      </w:r>
-      <w:r>
-        <w:rPr>
-          <w:rFonts w:hint="eastAsia" w:ascii="Times New Roman" w:hAnsi="Times New Roman" w:eastAsia="FangSong" w:cs="Times New Roman"/>
-        </w:rPr>
-        <w:t xml:space="preserve">代替</w:t>
-      </w:r>
-      <w:r>
-        <w:rPr>
-          <w:rFonts w:ascii="Times New Roman" w:hAnsi="Times New Roman" w:eastAsia="Times New Roman" w:cs="Times New Roman"/>
-        </w:rPr>
-        <w:t xml:space="preserve"> C, </w:t>
-      </w:r>
-      <w:r>
-        <w:rPr>
-          <w:rFonts w:hint="eastAsia" w:ascii="Times New Roman" w:hAnsi="Times New Roman" w:eastAsia="FangSong" w:cs="Times New Roman"/>
-        </w:rPr>
-        <w:t>制备中国蓝的温度如何变化</w:t>
-      </w:r>
-      <w:r>
-        <w:rPr>
-          <w:rFonts w:hint="eastAsia" w:ascii="Times New Roman" w:hAnsi="Times New Roman" w:eastAsia="Times New Roman" w:cs="Times New Roman"/>
-        </w:rPr>
-        <w:t>?</w:t>
-      </w:r>
-      <w:r>
-        <w:rPr>
-          <w:rFonts w:ascii="Times New Roman" w:hAnsi="Times New Roman" w:eastAsia="Times New Roman" w:cs="Times New Roman"/>
-        </w:rPr>
-        <w:t xml:space="preserve"> </w:t>
-      </w:r>
-      <w:r>
-        <w:rPr>
-          <w:rFonts w:hint="eastAsia" w:ascii="Times New Roman" w:hAnsi="Times New Roman" w:eastAsia="FangSong" w:cs="Times New Roman"/>
-        </w:rPr>
-        <w:t>解释原因</w:t>
-      </w:r>
-      <w:r>
-        <w:rPr>
-          <w:rFonts w:hint="eastAsia" w:ascii="Times New Roman" w:hAnsi="Times New Roman" w:eastAsia="Times New Roman" w:cs="Times New Roman"/>
-        </w:rPr>
-        <w:t>。</w:t>
-      </w:r>
-    </w:p>
-    <w:p>
-      <w:pPr>
-        <w:pStyle w:val="FirstParagraph"/>
-      </w:pPr>
-      <w:r>
-        <w:rPr>
-          <w:rFonts w:hint="eastAsia" w:ascii="Times New Roman" w:hAnsi="Times New Roman" w:eastAsia="FangSong" w:cs="Times New Roman"/>
-        </w:rPr>
-        <w:t>在实验室</w:t>
-      </w:r>
-      <w:r>
-        <w:rPr>
-          <w:rFonts w:hint="eastAsia" w:ascii="Times New Roman" w:hAnsi="Times New Roman" w:eastAsia="Times New Roman" w:cs="Times New Roman"/>
-        </w:rPr>
-        <w:t>,</w:t>
-      </w:r>
-      <w:r>
-        <w:rPr>
-          <w:rFonts w:hint="eastAsia" w:ascii="Times New Roman" w:hAnsi="Times New Roman" w:eastAsia="FangSong" w:cs="Times New Roman"/>
-        </w:rPr>
-        <w:t>若加入的硅量减少</w:t>
-      </w:r>
-      <w:r>
-        <w:rPr>
-          <w:rFonts w:hint="eastAsia" w:ascii="Times New Roman" w:hAnsi="Times New Roman" w:eastAsia="Times New Roman" w:cs="Times New Roman"/>
-        </w:rPr>
-        <w:t>,</w:t>
-      </w:r>
-      <w:r>
-        <w:rPr>
-          <w:rFonts w:hint="eastAsia" w:ascii="Times New Roman" w:hAnsi="Times New Roman" w:eastAsia="FangSong" w:cs="Times New Roman"/>
-        </w:rPr>
-        <w:t>补加一种由两元素组成的化合物</w:t>
-      </w:r>
-      <w:r>
-        <w:rPr>
-          <w:rFonts w:ascii="Times New Roman" w:hAnsi="Times New Roman" w:eastAsia="Times New Roman" w:cs="Times New Roman"/>
-        </w:rPr>
-        <w:t xml:space="preserve"> </w:t>
-      </w:r>
-      <w:r>
-        <w:rPr>
-          <w:rFonts w:hint="eastAsia" w:ascii="Times New Roman" w:hAnsi="Times New Roman" w:eastAsia="Times New Roman" w:cs="Times New Roman"/>
-        </w:rPr>
-        <w:t>E(</w:t>
-      </w:r>
-      <w:r>
-        <w:rPr>
-          <w:rFonts w:hint="eastAsia" w:ascii="Times New Roman" w:hAnsi="Times New Roman" w:eastAsia="FangSong" w:cs="Times New Roman"/>
-        </w:rPr>
-        <w:t>其中一种元素是</w:t>
-      </w:r>
-      <w:r>
-        <w:rPr>
-          <w:rFonts w:ascii="Times New Roman" w:hAnsi="Times New Roman" w:eastAsia="Times New Roman" w:cs="Times New Roman"/>
-        </w:rPr>
-        <w:t xml:space="preserve"> A </w:t>
-      </w:r>
-      <w:r>
-        <w:rPr>
-          <w:rFonts w:hint="eastAsia" w:ascii="Times New Roman" w:hAnsi="Times New Roman" w:eastAsia="FangSong" w:cs="Times New Roman"/>
-        </w:rPr>
-        <w:t>中含量最高的元素</w:t>
-      </w:r>
-      <w:r>
-        <w:rPr>
-          <w:rFonts w:hint="eastAsia" w:ascii="Times New Roman" w:hAnsi="Times New Roman" w:eastAsia="Times New Roman" w:cs="Times New Roman"/>
-        </w:rPr>
-        <w:t>),</w:t>
-      </w:r>
-      <w:r>
-        <w:rPr>
-          <w:rFonts w:hint="eastAsia" w:ascii="Times New Roman" w:hAnsi="Times New Roman" w:eastAsia="FangSong" w:cs="Times New Roman"/>
-        </w:rPr>
-        <w:t>则可以得到紫色的颜料</w:t>
-      </w:r>
-      <w:r>
-        <w:rPr>
-          <w:rFonts w:hint="eastAsia" w:ascii="Times New Roman" w:hAnsi="Times New Roman" w:eastAsia="Times New Roman" w:cs="Times New Roman"/>
-        </w:rPr>
-        <w:t>,</w:t>
-      </w:r>
-      <w:r>
-        <w:rPr>
-          <w:rFonts w:hint="eastAsia" w:ascii="Times New Roman" w:hAnsi="Times New Roman" w:eastAsia="FangSong" w:cs="Times New Roman"/>
-        </w:rPr>
-        <w:t>可命名为中国紫</w:t>
-      </w:r>
-      <w:r>
-        <w:rPr>
-          <w:rFonts w:hint="eastAsia" w:ascii="Times New Roman" w:hAnsi="Times New Roman" w:eastAsia="Times New Roman" w:cs="Times New Roman"/>
-        </w:rPr>
-        <w:t>,</w:t>
-      </w:r>
-      <w:r>
-        <w:rPr>
-          <w:rFonts w:hint="eastAsia" w:ascii="Times New Roman" w:hAnsi="Times New Roman" w:eastAsia="FangSong" w:cs="Times New Roman"/>
-        </w:rPr>
-        <w:t>在秦始皇兵马俑的着色颜料中可见这种中国紫</w:t>
-      </w:r>
-      <w:r>
-        <w:rPr>
-          <w:rFonts w:hint="eastAsia" w:ascii="Times New Roman" w:hAnsi="Times New Roman" w:eastAsia="Times New Roman" w:cs="Times New Roman"/>
-        </w:rPr>
-        <w:t>。</w:t>
-      </w:r>
-    </w:p>
-    <w:p>
-      <w:pPr>
-        <w:pStyle w:val="Compact"/>
-        <w:numPr>
-          <w:ilvl w:val="0"/>
-          <w:numId w:val="1018"/>
-        </w:numPr>
-      </w:pPr>
-      <w:r>
-        <w:rPr>
-          <w:rFonts w:hint="eastAsia" w:ascii="Times New Roman" w:hAnsi="Times New Roman" w:eastAsia="FangSong" w:cs="Times New Roman"/>
-        </w:rPr>
         <w:t xml:space="preserve">写出</w:t>
       </w:r>
       <w:r>
@@ -19681,8 +17845,8 @@
         </w:pict>
       </w:r>
     </w:p>
-    <w:bookmarkEnd w:id="57"/>
-    <w:bookmarkStart w:id="58" w:name="习题6.9-d4"/>
+    <w:bookmarkEnd w:id="56"/>
+    <w:bookmarkStart w:id="57" w:name="习题6.9-d4"/>
     <w:p>
       <w:pPr>
         <w:pStyle w:val="Heading2"/>
@@ -19692,7 +17856,7 @@
         <w:rPr>
           <w:rFonts w:ascii="Times New Roman" w:hAnsi="Times New Roman" w:eastAsia="Times New Roman" w:cs="Times New Roman"/>
         </w:rPr>
-        <w:t xml:space="preserve">5.22 </w:t>
+        <w:t xml:space="preserve">5.21 </w:t>
       </w:r>
       <w:r>
         <w:rPr>
@@ -20259,8 +18423,8 @@
         </w:pict>
       </w:r>
     </w:p>
-    <w:bookmarkEnd w:id="58"/>
-    <w:bookmarkStart w:id="63" w:name="铋的推断与a的化学式-d4第31届初赛"/>
+    <w:bookmarkEnd w:id="57"/>
+    <w:bookmarkStart w:id="62" w:name="铋的推断与a的化学式-d4第31届初赛"/>
     <w:p>
       <w:pPr>
         <w:pStyle w:val="Heading2"/>
@@ -20270,7 +18434,7 @@
         <w:rPr>
           <w:rFonts w:ascii="Times New Roman" w:hAnsi="Times New Roman" w:eastAsia="Times New Roman" w:cs="Times New Roman"/>
         </w:rPr>
-        <w:t xml:space="preserve">5.23 </w:t>
+        <w:t xml:space="preserve">5.22 </w:t>
       </w:r>
       <w:r>
         <w:rPr>
@@ -20327,7 +18491,7 @@
         <w:t>）</w:t>
       </w:r>
     </w:p>
-    <w:bookmarkStart w:id="59" w:name="section-22"/>
+    <w:bookmarkStart w:id="58" w:name="section-22"/>
     <w:p>
       <w:pPr>
         <w:pStyle w:val="Heading3"/>
@@ -20970,8 +19134,8 @@
         <w:t>。</w:t>
       </w:r>
     </w:p>
-    <w:bookmarkEnd w:id="59"/>
-    <w:bookmarkStart w:id="60" w:name="section-23"/>
+    <w:bookmarkEnd w:id="58"/>
+    <w:bookmarkStart w:id="59" w:name="section-23"/>
     <w:p>
       <w:pPr>
         <w:pStyle w:val="Heading3"/>
@@ -21013,8 +19177,8 @@
         <w:t>。</w:t>
       </w:r>
     </w:p>
-    <w:bookmarkEnd w:id="60"/>
-    <w:bookmarkStart w:id="61" w:name="section-24"/>
+    <w:bookmarkEnd w:id="59"/>
+    <w:bookmarkStart w:id="60" w:name="section-24"/>
     <w:p>
       <w:pPr>
         <w:pStyle w:val="Heading3"/>
@@ -21105,8 +19269,8 @@
         <w:t>）。</w:t>
       </w:r>
     </w:p>
-    <w:bookmarkEnd w:id="61"/>
-    <w:bookmarkStart w:id="62" w:name="section-25"/>
+    <w:bookmarkEnd w:id="60"/>
+    <w:bookmarkStart w:id="61" w:name="section-25"/>
     <w:p>
       <w:pPr>
         <w:pStyle w:val="Heading3"/>
@@ -21158,9 +19322,9 @@
         </w:pict>
       </w:r>
     </w:p>
+    <w:bookmarkEnd w:id="61"/>
     <w:bookmarkEnd w:id="62"/>
-    <w:bookmarkEnd w:id="63"/>
-    <w:bookmarkStart w:id="66" w:name="碱式碳酸盐化学式推断-d4第34届初赛"/>
+    <w:bookmarkStart w:id="65" w:name="碱式碳酸盐化学式推断-d4第34届初赛"/>
     <w:p>
       <w:pPr>
         <w:pStyle w:val="Heading2"/>
@@ -21170,7 +19334,7 @@
         <w:rPr>
           <w:rFonts w:ascii="Times New Roman" w:hAnsi="Times New Roman" w:eastAsia="Times New Roman" w:cs="Times New Roman"/>
         </w:rPr>
-        <w:t xml:space="preserve">5.24 </w:t>
+        <w:t xml:space="preserve">5.23 </w:t>
       </w:r>
       <w:r>
         <w:rPr>
@@ -21215,7 +19379,7 @@
         <w:t>）</w:t>
       </w:r>
     </w:p>
-    <w:bookmarkStart w:id="64" w:name="section-26"/>
+    <w:bookmarkStart w:id="63" w:name="section-26"/>
     <w:p>
       <w:pPr>
         <w:pStyle w:val="Heading3"/>
@@ -21573,8 +19737,8 @@
         <w:t>。</w:t>
       </w:r>
     </w:p>
-    <w:bookmarkEnd w:id="64"/>
-    <w:bookmarkStart w:id="65" w:name="section-27"/>
+    <w:bookmarkEnd w:id="63"/>
+    <w:bookmarkStart w:id="64" w:name="section-27"/>
     <w:p>
       <w:pPr>
         <w:pStyle w:val="Heading3"/>
@@ -21710,9 +19874,9 @@
         </w:pict>
       </w:r>
     </w:p>
+    <w:bookmarkEnd w:id="64"/>
     <w:bookmarkEnd w:id="65"/>
-    <w:bookmarkEnd w:id="66"/>
-    <w:bookmarkStart w:id="73" w:name="硫代硼酸二聚三聚结构-d4第35届初赛"/>
+    <w:bookmarkStart w:id="72" w:name="硫代硼酸二聚三聚结构-d4第35届初赛"/>
     <w:p>
       <w:pPr>
         <w:pStyle w:val="Heading2"/>
@@ -21722,7 +19886,7 @@
         <w:rPr>
           <w:rFonts w:ascii="Times New Roman" w:hAnsi="Times New Roman" w:eastAsia="Times New Roman" w:cs="Times New Roman"/>
         </w:rPr>
-        <w:t xml:space="preserve">5.25 </w:t>
+        <w:t xml:space="preserve">5.24 </w:t>
       </w:r>
       <w:r>
         <w:rPr>
@@ -21767,7 +19931,7 @@
         <w:t>）</w:t>
       </w:r>
     </w:p>
-    <w:bookmarkStart w:id="67" w:name="section-28"/>
+    <w:bookmarkStart w:id="66" w:name="section-28"/>
     <w:p>
       <w:pPr>
         <w:pStyle w:val="Heading3"/>
@@ -22258,8 +20422,8 @@
         <w:t>。</w:t>
       </w:r>
     </w:p>
-    <w:bookmarkEnd w:id="67"/>
-    <w:bookmarkStart w:id="68" w:name="section-29"/>
+    <w:bookmarkEnd w:id="66"/>
+    <w:bookmarkStart w:id="67" w:name="section-29"/>
     <w:p>
       <w:pPr>
         <w:pStyle w:val="Heading3"/>
@@ -22941,8 +21105,8 @@
         <w:t>。</w:t>
       </w:r>
     </w:p>
-    <w:bookmarkEnd w:id="68"/>
-    <w:bookmarkStart w:id="72" w:name="section-30"/>
+    <w:bookmarkEnd w:id="67"/>
+    <w:bookmarkStart w:id="71" w:name="section-30"/>
     <w:p>
       <w:pPr>
         <w:pStyle w:val="Heading3"/>
@@ -23362,18 +21526,18 @@
           <wp:inline>
             <wp:extent cx="2501900" cy="2959100"/>
             <wp:effectExtent b="0" l="0" r="0" t="0"/>
-            <wp:docPr descr="" title="" id="70" name="Picture"/>
+            <wp:docPr descr="" title="" id="69" name="Picture"/>
             <a:graphic>
               <a:graphicData uri="http://schemas.openxmlformats.org/drawingml/2006/picture">
                 <pic:pic>
                   <pic:nvPicPr>
-                    <pic:cNvPr descr="3c00df0593fe6d338d33c8c07ec16b5752ef6def432aa947f88ac03918532b1a.jpg" id="71" name="Picture"/>
+                    <pic:cNvPr descr="3c00df0593fe6d338d33c8c07ec16b5752ef6def432aa947f88ac03918532b1a.jpg" id="70" name="Picture"/>
                     <pic:cNvPicPr>
                       <a:picLocks noChangeArrowheads="1" noChangeAspect="1"/>
                     </pic:cNvPicPr>
                   </pic:nvPicPr>
                   <pic:blipFill>
-                    <a:blip r:embed="rId69"/>
+                    <a:blip r:embed="rId68"/>
                     <a:stretch>
                       <a:fillRect/>
                     </a:stretch>
@@ -23422,9 +21586,9 @@
         </w:pict>
       </w:r>
     </w:p>
+    <w:bookmarkEnd w:id="71"/>
     <w:bookmarkEnd w:id="72"/>
-    <w:bookmarkEnd w:id="73"/>
-    <w:bookmarkStart w:id="76" w:name="磷脂双层膜离子通透性-d4第37届初赛"/>
+    <w:bookmarkStart w:id="75" w:name="磷脂双层膜离子通透性-d4第37届初赛"/>
     <w:p>
       <w:pPr>
         <w:pStyle w:val="Heading2"/>
@@ -23434,7 +21598,7 @@
         <w:rPr>
           <w:rFonts w:ascii="Times New Roman" w:hAnsi="Times New Roman" w:eastAsia="Times New Roman" w:cs="Times New Roman"/>
         </w:rPr>
-        <w:t xml:space="preserve">5.26 </w:t>
+        <w:t xml:space="preserve">5.25 </w:t>
       </w:r>
       <w:r>
         <w:rPr>
@@ -23479,7 +21643,7 @@
         <w:t>）</w:t>
       </w:r>
     </w:p>
-    <w:bookmarkStart w:id="74" w:name="section-31"/>
+    <w:bookmarkStart w:id="73" w:name="section-31"/>
     <w:p>
       <w:pPr>
         <w:pStyle w:val="Heading3"/>
@@ -23581,8 +21745,8 @@
         <w:t>。</w:t>
       </w:r>
     </w:p>
-    <w:bookmarkEnd w:id="74"/>
-    <w:bookmarkStart w:id="75" w:name="section-32"/>
+    <w:bookmarkEnd w:id="73"/>
+    <w:bookmarkStart w:id="74" w:name="section-32"/>
     <w:p>
       <w:pPr>
         <w:pStyle w:val="Heading3"/>
@@ -24434,9 +22598,9 @@
         </w:pict>
       </w:r>
     </w:p>
+    <w:bookmarkEnd w:id="74"/>
     <w:bookmarkEnd w:id="75"/>
-    <w:bookmarkEnd w:id="76"/>
-    <w:bookmarkStart w:id="77" w:name="习题6.33-d5"/>
+    <w:bookmarkStart w:id="76" w:name="习题6.33-d5"/>
     <w:p>
       <w:pPr>
         <w:pStyle w:val="Heading2"/>
@@ -24446,7 +22610,7 @@
         <w:rPr>
           <w:rFonts w:ascii="Times New Roman" w:hAnsi="Times New Roman" w:eastAsia="Times New Roman" w:cs="Times New Roman"/>
         </w:rPr>
-        <w:t xml:space="preserve">5.27 </w:t>
+        <w:t xml:space="preserve">5.26 </w:t>
       </w:r>
       <w:r>
         <w:rPr>
@@ -25262,7 +23426,7 @@
       <w:pPr>
         <w:numPr>
           <w:ilvl w:val="0"/>
-          <w:numId w:val="1019"/>
+          <w:numId w:val="1016"/>
         </w:numPr>
       </w:pPr>
       <w:r>
@@ -25330,7 +23494,7 @@
       <w:pPr>
         <w:numPr>
           <w:ilvl w:val="0"/>
-          <w:numId w:val="1019"/>
+          <w:numId w:val="1016"/>
         </w:numPr>
       </w:pPr>
       <w:r>
@@ -25498,7 +23662,7 @@
         <w:pStyle w:val="Compact"/>
         <w:numPr>
           <w:ilvl w:val="0"/>
-          <w:numId w:val="1020"/>
+          <w:numId w:val="1017"/>
         </w:numPr>
       </w:pPr>
       <w:r>
@@ -25548,8 +23712,8 @@
         </w:pict>
       </w:r>
     </w:p>
-    <w:bookmarkEnd w:id="77"/>
-    <w:bookmarkStart w:id="78" w:name="习题6.34-d5"/>
+    <w:bookmarkEnd w:id="76"/>
+    <w:bookmarkStart w:id="77" w:name="习题6.34-d5"/>
     <w:p>
       <w:pPr>
         <w:pStyle w:val="Heading2"/>
@@ -25559,7 +23723,7 @@
         <w:rPr>
           <w:rFonts w:ascii="Times New Roman" w:hAnsi="Times New Roman" w:eastAsia="Times New Roman" w:cs="Times New Roman"/>
         </w:rPr>
-        <w:t xml:space="preserve">5.28 </w:t>
+        <w:t xml:space="preserve">5.27 </w:t>
       </w:r>
       <w:r>
         <w:rPr>
@@ -26127,7 +24291,7 @@
       <w:pPr>
         <w:numPr>
           <w:ilvl w:val="0"/>
-          <w:numId w:val="1021"/>
+          <w:numId w:val="1018"/>
         </w:numPr>
       </w:pPr>
       <w:r>
@@ -26183,7 +24347,7 @@
       <w:pPr>
         <w:numPr>
           <w:ilvl w:val="0"/>
-          <w:numId w:val="1021"/>
+          <w:numId w:val="1018"/>
         </w:numPr>
       </w:pPr>
       <w:r>
@@ -26209,8 +24373,8 @@
         </w:pict>
       </w:r>
     </w:p>
+    <w:bookmarkEnd w:id="77"/>
     <w:bookmarkEnd w:id="78"/>
-    <w:bookmarkEnd w:id="79"/>
     <w:sectPr>
       <w:footerReference w:type="default" r:id="rId9"/>
       <w:footnotePr>
@@ -26776,91 +24940,6 @@
     </w:lvl>
     <w:lvl w:ilvl="8">
       <w:start w:val="3"/>
-      <w:numFmt w:val="decimal"/>
-      <w:lvlText w:val="%9."/>
-      <w:lvlJc w:val="left"/>
-      <w:pPr>
-        <w:ind w:left="6480" w:hanging="360"/>
-      </w:pPr>
-    </w:lvl>
-  </w:abstractNum>
-  <w:abstractNum w:abstractNumId="99415">
-    <w:nsid w:val="00A99415"/>
-    <w:multiLevelType w:val="multilevel"/>
-    <w:lvl w:ilvl="0">
-      <w:start w:val="5"/>
-      <w:numFmt w:val="decimal"/>
-      <w:lvlText w:val="%1."/>
-      <w:lvlJc w:val="left"/>
-      <w:pPr>
-        <w:ind w:left="720" w:hanging="360"/>
-      </w:pPr>
-    </w:lvl>
-    <w:lvl w:ilvl="1">
-      <w:start w:val="5"/>
-      <w:numFmt w:val="decimal"/>
-      <w:lvlText w:val="%2."/>
-      <w:lvlJc w:val="left"/>
-      <w:pPr>
-        <w:ind w:left="1440" w:hanging="360"/>
-      </w:pPr>
-    </w:lvl>
-    <w:lvl w:ilvl="2">
-      <w:start w:val="5"/>
-      <w:numFmt w:val="decimal"/>
-      <w:lvlText w:val="%3."/>
-      <w:lvlJc w:val="left"/>
-      <w:pPr>
-        <w:ind w:left="2160" w:hanging="360"/>
-      </w:pPr>
-    </w:lvl>
-    <w:lvl w:ilvl="3">
-      <w:start w:val="5"/>
-      <w:numFmt w:val="decimal"/>
-      <w:lvlText w:val="%4."/>
-      <w:lvlJc w:val="left"/>
-      <w:pPr>
-        <w:ind w:left="2880" w:hanging="360"/>
-      </w:pPr>
-    </w:lvl>
-    <w:lvl w:ilvl="4">
-      <w:start w:val="5"/>
-      <w:numFmt w:val="decimal"/>
-      <w:lvlText w:val="%5."/>
-      <w:lvlJc w:val="left"/>
-      <w:pPr>
-        <w:ind w:left="3600" w:hanging="360"/>
-      </w:pPr>
-    </w:lvl>
-    <w:lvl w:ilvl="5">
-      <w:start w:val="5"/>
-      <w:numFmt w:val="decimal"/>
-      <w:lvlText w:val="%6."/>
-      <w:lvlJc w:val="left"/>
-      <w:pPr>
-        <w:ind w:left="4320" w:hanging="360"/>
-      </w:pPr>
-    </w:lvl>
-    <w:lvl w:ilvl="6">
-      <w:start w:val="5"/>
-      <w:numFmt w:val="decimal"/>
-      <w:lvlText w:val="%7."/>
-      <w:lvlJc w:val="left"/>
-      <w:pPr>
-        <w:ind w:left="5040" w:hanging="360"/>
-      </w:pPr>
-    </w:lvl>
-    <w:lvl w:ilvl="7">
-      <w:start w:val="5"/>
-      <w:numFmt w:val="decimal"/>
-      <w:lvlText w:val="%8."/>
-      <w:lvlJc w:val="left"/>
-      <w:pPr>
-        <w:ind w:left="5760" w:hanging="360"/>
-      </w:pPr>
-    </w:lvl>
-    <w:lvl w:ilvl="8">
-      <w:start w:val="5"/>
       <w:numFmt w:val="decimal"/>
       <w:lvlText w:val="%9."/>
       <w:lvlJc w:val="left"/>
@@ -27078,93 +25157,93 @@
     </w:lvlOverride>
   </w:num>
   <w:num w:numId="1005">
-    <w:abstractNumId w:val="99412"/>
+    <w:abstractNumId w:val="99411"/>
     <w:lvlOverride w:ilvl="0">
-      <w:startOverride w:val="2"/>
+      <w:startOverride w:val="1"/>
     </w:lvlOverride>
     <w:lvlOverride w:ilvl="1">
-      <w:startOverride w:val="2"/>
+      <w:startOverride w:val="1"/>
     </w:lvlOverride>
     <w:lvlOverride w:ilvl="2">
-      <w:startOverride w:val="2"/>
+      <w:startOverride w:val="1"/>
     </w:lvlOverride>
     <w:lvlOverride w:ilvl="3">
-      <w:startOverride w:val="2"/>
+      <w:startOverride w:val="1"/>
     </w:lvlOverride>
     <w:lvlOverride w:ilvl="4">
-      <w:startOverride w:val="2"/>
+      <w:startOverride w:val="1"/>
     </w:lvlOverride>
     <w:lvlOverride w:ilvl="5">
-      <w:startOverride w:val="2"/>
+      <w:startOverride w:val="1"/>
     </w:lvlOverride>
     <w:lvlOverride w:ilvl="6">
-      <w:startOverride w:val="2"/>
+      <w:startOverride w:val="1"/>
     </w:lvlOverride>
     <w:lvlOverride w:ilvl="7">
-      <w:startOverride w:val="2"/>
+      <w:startOverride w:val="1"/>
     </w:lvlOverride>
     <w:lvlOverride w:ilvl="8">
-      <w:startOverride w:val="2"/>
+      <w:startOverride w:val="1"/>
     </w:lvlOverride>
   </w:num>
   <w:num w:numId="1006">
-    <w:abstractNumId w:val="99413"/>
+    <w:abstractNumId w:val="99411"/>
     <w:lvlOverride w:ilvl="0">
-      <w:startOverride w:val="3"/>
+      <w:startOverride w:val="1"/>
     </w:lvlOverride>
     <w:lvlOverride w:ilvl="1">
-      <w:startOverride w:val="3"/>
+      <w:startOverride w:val="1"/>
     </w:lvlOverride>
     <w:lvlOverride w:ilvl="2">
-      <w:startOverride w:val="3"/>
+      <w:startOverride w:val="1"/>
     </w:lvlOverride>
     <w:lvlOverride w:ilvl="3">
-      <w:startOverride w:val="3"/>
+      <w:startOverride w:val="1"/>
     </w:lvlOverride>
     <w:lvlOverride w:ilvl="4">
-      <w:startOverride w:val="3"/>
+      <w:startOverride w:val="1"/>
     </w:lvlOverride>
     <w:lvlOverride w:ilvl="5">
-      <w:startOverride w:val="3"/>
+      <w:startOverride w:val="1"/>
     </w:lvlOverride>
     <w:lvlOverride w:ilvl="6">
-      <w:startOverride w:val="3"/>
+      <w:startOverride w:val="1"/>
     </w:lvlOverride>
     <w:lvlOverride w:ilvl="7">
-      <w:startOverride w:val="3"/>
+      <w:startOverride w:val="1"/>
     </w:lvlOverride>
     <w:lvlOverride w:ilvl="8">
-      <w:startOverride w:val="3"/>
+      <w:startOverride w:val="1"/>
     </w:lvlOverride>
   </w:num>
   <w:num w:numId="1007">
-    <w:abstractNumId w:val="99415"/>
+    <w:abstractNumId w:val="99411"/>
     <w:lvlOverride w:ilvl="0">
-      <w:startOverride w:val="5"/>
+      <w:startOverride w:val="1"/>
     </w:lvlOverride>
     <w:lvlOverride w:ilvl="1">
-      <w:startOverride w:val="5"/>
+      <w:startOverride w:val="1"/>
     </w:lvlOverride>
     <w:lvlOverride w:ilvl="2">
-      <w:startOverride w:val="5"/>
+      <w:startOverride w:val="1"/>
     </w:lvlOverride>
     <w:lvlOverride w:ilvl="3">
-      <w:startOverride w:val="5"/>
+      <w:startOverride w:val="1"/>
     </w:lvlOverride>
     <w:lvlOverride w:ilvl="4">
-      <w:startOverride w:val="5"/>
+      <w:startOverride w:val="1"/>
     </w:lvlOverride>
     <w:lvlOverride w:ilvl="5">
-      <w:startOverride w:val="5"/>
+      <w:startOverride w:val="1"/>
     </w:lvlOverride>
     <w:lvlOverride w:ilvl="6">
-      <w:startOverride w:val="5"/>
+      <w:startOverride w:val="1"/>
     </w:lvlOverride>
     <w:lvlOverride w:ilvl="7">
-      <w:startOverride w:val="5"/>
+      <w:startOverride w:val="1"/>
     </w:lvlOverride>
     <w:lvlOverride w:ilvl="8">
-      <w:startOverride w:val="5"/>
+      <w:startOverride w:val="1"/>
     </w:lvlOverride>
   </w:num>
   <w:num w:numId="1008">
@@ -27288,6 +25367,126 @@
     </w:lvlOverride>
   </w:num>
   <w:num w:numId="1012">
+    <w:abstractNumId w:val="99412"/>
+    <w:lvlOverride w:ilvl="0">
+      <w:startOverride w:val="2"/>
+    </w:lvlOverride>
+    <w:lvlOverride w:ilvl="1">
+      <w:startOverride w:val="2"/>
+    </w:lvlOverride>
+    <w:lvlOverride w:ilvl="2">
+      <w:startOverride w:val="2"/>
+    </w:lvlOverride>
+    <w:lvlOverride w:ilvl="3">
+      <w:startOverride w:val="2"/>
+    </w:lvlOverride>
+    <w:lvlOverride w:ilvl="4">
+      <w:startOverride w:val="2"/>
+    </w:lvlOverride>
+    <w:lvlOverride w:ilvl="5">
+      <w:startOverride w:val="2"/>
+    </w:lvlOverride>
+    <w:lvlOverride w:ilvl="6">
+      <w:startOverride w:val="2"/>
+    </w:lvlOverride>
+    <w:lvlOverride w:ilvl="7">
+      <w:startOverride w:val="2"/>
+    </w:lvlOverride>
+    <w:lvlOverride w:ilvl="8">
+      <w:startOverride w:val="2"/>
+    </w:lvlOverride>
+  </w:num>
+  <w:num w:numId="1013">
+    <w:abstractNumId w:val="99413"/>
+    <w:lvlOverride w:ilvl="0">
+      <w:startOverride w:val="3"/>
+    </w:lvlOverride>
+    <w:lvlOverride w:ilvl="1">
+      <w:startOverride w:val="3"/>
+    </w:lvlOverride>
+    <w:lvlOverride w:ilvl="2">
+      <w:startOverride w:val="3"/>
+    </w:lvlOverride>
+    <w:lvlOverride w:ilvl="3">
+      <w:startOverride w:val="3"/>
+    </w:lvlOverride>
+    <w:lvlOverride w:ilvl="4">
+      <w:startOverride w:val="3"/>
+    </w:lvlOverride>
+    <w:lvlOverride w:ilvl="5">
+      <w:startOverride w:val="3"/>
+    </w:lvlOverride>
+    <w:lvlOverride w:ilvl="6">
+      <w:startOverride w:val="3"/>
+    </w:lvlOverride>
+    <w:lvlOverride w:ilvl="7">
+      <w:startOverride w:val="3"/>
+    </w:lvlOverride>
+    <w:lvlOverride w:ilvl="8">
+      <w:startOverride w:val="3"/>
+    </w:lvlOverride>
+  </w:num>
+  <w:num w:numId="1014">
+    <w:abstractNumId w:val="99414"/>
+    <w:lvlOverride w:ilvl="0">
+      <w:startOverride w:val="4"/>
+    </w:lvlOverride>
+    <w:lvlOverride w:ilvl="1">
+      <w:startOverride w:val="4"/>
+    </w:lvlOverride>
+    <w:lvlOverride w:ilvl="2">
+      <w:startOverride w:val="4"/>
+    </w:lvlOverride>
+    <w:lvlOverride w:ilvl="3">
+      <w:startOverride w:val="4"/>
+    </w:lvlOverride>
+    <w:lvlOverride w:ilvl="4">
+      <w:startOverride w:val="4"/>
+    </w:lvlOverride>
+    <w:lvlOverride w:ilvl="5">
+      <w:startOverride w:val="4"/>
+    </w:lvlOverride>
+    <w:lvlOverride w:ilvl="6">
+      <w:startOverride w:val="4"/>
+    </w:lvlOverride>
+    <w:lvlOverride w:ilvl="7">
+      <w:startOverride w:val="4"/>
+    </w:lvlOverride>
+    <w:lvlOverride w:ilvl="8">
+      <w:startOverride w:val="4"/>
+    </w:lvlOverride>
+  </w:num>
+  <w:num w:numId="1015">
+    <w:abstractNumId w:val="99416"/>
+    <w:lvlOverride w:ilvl="0">
+      <w:startOverride w:val="6"/>
+    </w:lvlOverride>
+    <w:lvlOverride w:ilvl="1">
+      <w:startOverride w:val="6"/>
+    </w:lvlOverride>
+    <w:lvlOverride w:ilvl="2">
+      <w:startOverride w:val="6"/>
+    </w:lvlOverride>
+    <w:lvlOverride w:ilvl="3">
+      <w:startOverride w:val="6"/>
+    </w:lvlOverride>
+    <w:lvlOverride w:ilvl="4">
+      <w:startOverride w:val="6"/>
+    </w:lvlOverride>
+    <w:lvlOverride w:ilvl="5">
+      <w:startOverride w:val="6"/>
+    </w:lvlOverride>
+    <w:lvlOverride w:ilvl="6">
+      <w:startOverride w:val="6"/>
+    </w:lvlOverride>
+    <w:lvlOverride w:ilvl="7">
+      <w:startOverride w:val="6"/>
+    </w:lvlOverride>
+    <w:lvlOverride w:ilvl="8">
+      <w:startOverride w:val="6"/>
+    </w:lvlOverride>
+  </w:num>
+  <w:num w:numId="1016">
     <w:abstractNumId w:val="99411"/>
     <w:lvlOverride w:ilvl="0">
       <w:startOverride w:val="1"/>
@@ -27317,97 +25516,7 @@
       <w:startOverride w:val="1"/>
     </w:lvlOverride>
   </w:num>
-  <w:num w:numId="1013">
-    <w:abstractNumId w:val="99411"/>
-    <w:lvlOverride w:ilvl="0">
-      <w:startOverride w:val="1"/>
-    </w:lvlOverride>
-    <w:lvlOverride w:ilvl="1">
-      <w:startOverride w:val="1"/>
-    </w:lvlOverride>
-    <w:lvlOverride w:ilvl="2">
-      <w:startOverride w:val="1"/>
-    </w:lvlOverride>
-    <w:lvlOverride w:ilvl="3">
-      <w:startOverride w:val="1"/>
-    </w:lvlOverride>
-    <w:lvlOverride w:ilvl="4">
-      <w:startOverride w:val="1"/>
-    </w:lvlOverride>
-    <w:lvlOverride w:ilvl="5">
-      <w:startOverride w:val="1"/>
-    </w:lvlOverride>
-    <w:lvlOverride w:ilvl="6">
-      <w:startOverride w:val="1"/>
-    </w:lvlOverride>
-    <w:lvlOverride w:ilvl="7">
-      <w:startOverride w:val="1"/>
-    </w:lvlOverride>
-    <w:lvlOverride w:ilvl="8">
-      <w:startOverride w:val="1"/>
-    </w:lvlOverride>
-  </w:num>
-  <w:num w:numId="1014">
-    <w:abstractNumId w:val="99411"/>
-    <w:lvlOverride w:ilvl="0">
-      <w:startOverride w:val="1"/>
-    </w:lvlOverride>
-    <w:lvlOverride w:ilvl="1">
-      <w:startOverride w:val="1"/>
-    </w:lvlOverride>
-    <w:lvlOverride w:ilvl="2">
-      <w:startOverride w:val="1"/>
-    </w:lvlOverride>
-    <w:lvlOverride w:ilvl="3">
-      <w:startOverride w:val="1"/>
-    </w:lvlOverride>
-    <w:lvlOverride w:ilvl="4">
-      <w:startOverride w:val="1"/>
-    </w:lvlOverride>
-    <w:lvlOverride w:ilvl="5">
-      <w:startOverride w:val="1"/>
-    </w:lvlOverride>
-    <w:lvlOverride w:ilvl="6">
-      <w:startOverride w:val="1"/>
-    </w:lvlOverride>
-    <w:lvlOverride w:ilvl="7">
-      <w:startOverride w:val="1"/>
-    </w:lvlOverride>
-    <w:lvlOverride w:ilvl="8">
-      <w:startOverride w:val="1"/>
-    </w:lvlOverride>
-  </w:num>
-  <w:num w:numId="1015">
-    <w:abstractNumId w:val="99412"/>
-    <w:lvlOverride w:ilvl="0">
-      <w:startOverride w:val="2"/>
-    </w:lvlOverride>
-    <w:lvlOverride w:ilvl="1">
-      <w:startOverride w:val="2"/>
-    </w:lvlOverride>
-    <w:lvlOverride w:ilvl="2">
-      <w:startOverride w:val="2"/>
-    </w:lvlOverride>
-    <w:lvlOverride w:ilvl="3">
-      <w:startOverride w:val="2"/>
-    </w:lvlOverride>
-    <w:lvlOverride w:ilvl="4">
-      <w:startOverride w:val="2"/>
-    </w:lvlOverride>
-    <w:lvlOverride w:ilvl="5">
-      <w:startOverride w:val="2"/>
-    </w:lvlOverride>
-    <w:lvlOverride w:ilvl="6">
-      <w:startOverride w:val="2"/>
-    </w:lvlOverride>
-    <w:lvlOverride w:ilvl="7">
-      <w:startOverride w:val="2"/>
-    </w:lvlOverride>
-    <w:lvlOverride w:ilvl="8">
-      <w:startOverride w:val="2"/>
-    </w:lvlOverride>
-  </w:num>
-  <w:num w:numId="1016">
+  <w:num w:numId="1017">
     <w:abstractNumId w:val="99413"/>
     <w:lvlOverride w:ilvl="0">
       <w:startOverride w:val="3"/>
@@ -27437,127 +25546,7 @@
       <w:startOverride w:val="3"/>
     </w:lvlOverride>
   </w:num>
-  <w:num w:numId="1017">
-    <w:abstractNumId w:val="99414"/>
-    <w:lvlOverride w:ilvl="0">
-      <w:startOverride w:val="4"/>
-    </w:lvlOverride>
-    <w:lvlOverride w:ilvl="1">
-      <w:startOverride w:val="4"/>
-    </w:lvlOverride>
-    <w:lvlOverride w:ilvl="2">
-      <w:startOverride w:val="4"/>
-    </w:lvlOverride>
-    <w:lvlOverride w:ilvl="3">
-      <w:startOverride w:val="4"/>
-    </w:lvlOverride>
-    <w:lvlOverride w:ilvl="4">
-      <w:startOverride w:val="4"/>
-    </w:lvlOverride>
-    <w:lvlOverride w:ilvl="5">
-      <w:startOverride w:val="4"/>
-    </w:lvlOverride>
-    <w:lvlOverride w:ilvl="6">
-      <w:startOverride w:val="4"/>
-    </w:lvlOverride>
-    <w:lvlOverride w:ilvl="7">
-      <w:startOverride w:val="4"/>
-    </w:lvlOverride>
-    <w:lvlOverride w:ilvl="8">
-      <w:startOverride w:val="4"/>
-    </w:lvlOverride>
-  </w:num>
   <w:num w:numId="1018">
-    <w:abstractNumId w:val="99416"/>
-    <w:lvlOverride w:ilvl="0">
-      <w:startOverride w:val="6"/>
-    </w:lvlOverride>
-    <w:lvlOverride w:ilvl="1">
-      <w:startOverride w:val="6"/>
-    </w:lvlOverride>
-    <w:lvlOverride w:ilvl="2">
-      <w:startOverride w:val="6"/>
-    </w:lvlOverride>
-    <w:lvlOverride w:ilvl="3">
-      <w:startOverride w:val="6"/>
-    </w:lvlOverride>
-    <w:lvlOverride w:ilvl="4">
-      <w:startOverride w:val="6"/>
-    </w:lvlOverride>
-    <w:lvlOverride w:ilvl="5">
-      <w:startOverride w:val="6"/>
-    </w:lvlOverride>
-    <w:lvlOverride w:ilvl="6">
-      <w:startOverride w:val="6"/>
-    </w:lvlOverride>
-    <w:lvlOverride w:ilvl="7">
-      <w:startOverride w:val="6"/>
-    </w:lvlOverride>
-    <w:lvlOverride w:ilvl="8">
-      <w:startOverride w:val="6"/>
-    </w:lvlOverride>
-  </w:num>
-  <w:num w:numId="1019">
-    <w:abstractNumId w:val="99411"/>
-    <w:lvlOverride w:ilvl="0">
-      <w:startOverride w:val="1"/>
-    </w:lvlOverride>
-    <w:lvlOverride w:ilvl="1">
-      <w:startOverride w:val="1"/>
-    </w:lvlOverride>
-    <w:lvlOverride w:ilvl="2">
-      <w:startOverride w:val="1"/>
-    </w:lvlOverride>
-    <w:lvlOverride w:ilvl="3">
-      <w:startOverride w:val="1"/>
-    </w:lvlOverride>
-    <w:lvlOverride w:ilvl="4">
-      <w:startOverride w:val="1"/>
-    </w:lvlOverride>
-    <w:lvlOverride w:ilvl="5">
-      <w:startOverride w:val="1"/>
-    </w:lvlOverride>
-    <w:lvlOverride w:ilvl="6">
-      <w:startOverride w:val="1"/>
-    </w:lvlOverride>
-    <w:lvlOverride w:ilvl="7">
-      <w:startOverride w:val="1"/>
-    </w:lvlOverride>
-    <w:lvlOverride w:ilvl="8">
-      <w:startOverride w:val="1"/>
-    </w:lvlOverride>
-  </w:num>
-  <w:num w:numId="1020">
-    <w:abstractNumId w:val="99413"/>
-    <w:lvlOverride w:ilvl="0">
-      <w:startOverride w:val="3"/>
-    </w:lvlOverride>
-    <w:lvlOverride w:ilvl="1">
-      <w:startOverride w:val="3"/>
-    </w:lvlOverride>
-    <w:lvlOverride w:ilvl="2">
-      <w:startOverride w:val="3"/>
-    </w:lvlOverride>
-    <w:lvlOverride w:ilvl="3">
-      <w:startOverride w:val="3"/>
-    </w:lvlOverride>
-    <w:lvlOverride w:ilvl="4">
-      <w:startOverride w:val="3"/>
-    </w:lvlOverride>
-    <w:lvlOverride w:ilvl="5">
-      <w:startOverride w:val="3"/>
-    </w:lvlOverride>
-    <w:lvlOverride w:ilvl="6">
-      <w:startOverride w:val="3"/>
-    </w:lvlOverride>
-    <w:lvlOverride w:ilvl="7">
-      <w:startOverride w:val="3"/>
-    </w:lvlOverride>
-    <w:lvlOverride w:ilvl="8">
-      <w:startOverride w:val="3"/>
-    </w:lvlOverride>
-  </w:num>
-  <w:num w:numId="1021">
     <w:abstractNumId w:val="99411"/>
     <w:lvlOverride w:ilvl="0">
       <w:startOverride w:val="1"/>
